--- a/public/labs/os/kmp-24/ЛР5_ОС_Сценарії_Windows_Script_Host.docx
+++ b/public/labs/os/kmp-24/ЛР5_ОС_Сценарії_Windows_Script_Host.docx
@@ -525,116 +525,120 @@
     <w:p>
       <w:pPr>
         <w:pStyle w:val="SourceCode"/>
-      </w:pPr>
-      <w:r>
-        <w:rPr>
-          <w:rStyle w:val="VerbatimChar"/>
-        </w:rPr>
+        <w:spacing w:before="120" w:after="0" w:line="200" w:lineRule="auto"/>
+      </w:pPr>
+      <w:r>
         <w:t xml:space="preserve">' hello.vbs — перший сценарій</w:t>
       </w:r>
-      <w:r>
-        <w:br/>
-      </w:r>
-      <w:r>
-        <w:rPr>
-          <w:rStyle w:val="VerbatimChar"/>
-        </w:rPr>
+    </w:p>
+    <w:p>
+      <w:pPr>
+        <w:pStyle w:val="SourceCode"/>
+        <w:spacing w:before="0" w:after="0" w:line="200" w:lineRule="auto"/>
+      </w:pPr>
+      <w:r>
         <w:t xml:space="preserve">Option Explicit</w:t>
       </w:r>
-      <w:r>
-        <w:br/>
-      </w:r>
-      <w:r>
-        <w:rPr>
-          <w:rStyle w:val="VerbatimChar"/>
-        </w:rPr>
+    </w:p>
+    <w:p>
+      <w:pPr>
+        <w:pStyle w:val="SourceCode"/>
+        <w:spacing w:before="0" w:after="0" w:line="200" w:lineRule="auto"/>
+      </w:pPr>
+      <w:r>
         <w:t xml:space="preserve">Dim name</w:t>
       </w:r>
-      <w:r>
-        <w:br/>
-      </w:r>
-      <w:r>
-        <w:br/>
-      </w:r>
-      <w:r>
-        <w:rPr>
-          <w:rStyle w:val="VerbatimChar"/>
-        </w:rPr>
+    </w:p>
+    <w:p>
+      <w:pPr>
+        <w:pStyle w:val="SourceCode"/>
+        <w:spacing w:before="0" w:after="0" w:line="200" w:lineRule="auto"/>
+      </w:pPr>
+    </w:p>
+    <w:p>
+      <w:pPr>
+        <w:pStyle w:val="SourceCode"/>
+        <w:spacing w:before="0" w:after="0" w:line="200" w:lineRule="auto"/>
+      </w:pPr>
+      <w:r>
         <w:t xml:space="preserve">If WScript.Arguments.Count &gt; 0 Then</w:t>
       </w:r>
-      <w:r>
-        <w:br/>
-      </w:r>
-      <w:r>
-        <w:rPr>
-          <w:rStyle w:val="VerbatimChar"/>
-        </w:rPr>
+    </w:p>
+    <w:p>
+      <w:pPr>
+        <w:pStyle w:val="SourceCode"/>
+        <w:spacing w:before="0" w:after="0" w:line="200" w:lineRule="auto"/>
+      </w:pPr>
+      <w:r>
         <w:t xml:space="preserve">    name = WScript.Arguments(0)</w:t>
       </w:r>
-      <w:r>
-        <w:br/>
-      </w:r>
-      <w:r>
-        <w:rPr>
-          <w:rStyle w:val="VerbatimChar"/>
-        </w:rPr>
+    </w:p>
+    <w:p>
+      <w:pPr>
+        <w:pStyle w:val="SourceCode"/>
+        <w:spacing w:before="0" w:after="0" w:line="200" w:lineRule="auto"/>
+      </w:pPr>
+      <w:r>
         <w:t xml:space="preserve">Else</w:t>
       </w:r>
-      <w:r>
-        <w:br/>
-      </w:r>
-      <w:r>
-        <w:rPr>
-          <w:rStyle w:val="VerbatimChar"/>
-        </w:rPr>
+    </w:p>
+    <w:p>
+      <w:pPr>
+        <w:pStyle w:val="SourceCode"/>
+        <w:spacing w:before="0" w:after="0" w:line="200" w:lineRule="auto"/>
+      </w:pPr>
+      <w:r>
         <w:t xml:space="preserve">    name = "користувач"</w:t>
       </w:r>
-      <w:r>
-        <w:br/>
-      </w:r>
-      <w:r>
-        <w:rPr>
-          <w:rStyle w:val="VerbatimChar"/>
-        </w:rPr>
+    </w:p>
+    <w:p>
+      <w:pPr>
+        <w:pStyle w:val="SourceCode"/>
+        <w:spacing w:before="0" w:after="0" w:line="200" w:lineRule="auto"/>
+      </w:pPr>
+      <w:r>
         <w:t xml:space="preserve">End If</w:t>
       </w:r>
-      <w:r>
-        <w:br/>
-      </w:r>
-      <w:r>
-        <w:br/>
-      </w:r>
-      <w:r>
-        <w:rPr>
-          <w:rStyle w:val="VerbatimChar"/>
-        </w:rPr>
+    </w:p>
+    <w:p>
+      <w:pPr>
+        <w:pStyle w:val="SourceCode"/>
+        <w:spacing w:before="0" w:after="0" w:line="200" w:lineRule="auto"/>
+      </w:pPr>
+    </w:p>
+    <w:p>
+      <w:pPr>
+        <w:pStyle w:val="SourceCode"/>
+        <w:spacing w:before="0" w:after="0" w:line="200" w:lineRule="auto"/>
+      </w:pPr>
+      <w:r>
         <w:t xml:space="preserve">WScript.Echo "Привіт, " &amp; name &amp; "!"</w:t>
       </w:r>
-      <w:r>
-        <w:br/>
-      </w:r>
-      <w:r>
-        <w:rPr>
-          <w:rStyle w:val="VerbatimChar"/>
-        </w:rPr>
+    </w:p>
+    <w:p>
+      <w:pPr>
+        <w:pStyle w:val="SourceCode"/>
+        <w:spacing w:before="0" w:after="0" w:line="200" w:lineRule="auto"/>
+      </w:pPr>
+      <w:r>
         <w:t xml:space="preserve">WScript.Echo "Сценарій: " &amp; WScript.ScriptName</w:t>
       </w:r>
-      <w:r>
-        <w:br/>
-      </w:r>
-      <w:r>
-        <w:rPr>
-          <w:rStyle w:val="VerbatimChar"/>
-        </w:rPr>
+    </w:p>
+    <w:p>
+      <w:pPr>
+        <w:pStyle w:val="SourceCode"/>
+        <w:spacing w:before="0" w:after="0" w:line="200" w:lineRule="auto"/>
+      </w:pPr>
+      <w:r>
         <w:t xml:space="preserve">WScript.Echo "Хост: " &amp; WScript.FullName</w:t>
       </w:r>
-      <w:r>
-        <w:br/>
-      </w:r>
-      <w:r>
-        <w:rPr>
-          <w:rStyle w:val="VerbatimChar"/>
-        </w:rPr>
+    </w:p>
+    <w:p>
+      <w:pPr>
+        <w:pStyle w:val="SourceCode"/>
+        <w:spacing w:before="0" w:after="120" w:line="200" w:lineRule="auto"/>
+      </w:pPr>
+      <w:r>
         <w:t xml:space="preserve">WScript.Quit 0</w:t>
       </w:r>
     </w:p>
@@ -951,158 +955,177 @@
     <w:p>
       <w:pPr>
         <w:pStyle w:val="SourceCode"/>
-      </w:pPr>
-      <w:r>
-        <w:rPr>
-          <w:rStyle w:val="VerbatimChar"/>
-        </w:rPr>
+        <w:spacing w:before="120" w:after="0" w:line="200" w:lineRule="auto"/>
+      </w:pPr>
+      <w:r>
         <w:t xml:space="preserve">Option Explicit</w:t>
       </w:r>
-      <w:r>
-        <w:br/>
-      </w:r>
-      <w:r>
-        <w:rPr>
-          <w:rStyle w:val="VerbatimChar"/>
-        </w:rPr>
+    </w:p>
+    <w:p>
+      <w:pPr>
+        <w:pStyle w:val="SourceCode"/>
+        <w:spacing w:before="0" w:after="0" w:line="200" w:lineRule="auto"/>
+      </w:pPr>
+      <w:r>
         <w:t xml:space="preserve">Dim fso, folder, file, stream</w:t>
       </w:r>
-      <w:r>
-        <w:br/>
-      </w:r>
-      <w:r>
-        <w:br/>
-      </w:r>
-      <w:r>
-        <w:rPr>
-          <w:rStyle w:val="VerbatimChar"/>
-        </w:rPr>
+    </w:p>
+    <w:p>
+      <w:pPr>
+        <w:pStyle w:val="SourceCode"/>
+        <w:spacing w:before="0" w:after="0" w:line="200" w:lineRule="auto"/>
+      </w:pPr>
+    </w:p>
+    <w:p>
+      <w:pPr>
+        <w:pStyle w:val="SourceCode"/>
+        <w:spacing w:before="0" w:after="0" w:line="200" w:lineRule="auto"/>
+      </w:pPr>
+      <w:r>
         <w:t xml:space="preserve">Set fso = CreateObject("Scripting.FileSystemObject")</w:t>
       </w:r>
-      <w:r>
-        <w:br/>
-      </w:r>
-      <w:r>
-        <w:br/>
-      </w:r>
-      <w:r>
-        <w:rPr>
-          <w:rStyle w:val="VerbatimChar"/>
-        </w:rPr>
+    </w:p>
+    <w:p>
+      <w:pPr>
+        <w:pStyle w:val="SourceCode"/>
+        <w:spacing w:before="0" w:after="0" w:line="200" w:lineRule="auto"/>
+      </w:pPr>
+    </w:p>
+    <w:p>
+      <w:pPr>
+        <w:pStyle w:val="SourceCode"/>
+        <w:spacing w:before="0" w:after="0" w:line="200" w:lineRule="auto"/>
+      </w:pPr>
+      <w:r>
         <w:t xml:space="preserve">' Створення структури</w:t>
       </w:r>
-      <w:r>
-        <w:br/>
-      </w:r>
-      <w:r>
-        <w:rPr>
-          <w:rStyle w:val="VerbatimChar"/>
-        </w:rPr>
+    </w:p>
+    <w:p>
+      <w:pPr>
+        <w:pStyle w:val="SourceCode"/>
+        <w:spacing w:before="0" w:after="0" w:line="200" w:lineRule="auto"/>
+      </w:pPr>
+      <w:r>
         <w:t xml:space="preserve">If Not fso.FolderExists("C:\LAB5\out") Then</w:t>
       </w:r>
-      <w:r>
-        <w:br/>
-      </w:r>
-      <w:r>
-        <w:rPr>
-          <w:rStyle w:val="VerbatimChar"/>
-        </w:rPr>
+    </w:p>
+    <w:p>
+      <w:pPr>
+        <w:pStyle w:val="SourceCode"/>
+        <w:spacing w:before="0" w:after="0" w:line="200" w:lineRule="auto"/>
+      </w:pPr>
+      <w:r>
         <w:t xml:space="preserve">    fso.CreateFolder "C:\LAB5\out"</w:t>
       </w:r>
-      <w:r>
-        <w:br/>
-      </w:r>
-      <w:r>
-        <w:rPr>
-          <w:rStyle w:val="VerbatimChar"/>
-        </w:rPr>
+    </w:p>
+    <w:p>
+      <w:pPr>
+        <w:pStyle w:val="SourceCode"/>
+        <w:spacing w:before="0" w:after="0" w:line="200" w:lineRule="auto"/>
+      </w:pPr>
+      <w:r>
         <w:t xml:space="preserve">End If</w:t>
       </w:r>
-      <w:r>
-        <w:br/>
-      </w:r>
-      <w:r>
-        <w:br/>
-      </w:r>
-      <w:r>
-        <w:rPr>
-          <w:rStyle w:val="VerbatimChar"/>
-        </w:rPr>
+    </w:p>
+    <w:p>
+      <w:pPr>
+        <w:pStyle w:val="SourceCode"/>
+        <w:spacing w:before="0" w:after="0" w:line="200" w:lineRule="auto"/>
+      </w:pPr>
+    </w:p>
+    <w:p>
+      <w:pPr>
+        <w:pStyle w:val="SourceCode"/>
+        <w:spacing w:before="0" w:after="0" w:line="200" w:lineRule="auto"/>
+      </w:pPr>
+      <w:r>
         <w:t xml:space="preserve">' Запис у файл</w:t>
       </w:r>
-      <w:r>
-        <w:br/>
-      </w:r>
-      <w:r>
-        <w:rPr>
-          <w:rStyle w:val="VerbatimChar"/>
-        </w:rPr>
+    </w:p>
+    <w:p>
+      <w:pPr>
+        <w:pStyle w:val="SourceCode"/>
+        <w:spacing w:before="0" w:after="0" w:line="200" w:lineRule="auto"/>
+      </w:pPr>
+      <w:r>
         <w:t xml:space="preserve">Set stream = fso.CreateTextFile("C:\LAB5\out\report.txt", True, True)</w:t>
       </w:r>
-      <w:r>
-        <w:br/>
-      </w:r>
-      <w:r>
-        <w:rPr>
-          <w:rStyle w:val="VerbatimChar"/>
-        </w:rPr>
+    </w:p>
+    <w:p>
+      <w:pPr>
+        <w:pStyle w:val="SourceCode"/>
+        <w:spacing w:before="0" w:after="0" w:line="200" w:lineRule="auto"/>
+      </w:pPr>
+      <w:r>
         <w:t xml:space="preserve">stream.WriteLine "Звіт сформовано " &amp; Now</w:t>
       </w:r>
-      <w:r>
-        <w:br/>
-      </w:r>
-      <w:r>
-        <w:rPr>
-          <w:rStyle w:val="VerbatimChar"/>
-        </w:rPr>
+    </w:p>
+    <w:p>
+      <w:pPr>
+        <w:pStyle w:val="SourceCode"/>
+        <w:spacing w:before="0" w:after="0" w:line="200" w:lineRule="auto"/>
+      </w:pPr>
+      <w:r>
         <w:t xml:space="preserve">stream.Close</w:t>
       </w:r>
-      <w:r>
-        <w:br/>
-      </w:r>
-      <w:r>
-        <w:br/>
-      </w:r>
-      <w:r>
-        <w:rPr>
-          <w:rStyle w:val="VerbatimChar"/>
-        </w:rPr>
+    </w:p>
+    <w:p>
+      <w:pPr>
+        <w:pStyle w:val="SourceCode"/>
+        <w:spacing w:before="0" w:after="0" w:line="200" w:lineRule="auto"/>
+      </w:pPr>
+    </w:p>
+    <w:p>
+      <w:pPr>
+        <w:pStyle w:val="SourceCode"/>
+        <w:spacing w:before="0" w:after="0" w:line="200" w:lineRule="auto"/>
+      </w:pPr>
+      <w:r>
         <w:t xml:space="preserve">' Обхід каталогу</w:t>
       </w:r>
-      <w:r>
-        <w:br/>
-      </w:r>
-      <w:r>
-        <w:rPr>
-          <w:rStyle w:val="VerbatimChar"/>
-        </w:rPr>
+    </w:p>
+    <w:p>
+      <w:pPr>
+        <w:pStyle w:val="SourceCode"/>
+        <w:spacing w:before="0" w:after="0" w:line="200" w:lineRule="auto"/>
+      </w:pPr>
+      <w:r>
         <w:t xml:space="preserve">Set folder = fso.GetFolder("C:\LAB5\src")</w:t>
       </w:r>
-      <w:r>
-        <w:br/>
-      </w:r>
-      <w:r>
-        <w:rPr>
-          <w:rStyle w:val="VerbatimChar"/>
-        </w:rPr>
+    </w:p>
+    <w:p>
+      <w:pPr>
+        <w:pStyle w:val="SourceCode"/>
+        <w:spacing w:before="0" w:after="0" w:line="200" w:lineRule="auto"/>
+      </w:pPr>
+      <w:r>
         <w:t xml:space="preserve">For Each file In folder.Files</w:t>
       </w:r>
-      <w:r>
-        <w:br/>
-      </w:r>
-      <w:r>
-        <w:rPr>
-          <w:rStyle w:val="VerbatimChar"/>
-        </w:rPr>
-        <w:t xml:space="preserve">    WScript.Echo file.Name &amp; " — " &amp; file.Size &amp; " байт, змінено " &amp; file.DateLastModified</w:t>
-      </w:r>
-      <w:r>
-        <w:br/>
-      </w:r>
-      <w:r>
-        <w:rPr>
-          <w:rStyle w:val="VerbatimChar"/>
-        </w:rPr>
+    </w:p>
+    <w:p>
+      <w:pPr>
+        <w:pStyle w:val="SourceCode"/>
+        <w:spacing w:before="0" w:after="0" w:line="200" w:lineRule="auto"/>
+      </w:pPr>
+      <w:r>
+        <w:t xml:space="preserve">    WScript.Echo file.Name &amp; " — " &amp; file.Size &amp; " байт, змінено " &amp; _</w:t>
+      </w:r>
+    </w:p>
+    <w:p>
+      <w:pPr>
+        <w:pStyle w:val="SourceCode"/>
+        <w:spacing w:before="0" w:after="0" w:line="200" w:lineRule="auto"/>
+      </w:pPr>
+      <w:r>
+        <w:t xml:space="preserve">                 file.DateLastModified</w:t>
+      </w:r>
+    </w:p>
+    <w:p>
+      <w:pPr>
+        <w:pStyle w:val="SourceCode"/>
+        <w:spacing w:before="0" w:after="120" w:line="200" w:lineRule="auto"/>
+      </w:pPr>
+      <w:r>
         <w:t xml:space="preserve">Next</w:t>
       </w:r>
     </w:p>
@@ -1157,143 +1180,156 @@
     <w:p>
       <w:pPr>
         <w:pStyle w:val="SourceCode"/>
-      </w:pPr>
-      <w:r>
-        <w:rPr>
-          <w:rStyle w:val="VerbatimChar"/>
-        </w:rPr>
+        <w:spacing w:before="120" w:after="0" w:line="200" w:lineRule="auto"/>
+      </w:pPr>
+      <w:r>
         <w:t xml:space="preserve">Option Explicit</w:t>
       </w:r>
-      <w:r>
-        <w:br/>
-      </w:r>
-      <w:r>
-        <w:rPr>
-          <w:rStyle w:val="VerbatimChar"/>
-        </w:rPr>
+    </w:p>
+    <w:p>
+      <w:pPr>
+        <w:pStyle w:val="SourceCode"/>
+        <w:spacing w:before="0" w:after="0" w:line="200" w:lineRule="auto"/>
+      </w:pPr>
+      <w:r>
         <w:t xml:space="preserve">Dim shell, exec, link</w:t>
       </w:r>
-      <w:r>
-        <w:br/>
-      </w:r>
-      <w:r>
-        <w:br/>
-      </w:r>
-      <w:r>
-        <w:rPr>
-          <w:rStyle w:val="VerbatimChar"/>
-        </w:rPr>
+    </w:p>
+    <w:p>
+      <w:pPr>
+        <w:pStyle w:val="SourceCode"/>
+        <w:spacing w:before="0" w:after="0" w:line="200" w:lineRule="auto"/>
+      </w:pPr>
+    </w:p>
+    <w:p>
+      <w:pPr>
+        <w:pStyle w:val="SourceCode"/>
+        <w:spacing w:before="0" w:after="0" w:line="200" w:lineRule="auto"/>
+      </w:pPr>
+      <w:r>
         <w:t xml:space="preserve">Set shell = CreateObject("WScript.Shell")</w:t>
       </w:r>
-      <w:r>
-        <w:br/>
-      </w:r>
-      <w:r>
-        <w:br/>
-      </w:r>
-      <w:r>
-        <w:rPr>
-          <w:rStyle w:val="VerbatimChar"/>
-        </w:rPr>
+    </w:p>
+    <w:p>
+      <w:pPr>
+        <w:pStyle w:val="SourceCode"/>
+        <w:spacing w:before="0" w:after="0" w:line="200" w:lineRule="auto"/>
+      </w:pPr>
+    </w:p>
+    <w:p>
+      <w:pPr>
+        <w:pStyle w:val="SourceCode"/>
+        <w:spacing w:before="0" w:after="0" w:line="200" w:lineRule="auto"/>
+      </w:pPr>
+      <w:r>
         <w:t xml:space="preserve">WScript.Echo "TEMP: " &amp; shell.ExpandEnvironmentStrings("%TEMP%")</w:t>
       </w:r>
-      <w:r>
-        <w:br/>
-      </w:r>
-      <w:r>
-        <w:br/>
-      </w:r>
-      <w:r>
-        <w:rPr>
-          <w:rStyle w:val="VerbatimChar"/>
-        </w:rPr>
+    </w:p>
+    <w:p>
+      <w:pPr>
+        <w:pStyle w:val="SourceCode"/>
+        <w:spacing w:before="0" w:after="0" w:line="200" w:lineRule="auto"/>
+      </w:pPr>
+    </w:p>
+    <w:p>
+      <w:pPr>
+        <w:pStyle w:val="SourceCode"/>
+        <w:spacing w:before="0" w:after="0" w:line="200" w:lineRule="auto"/>
+      </w:pPr>
+      <w:r>
         <w:t xml:space="preserve">' Запуск програми і очікування завершення</w:t>
       </w:r>
-      <w:r>
-        <w:br/>
-      </w:r>
-      <w:r>
-        <w:rPr>
-          <w:rStyle w:val="VerbatimChar"/>
-        </w:rPr>
+    </w:p>
+    <w:p>
+      <w:pPr>
+        <w:pStyle w:val="SourceCode"/>
+        <w:spacing w:before="0" w:after="0" w:line="200" w:lineRule="auto"/>
+      </w:pPr>
+      <w:r>
         <w:t xml:space="preserve">shell.Run "notepad.exe", 1, True</w:t>
       </w:r>
-      <w:r>
-        <w:br/>
-      </w:r>
-      <w:r>
-        <w:br/>
-      </w:r>
-      <w:r>
-        <w:rPr>
-          <w:rStyle w:val="VerbatimChar"/>
-        </w:rPr>
+    </w:p>
+    <w:p>
+      <w:pPr>
+        <w:pStyle w:val="SourceCode"/>
+        <w:spacing w:before="0" w:after="0" w:line="200" w:lineRule="auto"/>
+      </w:pPr>
+    </w:p>
+    <w:p>
+      <w:pPr>
+        <w:pStyle w:val="SourceCode"/>
+        <w:spacing w:before="0" w:after="0" w:line="200" w:lineRule="auto"/>
+      </w:pPr>
+      <w:r>
         <w:t xml:space="preserve">' Запуск із перехопленням виводу</w:t>
       </w:r>
-      <w:r>
-        <w:br/>
-      </w:r>
-      <w:r>
-        <w:rPr>
-          <w:rStyle w:val="VerbatimChar"/>
-        </w:rPr>
+    </w:p>
+    <w:p>
+      <w:pPr>
+        <w:pStyle w:val="SourceCode"/>
+        <w:spacing w:before="0" w:after="0" w:line="200" w:lineRule="auto"/>
+      </w:pPr>
+      <w:r>
         <w:t xml:space="preserve">Set exec = shell.Exec("cmd /c ver")</w:t>
       </w:r>
-      <w:r>
-        <w:br/>
-      </w:r>
-      <w:r>
-        <w:rPr>
-          <w:rStyle w:val="VerbatimChar"/>
-        </w:rPr>
+    </w:p>
+    <w:p>
+      <w:pPr>
+        <w:pStyle w:val="SourceCode"/>
+        <w:spacing w:before="0" w:after="0" w:line="200" w:lineRule="auto"/>
+      </w:pPr>
+      <w:r>
         <w:t xml:space="preserve">WScript.Echo Trim(exec.StdOut.ReadAll())</w:t>
       </w:r>
-      <w:r>
-        <w:br/>
-      </w:r>
-      <w:r>
-        <w:br/>
-      </w:r>
-      <w:r>
-        <w:rPr>
-          <w:rStyle w:val="VerbatimChar"/>
-        </w:rPr>
+    </w:p>
+    <w:p>
+      <w:pPr>
+        <w:pStyle w:val="SourceCode"/>
+        <w:spacing w:before="0" w:after="0" w:line="200" w:lineRule="auto"/>
+      </w:pPr>
+    </w:p>
+    <w:p>
+      <w:pPr>
+        <w:pStyle w:val="SourceCode"/>
+        <w:spacing w:before="0" w:after="0" w:line="200" w:lineRule="auto"/>
+      </w:pPr>
+      <w:r>
         <w:t xml:space="preserve">' Створення ярлика на робочому столі</w:t>
       </w:r>
-      <w:r>
-        <w:br/>
-      </w:r>
-      <w:r>
-        <w:rPr>
-          <w:rStyle w:val="VerbatimChar"/>
-        </w:rPr>
+    </w:p>
+    <w:p>
+      <w:pPr>
+        <w:pStyle w:val="SourceCode"/>
+        <w:spacing w:before="0" w:after="0" w:line="200" w:lineRule="auto"/>
+      </w:pPr>
+      <w:r>
         <w:t xml:space="preserve">Set link = shell.CreateShortcut(shell.SpecialFolders("Desktop") &amp; "\LAB5.lnk")</w:t>
       </w:r>
-      <w:r>
-        <w:br/>
-      </w:r>
-      <w:r>
-        <w:rPr>
-          <w:rStyle w:val="VerbatimChar"/>
-        </w:rPr>
+    </w:p>
+    <w:p>
+      <w:pPr>
+        <w:pStyle w:val="SourceCode"/>
+        <w:spacing w:before="0" w:after="0" w:line="200" w:lineRule="auto"/>
+      </w:pPr>
+      <w:r>
         <w:t xml:space="preserve">link.TargetPath = "C:\LAB5"</w:t>
       </w:r>
-      <w:r>
-        <w:br/>
-      </w:r>
-      <w:r>
-        <w:rPr>
-          <w:rStyle w:val="VerbatimChar"/>
-        </w:rPr>
+    </w:p>
+    <w:p>
+      <w:pPr>
+        <w:pStyle w:val="SourceCode"/>
+        <w:spacing w:before="0" w:after="0" w:line="200" w:lineRule="auto"/>
+      </w:pPr>
+      <w:r>
         <w:t xml:space="preserve">link.Description = "Навчальний каталог"</w:t>
       </w:r>
-      <w:r>
-        <w:br/>
-      </w:r>
-      <w:r>
-        <w:rPr>
-          <w:rStyle w:val="VerbatimChar"/>
-        </w:rPr>
+    </w:p>
+    <w:p>
+      <w:pPr>
+        <w:pStyle w:val="SourceCode"/>
+        <w:spacing w:before="0" w:after="120" w:line="200" w:lineRule="auto"/>
+      </w:pPr>
+      <w:r>
         <w:t xml:space="preserve">link.Save</w:t>
       </w:r>
     </w:p>
@@ -1398,128 +1434,153 @@
     <w:p>
       <w:pPr>
         <w:pStyle w:val="SourceCode"/>
-      </w:pPr>
-      <w:r>
-        <w:rPr>
-          <w:rStyle w:val="VerbatimChar"/>
-        </w:rPr>
+        <w:spacing w:before="120" w:after="0" w:line="200" w:lineRule="auto"/>
+      </w:pPr>
+      <w:r>
         <w:t xml:space="preserve">Option Explicit</w:t>
       </w:r>
-      <w:r>
-        <w:br/>
-      </w:r>
-      <w:r>
-        <w:rPr>
-          <w:rStyle w:val="VerbatimChar"/>
-        </w:rPr>
+    </w:p>
+    <w:p>
+      <w:pPr>
+        <w:pStyle w:val="SourceCode"/>
+        <w:spacing w:before="0" w:after="0" w:line="200" w:lineRule="auto"/>
+      </w:pPr>
+      <w:r>
         <w:t xml:space="preserve">Dim wmi, items, item</w:t>
       </w:r>
-      <w:r>
-        <w:br/>
-      </w:r>
-      <w:r>
-        <w:br/>
-      </w:r>
-      <w:r>
-        <w:rPr>
-          <w:rStyle w:val="VerbatimChar"/>
-        </w:rPr>
+    </w:p>
+    <w:p>
+      <w:pPr>
+        <w:pStyle w:val="SourceCode"/>
+        <w:spacing w:before="0" w:after="0" w:line="200" w:lineRule="auto"/>
+      </w:pPr>
+    </w:p>
+    <w:p>
+      <w:pPr>
+        <w:pStyle w:val="SourceCode"/>
+        <w:spacing w:before="0" w:after="0" w:line="200" w:lineRule="auto"/>
+      </w:pPr>
+      <w:r>
         <w:t xml:space="preserve">Set wmi = GetObject("winmgmts:\\.\root\cimv2")</w:t>
       </w:r>
-      <w:r>
-        <w:br/>
-      </w:r>
-      <w:r>
-        <w:br/>
-      </w:r>
-      <w:r>
-        <w:rPr>
-          <w:rStyle w:val="VerbatimChar"/>
-        </w:rPr>
+    </w:p>
+    <w:p>
+      <w:pPr>
+        <w:pStyle w:val="SourceCode"/>
+        <w:spacing w:before="0" w:after="0" w:line="200" w:lineRule="auto"/>
+      </w:pPr>
+    </w:p>
+    <w:p>
+      <w:pPr>
+        <w:pStyle w:val="SourceCode"/>
+        <w:spacing w:before="0" w:after="0" w:line="200" w:lineRule="auto"/>
+      </w:pPr>
+      <w:r>
         <w:t xml:space="preserve">Set items = wmi.ExecQuery("SELECT * FROM Win32_OperatingSystem")</w:t>
       </w:r>
-      <w:r>
-        <w:br/>
-      </w:r>
-      <w:r>
-        <w:rPr>
-          <w:rStyle w:val="VerbatimChar"/>
-        </w:rPr>
+    </w:p>
+    <w:p>
+      <w:pPr>
+        <w:pStyle w:val="SourceCode"/>
+        <w:spacing w:before="0" w:after="0" w:line="200" w:lineRule="auto"/>
+      </w:pPr>
+      <w:r>
         <w:t xml:space="preserve">For Each item In items</w:t>
       </w:r>
-      <w:r>
-        <w:br/>
-      </w:r>
-      <w:r>
-        <w:rPr>
-          <w:rStyle w:val="VerbatimChar"/>
-        </w:rPr>
+    </w:p>
+    <w:p>
+      <w:pPr>
+        <w:pStyle w:val="SourceCode"/>
+        <w:spacing w:before="0" w:after="0" w:line="200" w:lineRule="auto"/>
+      </w:pPr>
+      <w:r>
         <w:t xml:space="preserve">    WScript.Echo "ОС: " &amp; item.Caption</w:t>
       </w:r>
-      <w:r>
-        <w:br/>
-      </w:r>
-      <w:r>
-        <w:rPr>
-          <w:rStyle w:val="VerbatimChar"/>
-        </w:rPr>
+    </w:p>
+    <w:p>
+      <w:pPr>
+        <w:pStyle w:val="SourceCode"/>
+        <w:spacing w:before="0" w:after="0" w:line="200" w:lineRule="auto"/>
+      </w:pPr>
+      <w:r>
         <w:t xml:space="preserve">    WScript.Echo "Збірка: " &amp; item.BuildNumber</w:t>
       </w:r>
-      <w:r>
-        <w:br/>
-      </w:r>
-      <w:r>
-        <w:rPr>
-          <w:rStyle w:val="VerbatimChar"/>
-        </w:rPr>
+    </w:p>
+    <w:p>
+      <w:pPr>
+        <w:pStyle w:val="SourceCode"/>
+        <w:spacing w:before="0" w:after="0" w:line="200" w:lineRule="auto"/>
+      </w:pPr>
+      <w:r>
         <w:t xml:space="preserve">    WScript.Echo "Пам'ять: " &amp; Int(item.TotalVisibleMemorySize / 1024) &amp; " МБ"</w:t>
       </w:r>
-      <w:r>
-        <w:br/>
-      </w:r>
-      <w:r>
-        <w:rPr>
-          <w:rStyle w:val="VerbatimChar"/>
-        </w:rPr>
+    </w:p>
+    <w:p>
+      <w:pPr>
+        <w:pStyle w:val="SourceCode"/>
+        <w:spacing w:before="0" w:after="0" w:line="200" w:lineRule="auto"/>
+      </w:pPr>
+      <w:r>
         <w:t xml:space="preserve">Next</w:t>
       </w:r>
-      <w:r>
-        <w:br/>
-      </w:r>
-      <w:r>
-        <w:br/>
-      </w:r>
-      <w:r>
-        <w:rPr>
-          <w:rStyle w:val="VerbatimChar"/>
-        </w:rPr>
-        <w:t xml:space="preserve">Set items = wmi.ExecQuery("SELECT Name, ProcessId, WorkingSetSize FROM Win32_Process WHERE Name = 'explorer.exe'")</w:t>
-      </w:r>
-      <w:r>
-        <w:br/>
-      </w:r>
-      <w:r>
-        <w:rPr>
-          <w:rStyle w:val="VerbatimChar"/>
-        </w:rPr>
+    </w:p>
+    <w:p>
+      <w:pPr>
+        <w:pStyle w:val="SourceCode"/>
+        <w:spacing w:before="0" w:after="0" w:line="200" w:lineRule="auto"/>
+      </w:pPr>
+    </w:p>
+    <w:p>
+      <w:pPr>
+        <w:pStyle w:val="SourceCode"/>
+        <w:spacing w:before="0" w:after="0" w:line="200" w:lineRule="auto"/>
+      </w:pPr>
+      <w:r>
+        <w:t xml:space="preserve">Set items = wmi.ExecQuery("SELECT Name, ProcessId, WorkingSetSize " &amp; _</w:t>
+      </w:r>
+    </w:p>
+    <w:p>
+      <w:pPr>
+        <w:pStyle w:val="SourceCode"/>
+        <w:spacing w:before="0" w:after="0" w:line="200" w:lineRule="auto"/>
+      </w:pPr>
+      <w:r>
+        <w:t xml:space="preserve">                          "FROM Win32_Process WHERE Name = 'explorer.exe'")</w:t>
+      </w:r>
+    </w:p>
+    <w:p>
+      <w:pPr>
+        <w:pStyle w:val="SourceCode"/>
+        <w:spacing w:before="0" w:after="0" w:line="200" w:lineRule="auto"/>
+      </w:pPr>
+      <w:r>
         <w:t xml:space="preserve">For Each item In items</w:t>
       </w:r>
-      <w:r>
-        <w:br/>
-      </w:r>
-      <w:r>
-        <w:rPr>
-          <w:rStyle w:val="VerbatimChar"/>
-        </w:rPr>
-        <w:t xml:space="preserve">    WScript.Echo item.Name &amp; " PID=" &amp; item.ProcessId &amp; " " &amp; Int(item.WorkingSetSize / 1048576) &amp; " МБ"</w:t>
-      </w:r>
-      <w:r>
-        <w:br/>
-      </w:r>
-      <w:r>
-        <w:rPr>
-          <w:rStyle w:val="VerbatimChar"/>
-        </w:rPr>
+    </w:p>
+    <w:p>
+      <w:pPr>
+        <w:pStyle w:val="SourceCode"/>
+        <w:spacing w:before="0" w:after="0" w:line="200" w:lineRule="auto"/>
+      </w:pPr>
+      <w:r>
+        <w:t xml:space="preserve">    WScript.Echo item.Name &amp; " PID=" &amp; item.ProcessId &amp; " " &amp; _</w:t>
+      </w:r>
+    </w:p>
+    <w:p>
+      <w:pPr>
+        <w:pStyle w:val="SourceCode"/>
+        <w:spacing w:before="0" w:after="0" w:line="200" w:lineRule="auto"/>
+      </w:pPr>
+      <w:r>
+        <w:t xml:space="preserve">                 Int(item.WorkingSetSize / 1048576) &amp; " МБ"</w:t>
+      </w:r>
+    </w:p>
+    <w:p>
+      <w:pPr>
+        <w:pStyle w:val="SourceCode"/>
+        <w:spacing w:before="0" w:after="120" w:line="200" w:lineRule="auto"/>
+      </w:pPr>
+      <w:r>
         <w:t xml:space="preserve">Next</w:t>
       </w:r>
     </w:p>
@@ -1591,74 +1652,72 @@
     <w:p>
       <w:pPr>
         <w:pStyle w:val="SourceCode"/>
-      </w:pPr>
-      <w:r>
-        <w:rPr>
-          <w:rStyle w:val="VerbatimChar"/>
-        </w:rPr>
+        <w:spacing w:before="120" w:after="0" w:line="200" w:lineRule="auto"/>
+      </w:pPr>
+      <w:r>
         <w:t xml:space="preserve">On Error Resume Next</w:t>
       </w:r>
-      <w:r>
-        <w:br/>
-      </w:r>
-      <w:r>
-        <w:rPr>
-          <w:rStyle w:val="VerbatimChar"/>
-        </w:rPr>
+    </w:p>
+    <w:p>
+      <w:pPr>
+        <w:pStyle w:val="SourceCode"/>
+        <w:spacing w:before="0" w:after="0" w:line="200" w:lineRule="auto"/>
+      </w:pPr>
+      <w:r>
         <w:t xml:space="preserve">Set stream = fso.OpenTextFile("C:\LAB5\missing.txt", 1)</w:t>
       </w:r>
-      <w:r>
-        <w:br/>
-      </w:r>
-      <w:r>
-        <w:rPr>
-          <w:rStyle w:val="VerbatimChar"/>
-        </w:rPr>
+    </w:p>
+    <w:p>
+      <w:pPr>
+        <w:pStyle w:val="SourceCode"/>
+        <w:spacing w:before="0" w:after="0" w:line="200" w:lineRule="auto"/>
+      </w:pPr>
+      <w:r>
         <w:t xml:space="preserve">If Err.Number &lt;&gt; 0 Then</w:t>
       </w:r>
-      <w:r>
-        <w:br/>
-      </w:r>
-      <w:r>
-        <w:rPr>
-          <w:rStyle w:val="VerbatimChar"/>
-        </w:rPr>
+    </w:p>
+    <w:p>
+      <w:pPr>
+        <w:pStyle w:val="SourceCode"/>
+        <w:spacing w:before="0" w:after="0" w:line="200" w:lineRule="auto"/>
+      </w:pPr>
+      <w:r>
         <w:t xml:space="preserve">    WScript.Echo "Помилка " &amp; Err.Number &amp; ": " &amp; Err.Description</w:t>
       </w:r>
-      <w:r>
-        <w:br/>
-      </w:r>
-      <w:r>
-        <w:rPr>
-          <w:rStyle w:val="VerbatimChar"/>
-        </w:rPr>
+    </w:p>
+    <w:p>
+      <w:pPr>
+        <w:pStyle w:val="SourceCode"/>
+        <w:spacing w:before="0" w:after="0" w:line="200" w:lineRule="auto"/>
+      </w:pPr>
+      <w:r>
         <w:t xml:space="preserve">    Err.Clear</w:t>
       </w:r>
-      <w:r>
-        <w:br/>
-      </w:r>
-      <w:r>
-        <w:rPr>
-          <w:rStyle w:val="VerbatimChar"/>
-        </w:rPr>
+    </w:p>
+    <w:p>
+      <w:pPr>
+        <w:pStyle w:val="SourceCode"/>
+        <w:spacing w:before="0" w:after="0" w:line="200" w:lineRule="auto"/>
+      </w:pPr>
+      <w:r>
         <w:t xml:space="preserve">    WScript.Quit 1</w:t>
       </w:r>
-      <w:r>
-        <w:br/>
-      </w:r>
-      <w:r>
-        <w:rPr>
-          <w:rStyle w:val="VerbatimChar"/>
-        </w:rPr>
+    </w:p>
+    <w:p>
+      <w:pPr>
+        <w:pStyle w:val="SourceCode"/>
+        <w:spacing w:before="0" w:after="0" w:line="200" w:lineRule="auto"/>
+      </w:pPr>
+      <w:r>
         <w:t xml:space="preserve">End If</w:t>
       </w:r>
-      <w:r>
-        <w:br/>
-      </w:r>
-      <w:r>
-        <w:rPr>
-          <w:rStyle w:val="VerbatimChar"/>
-        </w:rPr>
+    </w:p>
+    <w:p>
+      <w:pPr>
+        <w:pStyle w:val="SourceCode"/>
+        <w:spacing w:before="0" w:after="120" w:line="200" w:lineRule="auto"/>
+      </w:pPr>
+      <w:r>
         <w:t xml:space="preserve">On Error Goto 0</w:t>
       </w:r>
     </w:p>
@@ -1708,83 +1767,81 @@
     <w:p>
       <w:pPr>
         <w:pStyle w:val="SourceCode"/>
-      </w:pPr>
-      <w:r>
-        <w:rPr>
-          <w:rStyle w:val="VerbatimChar"/>
-        </w:rPr>
+        <w:spacing w:before="120" w:after="0" w:line="200" w:lineRule="auto"/>
+      </w:pPr>
+      <w:r>
         <w:t xml:space="preserve">C:\Users\Student&gt; cd %USERPROFILE%\Desktop</w:t>
       </w:r>
-      <w:r>
-        <w:br/>
-      </w:r>
-      <w:r>
-        <w:rPr>
-          <w:rStyle w:val="VerbatimChar"/>
-        </w:rPr>
+    </w:p>
+    <w:p>
+      <w:pPr>
+        <w:pStyle w:val="SourceCode"/>
+        <w:spacing w:before="0" w:after="0" w:line="200" w:lineRule="auto"/>
+      </w:pPr>
+      <w:r>
         <w:t xml:space="preserve">C:\Users\Student\Desktop&gt; md LAB5\src LAB5\out</w:t>
       </w:r>
-      <w:r>
-        <w:br/>
-      </w:r>
-      <w:r>
-        <w:rPr>
-          <w:rStyle w:val="VerbatimChar"/>
-        </w:rPr>
+    </w:p>
+    <w:p>
+      <w:pPr>
+        <w:pStyle w:val="SourceCode"/>
+        <w:spacing w:before="0" w:after="0" w:line="200" w:lineRule="auto"/>
+      </w:pPr>
+      <w:r>
         <w:t xml:space="preserve">C:\Users\Student\Desktop&gt; cd LAB5</w:t>
       </w:r>
-      <w:r>
-        <w:br/>
-      </w:r>
-      <w:r>
-        <w:rPr>
-          <w:rStyle w:val="VerbatimChar"/>
-        </w:rPr>
+    </w:p>
+    <w:p>
+      <w:pPr>
+        <w:pStyle w:val="SourceCode"/>
+        <w:spacing w:before="0" w:after="0" w:line="200" w:lineRule="auto"/>
+      </w:pPr>
+      <w:r>
         <w:t xml:space="preserve">C:\...\LAB5&gt; copy %SystemRoot%\System32\drivers\etc\hosts src\hosts.txt</w:t>
       </w:r>
-      <w:r>
-        <w:br/>
-      </w:r>
-      <w:r>
-        <w:rPr>
-          <w:rStyle w:val="VerbatimChar"/>
-        </w:rPr>
+    </w:p>
+    <w:p>
+      <w:pPr>
+        <w:pStyle w:val="SourceCode"/>
+        <w:spacing w:before="0" w:after="0" w:line="200" w:lineRule="auto"/>
+      </w:pPr>
+      <w:r>
         <w:t xml:space="preserve">        1 file(s) copied.</w:t>
       </w:r>
-      <w:r>
-        <w:br/>
-      </w:r>
-      <w:r>
-        <w:rPr>
-          <w:rStyle w:val="VerbatimChar"/>
-        </w:rPr>
+    </w:p>
+    <w:p>
+      <w:pPr>
+        <w:pStyle w:val="SourceCode"/>
+        <w:spacing w:before="0" w:after="0" w:line="200" w:lineRule="auto"/>
+      </w:pPr>
+      <w:r>
         <w:t xml:space="preserve">C:\...\LAB5&gt; cscript //nologo hello.vbs Студент</w:t>
       </w:r>
-      <w:r>
-        <w:br/>
-      </w:r>
-      <w:r>
-        <w:rPr>
-          <w:rStyle w:val="VerbatimChar"/>
-        </w:rPr>
+    </w:p>
+    <w:p>
+      <w:pPr>
+        <w:pStyle w:val="SourceCode"/>
+        <w:spacing w:before="0" w:after="0" w:line="200" w:lineRule="auto"/>
+      </w:pPr>
+      <w:r>
         <w:t xml:space="preserve">Привіт, Студент!</w:t>
       </w:r>
-      <w:r>
-        <w:br/>
-      </w:r>
-      <w:r>
-        <w:rPr>
-          <w:rStyle w:val="VerbatimChar"/>
-        </w:rPr>
+    </w:p>
+    <w:p>
+      <w:pPr>
+        <w:pStyle w:val="SourceCode"/>
+        <w:spacing w:before="0" w:after="0" w:line="200" w:lineRule="auto"/>
+      </w:pPr>
+      <w:r>
         <w:t xml:space="preserve">Сценарій: hello.vbs</w:t>
       </w:r>
-      <w:r>
-        <w:br/>
-      </w:r>
-      <w:r>
-        <w:rPr>
-          <w:rStyle w:val="VerbatimChar"/>
-        </w:rPr>
+    </w:p>
+    <w:p>
+      <w:pPr>
+        <w:pStyle w:val="SourceCode"/>
+        <w:spacing w:before="0" w:after="120" w:line="200" w:lineRule="auto"/>
+      </w:pPr>
+      <w:r>
         <w:t xml:space="preserve">Хост: C:\WINDOWS\System32\cscript.exe</w:t>
       </w:r>
     </w:p>
@@ -1824,193 +1881,207 @@
     <w:p>
       <w:pPr>
         <w:pStyle w:val="SourceCode"/>
-      </w:pPr>
-      <w:r>
-        <w:rPr>
-          <w:rStyle w:val="VerbatimChar"/>
-        </w:rPr>
+        <w:spacing w:before="120" w:after="0" w:line="200" w:lineRule="auto"/>
+      </w:pPr>
+      <w:r>
         <w:t xml:space="preserve">' inventory.vbs</w:t>
       </w:r>
-      <w:r>
-        <w:br/>
-      </w:r>
-      <w:r>
-        <w:rPr>
-          <w:rStyle w:val="VerbatimChar"/>
-        </w:rPr>
+    </w:p>
+    <w:p>
+      <w:pPr>
+        <w:pStyle w:val="SourceCode"/>
+        <w:spacing w:before="0" w:after="0" w:line="200" w:lineRule="auto"/>
+      </w:pPr>
+      <w:r>
         <w:t xml:space="preserve">Option Explicit</w:t>
       </w:r>
-      <w:r>
-        <w:br/>
-      </w:r>
-      <w:r>
-        <w:rPr>
-          <w:rStyle w:val="VerbatimChar"/>
-        </w:rPr>
-        <w:t xml:space="preserve">Dim fso, folder, file, stream, total</w:t>
-      </w:r>
-      <w:r>
-        <w:br/>
-      </w:r>
-      <w:r>
-        <w:br/>
-      </w:r>
-      <w:r>
-        <w:rPr>
-          <w:rStyle w:val="VerbatimChar"/>
-        </w:rPr>
+    </w:p>
+    <w:p>
+      <w:pPr>
+        <w:pStyle w:val="SourceCode"/>
+        <w:spacing w:before="0" w:after="0" w:line="200" w:lineRule="auto"/>
+      </w:pPr>
+      <w:r>
+        <w:t xml:space="preserve">Dim fso, folder, file, stream, total, base</w:t>
+      </w:r>
+    </w:p>
+    <w:p>
+      <w:pPr>
+        <w:pStyle w:val="SourceCode"/>
+        <w:spacing w:before="0" w:after="0" w:line="200" w:lineRule="auto"/>
+      </w:pPr>
+    </w:p>
+    <w:p>
+      <w:pPr>
+        <w:pStyle w:val="SourceCode"/>
+        <w:spacing w:before="0" w:after="0" w:line="200" w:lineRule="auto"/>
+      </w:pPr>
+      <w:r>
         <w:t xml:space="preserve">Set fso = CreateObject("Scripting.FileSystemObject")</w:t>
       </w:r>
-      <w:r>
-        <w:br/>
-      </w:r>
-      <w:r>
-        <w:rPr>
-          <w:rStyle w:val="VerbatimChar"/>
-        </w:rPr>
-        <w:t xml:space="preserve">Set folder = fso.GetFolder(fso.GetParentFolderName(WScript.ScriptFullName) &amp; "\src")</w:t>
-      </w:r>
-      <w:r>
-        <w:br/>
-      </w:r>
-      <w:r>
-        <w:rPr>
-          <w:rStyle w:val="VerbatimChar"/>
-        </w:rPr>
-        <w:t xml:space="preserve">Set stream = fso.CreateTextFile(fso.GetParentFolderName(WScript.ScriptFullName) &amp; "\out\inventory.txt", True, True)</w:t>
-      </w:r>
-      <w:r>
-        <w:br/>
-      </w:r>
-      <w:r>
-        <w:br/>
-      </w:r>
-      <w:r>
-        <w:rPr>
-          <w:rStyle w:val="VerbatimChar"/>
-        </w:rPr>
+    </w:p>
+    <w:p>
+      <w:pPr>
+        <w:pStyle w:val="SourceCode"/>
+        <w:spacing w:before="0" w:after="0" w:line="200" w:lineRule="auto"/>
+      </w:pPr>
+      <w:r>
+        <w:t xml:space="preserve">base = fso.GetParentFolderName(WScript.ScriptFullName)</w:t>
+      </w:r>
+    </w:p>
+    <w:p>
+      <w:pPr>
+        <w:pStyle w:val="SourceCode"/>
+        <w:spacing w:before="0" w:after="0" w:line="200" w:lineRule="auto"/>
+      </w:pPr>
+      <w:r>
+        <w:t xml:space="preserve">Set folder = fso.GetFolder(base &amp; "\src")</w:t>
+      </w:r>
+    </w:p>
+    <w:p>
+      <w:pPr>
+        <w:pStyle w:val="SourceCode"/>
+        <w:spacing w:before="0" w:after="0" w:line="200" w:lineRule="auto"/>
+      </w:pPr>
+      <w:r>
+        <w:t xml:space="preserve">Set stream = fso.CreateTextFile(base &amp; "\out\inventory.txt", True, True)</w:t>
+      </w:r>
+    </w:p>
+    <w:p>
+      <w:pPr>
+        <w:pStyle w:val="SourceCode"/>
+        <w:spacing w:before="0" w:after="0" w:line="200" w:lineRule="auto"/>
+      </w:pPr>
+    </w:p>
+    <w:p>
+      <w:pPr>
+        <w:pStyle w:val="SourceCode"/>
+        <w:spacing w:before="0" w:after="0" w:line="200" w:lineRule="auto"/>
+      </w:pPr>
+      <w:r>
         <w:t xml:space="preserve">total = 0</w:t>
       </w:r>
-      <w:r>
-        <w:br/>
-      </w:r>
-      <w:r>
-        <w:rPr>
-          <w:rStyle w:val="VerbatimChar"/>
-        </w:rPr>
+    </w:p>
+    <w:p>
+      <w:pPr>
+        <w:pStyle w:val="SourceCode"/>
+        <w:spacing w:before="0" w:after="0" w:line="200" w:lineRule="auto"/>
+      </w:pPr>
+      <w:r>
         <w:t xml:space="preserve">For Each file In folder.Files</w:t>
       </w:r>
-      <w:r>
-        <w:br/>
-      </w:r>
-      <w:r>
-        <w:rPr>
-          <w:rStyle w:val="VerbatimChar"/>
-        </w:rPr>
+    </w:p>
+    <w:p>
+      <w:pPr>
+        <w:pStyle w:val="SourceCode"/>
+        <w:spacing w:before="0" w:after="0" w:line="200" w:lineRule="auto"/>
+      </w:pPr>
+      <w:r>
         <w:t xml:space="preserve">    stream.WriteLine file.Name &amp; vbTab &amp; file.Size &amp; vbTab &amp; file.DateLastModified</w:t>
       </w:r>
-      <w:r>
-        <w:br/>
-      </w:r>
-      <w:r>
-        <w:rPr>
-          <w:rStyle w:val="VerbatimChar"/>
-        </w:rPr>
+    </w:p>
+    <w:p>
+      <w:pPr>
+        <w:pStyle w:val="SourceCode"/>
+        <w:spacing w:before="0" w:after="0" w:line="200" w:lineRule="auto"/>
+      </w:pPr>
+      <w:r>
         <w:t xml:space="preserve">    total = total + file.Size</w:t>
       </w:r>
-      <w:r>
-        <w:br/>
-      </w:r>
-      <w:r>
-        <w:rPr>
-          <w:rStyle w:val="VerbatimChar"/>
-        </w:rPr>
+    </w:p>
+    <w:p>
+      <w:pPr>
+        <w:pStyle w:val="SourceCode"/>
+        <w:spacing w:before="0" w:after="0" w:line="200" w:lineRule="auto"/>
+      </w:pPr>
+      <w:r>
         <w:t xml:space="preserve">Next</w:t>
       </w:r>
-      <w:r>
-        <w:br/>
-      </w:r>
-      <w:r>
-        <w:br/>
-      </w:r>
-      <w:r>
-        <w:rPr>
-          <w:rStyle w:val="VerbatimChar"/>
-        </w:rPr>
+    </w:p>
+    <w:p>
+      <w:pPr>
+        <w:pStyle w:val="SourceCode"/>
+        <w:spacing w:before="0" w:after="0" w:line="200" w:lineRule="auto"/>
+      </w:pPr>
+    </w:p>
+    <w:p>
+      <w:pPr>
+        <w:pStyle w:val="SourceCode"/>
+        <w:spacing w:before="0" w:after="0" w:line="200" w:lineRule="auto"/>
+      </w:pPr>
+      <w:r>
         <w:t xml:space="preserve">stream.WriteLine "Разом: " &amp; folder.Files.Count &amp; " файлів, " &amp; total &amp; " байт"</w:t>
       </w:r>
-      <w:r>
-        <w:br/>
-      </w:r>
-      <w:r>
-        <w:rPr>
-          <w:rStyle w:val="VerbatimChar"/>
-        </w:rPr>
+    </w:p>
+    <w:p>
+      <w:pPr>
+        <w:pStyle w:val="SourceCode"/>
+        <w:spacing w:before="0" w:after="0" w:line="200" w:lineRule="auto"/>
+      </w:pPr>
+      <w:r>
         <w:t xml:space="preserve">stream.Close</w:t>
       </w:r>
-      <w:r>
-        <w:br/>
-      </w:r>
-      <w:r>
-        <w:rPr>
-          <w:rStyle w:val="VerbatimChar"/>
-        </w:rPr>
+    </w:p>
+    <w:p>
+      <w:pPr>
+        <w:pStyle w:val="SourceCode"/>
+        <w:spacing w:before="0" w:after="120" w:line="200" w:lineRule="auto"/>
+      </w:pPr>
+      <w:r>
         <w:t xml:space="preserve">WScript.Echo "Звіт: out\inventory.txt"</w:t>
       </w:r>
     </w:p>
     <w:p>
       <w:pPr>
         <w:pStyle w:val="SourceCode"/>
-      </w:pPr>
-      <w:r>
-        <w:rPr>
-          <w:rStyle w:val="VerbatimChar"/>
-        </w:rPr>
+        <w:spacing w:before="120" w:after="0" w:line="200" w:lineRule="auto"/>
+      </w:pPr>
+      <w:r>
         <w:t xml:space="preserve">C:\...\LAB5&gt; cscript //nologo inventory.vbs</w:t>
       </w:r>
-      <w:r>
-        <w:br/>
-      </w:r>
-      <w:r>
-        <w:rPr>
-          <w:rStyle w:val="VerbatimChar"/>
-        </w:rPr>
+    </w:p>
+    <w:p>
+      <w:pPr>
+        <w:pStyle w:val="SourceCode"/>
+        <w:spacing w:before="0" w:after="0" w:line="200" w:lineRule="auto"/>
+      </w:pPr>
+      <w:r>
         <w:t xml:space="preserve">Звіт: out\inventory.txt</w:t>
       </w:r>
-      <w:r>
-        <w:br/>
-      </w:r>
-      <w:r>
-        <w:rPr>
-          <w:rStyle w:val="VerbatimChar"/>
-        </w:rPr>
+    </w:p>
+    <w:p>
+      <w:pPr>
+        <w:pStyle w:val="SourceCode"/>
+        <w:spacing w:before="0" w:after="0" w:line="200" w:lineRule="auto"/>
+      </w:pPr>
+      <w:r>
         <w:t xml:space="preserve">C:\...\LAB5&gt; type out\inventory.txt</w:t>
       </w:r>
-      <w:r>
-        <w:br/>
-      </w:r>
-      <w:r>
-        <w:rPr>
-          <w:rStyle w:val="VerbatimChar"/>
-        </w:rPr>
+    </w:p>
+    <w:p>
+      <w:pPr>
+        <w:pStyle w:val="SourceCode"/>
+        <w:spacing w:before="0" w:after="0" w:line="200" w:lineRule="auto"/>
+      </w:pPr>
+      <w:r>
         <w:t xml:space="preserve">hosts.txt       824     17.09.2026 21:40:12</w:t>
       </w:r>
-      <w:r>
-        <w:br/>
-      </w:r>
-      <w:r>
-        <w:rPr>
-          <w:rStyle w:val="VerbatimChar"/>
-        </w:rPr>
+    </w:p>
+    <w:p>
+      <w:pPr>
+        <w:pStyle w:val="SourceCode"/>
+        <w:spacing w:before="0" w:after="0" w:line="200" w:lineRule="auto"/>
+      </w:pPr>
+      <w:r>
         <w:t xml:space="preserve">readme.txt      132     17.09.2026 22:05:44</w:t>
       </w:r>
-      <w:r>
-        <w:br/>
-      </w:r>
-      <w:r>
-        <w:rPr>
-          <w:rStyle w:val="VerbatimChar"/>
-        </w:rPr>
+    </w:p>
+    <w:p>
+      <w:pPr>
+        <w:pStyle w:val="SourceCode"/>
+        <w:spacing w:before="0" w:after="120" w:line="200" w:lineRule="auto"/>
+      </w:pPr>
+      <w:r>
         <w:t xml:space="preserve">Разом: 2 файлів, 956 байт</w:t>
       </w:r>
     </w:p>
@@ -2027,56 +2098,54 @@
     <w:p>
       <w:pPr>
         <w:pStyle w:val="SourceCode"/>
-      </w:pPr>
-      <w:r>
-        <w:rPr>
-          <w:rStyle w:val="VerbatimChar"/>
-        </w:rPr>
+        <w:spacing w:before="120" w:after="0" w:line="200" w:lineRule="auto"/>
+      </w:pPr>
+      <w:r>
         <w:t xml:space="preserve">C:\...\LAB5&gt; cscript //nologo sysinfo.vbs</w:t>
       </w:r>
-      <w:r>
-        <w:br/>
-      </w:r>
-      <w:r>
-        <w:rPr>
-          <w:rStyle w:val="VerbatimChar"/>
-        </w:rPr>
+    </w:p>
+    <w:p>
+      <w:pPr>
+        <w:pStyle w:val="SourceCode"/>
+        <w:spacing w:before="0" w:after="0" w:line="200" w:lineRule="auto"/>
+      </w:pPr>
+      <w:r>
         <w:t xml:space="preserve">ОС: Microsoft Windows 11 Pro</w:t>
       </w:r>
-      <w:r>
-        <w:br/>
-      </w:r>
-      <w:r>
-        <w:rPr>
-          <w:rStyle w:val="VerbatimChar"/>
-        </w:rPr>
+    </w:p>
+    <w:p>
+      <w:pPr>
+        <w:pStyle w:val="SourceCode"/>
+        <w:spacing w:before="0" w:after="0" w:line="200" w:lineRule="auto"/>
+      </w:pPr>
+      <w:r>
         <w:t xml:space="preserve">Збірка: 22631</w:t>
       </w:r>
-      <w:r>
-        <w:br/>
-      </w:r>
-      <w:r>
-        <w:rPr>
-          <w:rStyle w:val="VerbatimChar"/>
-        </w:rPr>
+    </w:p>
+    <w:p>
+      <w:pPr>
+        <w:pStyle w:val="SourceCode"/>
+        <w:spacing w:before="0" w:after="0" w:line="200" w:lineRule="auto"/>
+      </w:pPr>
+      <w:r>
         <w:t xml:space="preserve">Пам'ять: 16150 МБ</w:t>
       </w:r>
-      <w:r>
-        <w:br/>
-      </w:r>
-      <w:r>
-        <w:rPr>
-          <w:rStyle w:val="VerbatimChar"/>
-        </w:rPr>
+    </w:p>
+    <w:p>
+      <w:pPr>
+        <w:pStyle w:val="SourceCode"/>
+        <w:spacing w:before="0" w:after="0" w:line="200" w:lineRule="auto"/>
+      </w:pPr>
+      <w:r>
         <w:t xml:space="preserve">Комп'ютер: LAB-PC-14</w:t>
       </w:r>
-      <w:r>
-        <w:br/>
-      </w:r>
-      <w:r>
-        <w:rPr>
-          <w:rStyle w:val="VerbatimChar"/>
-        </w:rPr>
+    </w:p>
+    <w:p>
+      <w:pPr>
+        <w:pStyle w:val="SourceCode"/>
+        <w:spacing w:before="0" w:after="120" w:line="200" w:lineRule="auto"/>
+      </w:pPr>
+      <w:r>
         <w:t xml:space="preserve">Користувач: student</w:t>
       </w:r>
     </w:p>
@@ -2116,104 +2185,105 @@
     <w:p>
       <w:pPr>
         <w:pStyle w:val="SourceCode"/>
-      </w:pPr>
-      <w:r>
-        <w:rPr>
-          <w:rStyle w:val="VerbatimChar"/>
-        </w:rPr>
+        <w:spacing w:before="120" w:after="0" w:line="200" w:lineRule="auto"/>
+      </w:pPr>
+      <w:r>
         <w:t xml:space="preserve">// inventory.js</w:t>
       </w:r>
-      <w:r>
-        <w:br/>
-      </w:r>
-      <w:r>
-        <w:rPr>
-          <w:rStyle w:val="VerbatimChar"/>
-        </w:rPr>
+    </w:p>
+    <w:p>
+      <w:pPr>
+        <w:pStyle w:val="SourceCode"/>
+        <w:spacing w:before="0" w:after="0" w:line="200" w:lineRule="auto"/>
+      </w:pPr>
+      <w:r>
         <w:t xml:space="preserve">var fso = new ActiveXObject("Scripting.FileSystemObject");</w:t>
       </w:r>
-      <w:r>
-        <w:br/>
-      </w:r>
-      <w:r>
-        <w:rPr>
-          <w:rStyle w:val="VerbatimChar"/>
-        </w:rPr>
+    </w:p>
+    <w:p>
+      <w:pPr>
+        <w:pStyle w:val="SourceCode"/>
+        <w:spacing w:before="0" w:after="0" w:line="200" w:lineRule="auto"/>
+      </w:pPr>
+      <w:r>
         <w:t xml:space="preserve">var folder = fso.GetFolder(fso.GetParentFolderName(WScript.ScriptFullName) + "\\src");</w:t>
       </w:r>
-      <w:r>
-        <w:br/>
-      </w:r>
-      <w:r>
-        <w:rPr>
-          <w:rStyle w:val="VerbatimChar"/>
-        </w:rPr>
+    </w:p>
+    <w:p>
+      <w:pPr>
+        <w:pStyle w:val="SourceCode"/>
+        <w:spacing w:before="0" w:after="0" w:line="200" w:lineRule="auto"/>
+      </w:pPr>
+      <w:r>
         <w:t xml:space="preserve">var files = new Enumerator(folder.Files);</w:t>
       </w:r>
-      <w:r>
-        <w:br/>
-      </w:r>
-      <w:r>
-        <w:rPr>
-          <w:rStyle w:val="VerbatimChar"/>
-        </w:rPr>
+    </w:p>
+    <w:p>
+      <w:pPr>
+        <w:pStyle w:val="SourceCode"/>
+        <w:spacing w:before="0" w:after="0" w:line="200" w:lineRule="auto"/>
+      </w:pPr>
+      <w:r>
         <w:t xml:space="preserve">var total = 0;</w:t>
       </w:r>
-      <w:r>
-        <w:br/>
-      </w:r>
-      <w:r>
-        <w:br/>
-      </w:r>
-      <w:r>
-        <w:rPr>
-          <w:rStyle w:val="VerbatimChar"/>
-        </w:rPr>
+    </w:p>
+    <w:p>
+      <w:pPr>
+        <w:pStyle w:val="SourceCode"/>
+        <w:spacing w:before="0" w:after="0" w:line="200" w:lineRule="auto"/>
+      </w:pPr>
+    </w:p>
+    <w:p>
+      <w:pPr>
+        <w:pStyle w:val="SourceCode"/>
+        <w:spacing w:before="0" w:after="0" w:line="200" w:lineRule="auto"/>
+      </w:pPr>
+      <w:r>
         <w:t xml:space="preserve">for (; !files.atEnd(); files.moveNext()) {</w:t>
       </w:r>
-      <w:r>
-        <w:br/>
-      </w:r>
-      <w:r>
-        <w:rPr>
-          <w:rStyle w:val="VerbatimChar"/>
-        </w:rPr>
+    </w:p>
+    <w:p>
+      <w:pPr>
+        <w:pStyle w:val="SourceCode"/>
+        <w:spacing w:before="0" w:after="0" w:line="200" w:lineRule="auto"/>
+      </w:pPr>
+      <w:r>
         <w:t xml:space="preserve">    var file = files.item();</w:t>
       </w:r>
-      <w:r>
-        <w:br/>
-      </w:r>
-      <w:r>
-        <w:rPr>
-          <w:rStyle w:val="VerbatimChar"/>
-        </w:rPr>
+    </w:p>
+    <w:p>
+      <w:pPr>
+        <w:pStyle w:val="SourceCode"/>
+        <w:spacing w:before="0" w:after="0" w:line="200" w:lineRule="auto"/>
+      </w:pPr>
+      <w:r>
         <w:t xml:space="preserve">    WScript.Echo(file.Name + " — " + file.Size + " байт");</w:t>
       </w:r>
-      <w:r>
-        <w:br/>
-      </w:r>
-      <w:r>
-        <w:rPr>
-          <w:rStyle w:val="VerbatimChar"/>
-        </w:rPr>
+    </w:p>
+    <w:p>
+      <w:pPr>
+        <w:pStyle w:val="SourceCode"/>
+        <w:spacing w:before="0" w:after="0" w:line="200" w:lineRule="auto"/>
+      </w:pPr>
+      <w:r>
         <w:t xml:space="preserve">    total += file.Size;</w:t>
       </w:r>
-      <w:r>
-        <w:br/>
-      </w:r>
-      <w:r>
-        <w:rPr>
-          <w:rStyle w:val="VerbatimChar"/>
-        </w:rPr>
+    </w:p>
+    <w:p>
+      <w:pPr>
+        <w:pStyle w:val="SourceCode"/>
+        <w:spacing w:before="0" w:after="0" w:line="200" w:lineRule="auto"/>
+      </w:pPr>
+      <w:r>
         <w:t xml:space="preserve">}</w:t>
       </w:r>
-      <w:r>
-        <w:br/>
-      </w:r>
-      <w:r>
-        <w:rPr>
-          <w:rStyle w:val="VerbatimChar"/>
-        </w:rPr>
+    </w:p>
+    <w:p>
+      <w:pPr>
+        <w:pStyle w:val="SourceCode"/>
+        <w:spacing w:before="0" w:after="120" w:line="200" w:lineRule="auto"/>
+      </w:pPr>
+      <w:r>
         <w:t xml:space="preserve">WScript.Echo("Разом: " + total + " байт");</w:t>
       </w:r>
     </w:p>
@@ -2250,38 +2320,36 @@
     <w:p>
       <w:pPr>
         <w:pStyle w:val="SourceCode"/>
-      </w:pPr>
-      <w:r>
-        <w:rPr>
-          <w:rStyle w:val="VerbatimChar"/>
-        </w:rPr>
+        <w:spacing w:before="120" w:after="0" w:line="200" w:lineRule="auto"/>
+      </w:pPr>
+      <w:r>
         <w:t xml:space="preserve">C:\...\LAB5&gt; cscript //nologo check.vbs missing.txt</w:t>
       </w:r>
-      <w:r>
-        <w:br/>
-      </w:r>
-      <w:r>
-        <w:rPr>
-          <w:rStyle w:val="VerbatimChar"/>
-        </w:rPr>
+    </w:p>
+    <w:p>
+      <w:pPr>
+        <w:pStyle w:val="SourceCode"/>
+        <w:spacing w:before="0" w:after="0" w:line="200" w:lineRule="auto"/>
+      </w:pPr>
+      <w:r>
         <w:t xml:space="preserve">Помилка 53: File not found</w:t>
       </w:r>
-      <w:r>
-        <w:br/>
-      </w:r>
-      <w:r>
-        <w:rPr>
-          <w:rStyle w:val="VerbatimChar"/>
-        </w:rPr>
+    </w:p>
+    <w:p>
+      <w:pPr>
+        <w:pStyle w:val="SourceCode"/>
+        <w:spacing w:before="0" w:after="0" w:line="200" w:lineRule="auto"/>
+      </w:pPr>
+      <w:r>
         <w:t xml:space="preserve">C:\...\LAB5&gt; echo %errorlevel%</w:t>
       </w:r>
-      <w:r>
-        <w:br/>
-      </w:r>
-      <w:r>
-        <w:rPr>
-          <w:rStyle w:val="VerbatimChar"/>
-        </w:rPr>
+    </w:p>
+    <w:p>
+      <w:pPr>
+        <w:pStyle w:val="SourceCode"/>
+        <w:spacing w:before="0" w:after="120" w:line="200" w:lineRule="auto"/>
+      </w:pPr>
+      <w:r>
         <w:t xml:space="preserve">1</w:t>
       </w:r>
     </w:p>
@@ -5402,15 +5470,8 @@
     <w:basedOn w:val="Normal"/>
     <w:qFormat/>
     <w:pPr>
-      <w:pBdr>
-        <w:top w:color="BFBFBF" w:space="4" w:sz="4" w:val="single"/>
-        <w:left w:color="BFBFBF" w:space="4" w:sz="4" w:val="single"/>
-        <w:bottom w:color="BFBFBF" w:space="4" w:sz="4" w:val="single"/>
-        <w:right w:color="BFBFBF" w:space="4" w:sz="4" w:val="single"/>
-      </w:pBdr>
-      <w:shd w:color="auto" w:fill="F4F4F4" w:val="clear"/>
       <w:spacing w:after="120" w:before="120" w:line="200" w:lineRule="auto"/>
-      <w:ind w:firstLine="0" w:left="284" w:right="284"/>
+      <w:ind w:hanging="340" w:left="340" w:right="0"/>
       <w:jc w:val="left"/>
     </w:pPr>
     <w:rPr>

--- a/public/labs/os/kmp-24/ЛР5_ОС_Сценарії_Windows_Script_Host.docx
+++ b/public/labs/os/kmp-24/ЛР5_ОС_Сценарії_Windows_Script_Host.docx
@@ -524,123 +524,172 @@
     </w:p>
     <w:p>
       <w:pPr>
-        <w:pStyle w:val="SourceCode"/>
-        <w:spacing w:before="120" w:after="0" w:line="200" w:lineRule="auto"/>
-      </w:pPr>
-      <w:r>
-        <w:t xml:space="preserve">' hello.vbs — перший сценарій</w:t>
-      </w:r>
-    </w:p>
-    <w:p>
-      <w:pPr>
-        <w:pStyle w:val="SourceCode"/>
-        <w:spacing w:before="0" w:after="0" w:line="200" w:lineRule="auto"/>
-      </w:pPr>
-      <w:r>
-        <w:t xml:space="preserve">Option Explicit</w:t>
-      </w:r>
-    </w:p>
-    <w:p>
-      <w:pPr>
-        <w:pStyle w:val="SourceCode"/>
-        <w:spacing w:before="0" w:after="0" w:line="200" w:lineRule="auto"/>
-      </w:pPr>
-      <w:r>
-        <w:t xml:space="preserve">Dim name</w:t>
-      </w:r>
-    </w:p>
-    <w:p>
-      <w:pPr>
-        <w:pStyle w:val="SourceCode"/>
-        <w:spacing w:before="0" w:after="0" w:line="200" w:lineRule="auto"/>
-      </w:pPr>
-    </w:p>
-    <w:p>
-      <w:pPr>
-        <w:pStyle w:val="SourceCode"/>
-        <w:spacing w:before="0" w:after="0" w:line="200" w:lineRule="auto"/>
-      </w:pPr>
-      <w:r>
-        <w:t xml:space="preserve">If WScript.Arguments.Count &gt; 0 Then</w:t>
-      </w:r>
-    </w:p>
-    <w:p>
-      <w:pPr>
-        <w:pStyle w:val="SourceCode"/>
-        <w:spacing w:before="0" w:after="0" w:line="200" w:lineRule="auto"/>
-      </w:pPr>
-      <w:r>
-        <w:t xml:space="preserve">    name = WScript.Arguments(0)</w:t>
-      </w:r>
-    </w:p>
-    <w:p>
-      <w:pPr>
-        <w:pStyle w:val="SourceCode"/>
-        <w:spacing w:before="0" w:after="0" w:line="200" w:lineRule="auto"/>
-      </w:pPr>
-      <w:r>
-        <w:t xml:space="preserve">Else</w:t>
-      </w:r>
-    </w:p>
-    <w:p>
-      <w:pPr>
-        <w:pStyle w:val="SourceCode"/>
-        <w:spacing w:before="0" w:after="0" w:line="200" w:lineRule="auto"/>
-      </w:pPr>
-      <w:r>
-        <w:t xml:space="preserve">    name = "користувач"</w:t>
-      </w:r>
-    </w:p>
-    <w:p>
-      <w:pPr>
-        <w:pStyle w:val="SourceCode"/>
-        <w:spacing w:before="0" w:after="0" w:line="200" w:lineRule="auto"/>
-      </w:pPr>
-      <w:r>
-        <w:t xml:space="preserve">End If</w:t>
-      </w:r>
-    </w:p>
-    <w:p>
-      <w:pPr>
-        <w:pStyle w:val="SourceCode"/>
-        <w:spacing w:before="0" w:after="0" w:line="200" w:lineRule="auto"/>
-      </w:pPr>
-    </w:p>
-    <w:p>
-      <w:pPr>
-        <w:pStyle w:val="SourceCode"/>
-        <w:spacing w:before="0" w:after="0" w:line="200" w:lineRule="auto"/>
-      </w:pPr>
-      <w:r>
-        <w:t xml:space="preserve">WScript.Echo "Привіт, " &amp; name &amp; "!"</w:t>
-      </w:r>
-    </w:p>
-    <w:p>
-      <w:pPr>
-        <w:pStyle w:val="SourceCode"/>
-        <w:spacing w:before="0" w:after="0" w:line="200" w:lineRule="auto"/>
-      </w:pPr>
-      <w:r>
-        <w:t xml:space="preserve">WScript.Echo "Сценарій: " &amp; WScript.ScriptName</w:t>
-      </w:r>
-    </w:p>
-    <w:p>
-      <w:pPr>
-        <w:pStyle w:val="SourceCode"/>
-        <w:spacing w:before="0" w:after="0" w:line="200" w:lineRule="auto"/>
-      </w:pPr>
-      <w:r>
-        <w:t xml:space="preserve">WScript.Echo "Хост: " &amp; WScript.FullName</w:t>
-      </w:r>
-    </w:p>
-    <w:p>
-      <w:pPr>
-        <w:pStyle w:val="SourceCode"/>
-        <w:spacing w:before="0" w:after="120" w:line="200" w:lineRule="auto"/>
-      </w:pPr>
-      <w:r>
-        <w:t xml:space="preserve">WScript.Quit 0</w:t>
-      </w:r>
+        <w:spacing w:before="0" w:after="0" w:line="120" w:lineRule="exact"/>
+        <w:rPr>
+          <w:sz w:val="4"/>
+          <w:szCs w:val="4"/>
+        </w:rPr>
+      </w:pPr>
+    </w:p>
+    <w:tbl>
+      <w:tblPr>
+        <w:tblStyle w:val="SourceCodeTable"/>
+        <w:tblW w:type="dxa" w:w="9637"/>
+        <w:tblInd w:w="0" w:type="dxa"/>
+        <w:tblBorders>
+          <w:top w:color="BFBFBF" w:space="0" w:sz="4" w:val="single"/>
+          <w:left w:color="BFBFBF" w:space="0" w:sz="4" w:val="single"/>
+          <w:bottom w:color="BFBFBF" w:space="0" w:sz="4" w:val="single"/>
+          <w:right w:color="BFBFBF" w:space="0" w:sz="4" w:val="single"/>
+        </w:tblBorders>
+        <w:tblLayout w:type="fixed"/>
+        <w:tblCellMar>
+          <w:top w:type="dxa" w:w="113"/>
+          <w:left w:type="dxa" w:w="113"/>
+          <w:bottom w:type="dxa" w:w="113"/>
+          <w:right w:type="dxa" w:w="113"/>
+        </w:tblCellMar>
+        <w:tblLook w:val="0000" w:firstRow="0" w:lastRow="0" w:firstColumn="0" w:lastColumn="0" w:noHBand="1" w:noVBand="1"/>
+      </w:tblPr>
+      <w:tblGrid>
+        <w:gridCol w:w="9637"/>
+      </w:tblGrid>
+      <w:tr>
+        <w:tc>
+          <w:tcPr>
+            <w:tcW w:type="dxa" w:w="9637"/>
+          </w:tcPr>
+          <w:p>
+            <w:pPr>
+              <w:pStyle w:val="SourceCode"/>
+              <w:spacing w:before="0" w:after="0" w:line="200" w:lineRule="auto"/>
+            </w:pPr>
+            <w:r>
+              <w:t xml:space="preserve">' hello.vbs — перший сценарій</w:t>
+            </w:r>
+          </w:p>
+          <w:p>
+            <w:pPr>
+              <w:pStyle w:val="SourceCode"/>
+              <w:spacing w:before="0" w:after="0" w:line="200" w:lineRule="auto"/>
+            </w:pPr>
+            <w:r>
+              <w:t xml:space="preserve">Option Explicit</w:t>
+            </w:r>
+          </w:p>
+          <w:p>
+            <w:pPr>
+              <w:pStyle w:val="SourceCode"/>
+              <w:spacing w:before="0" w:after="0" w:line="200" w:lineRule="auto"/>
+            </w:pPr>
+            <w:r>
+              <w:t xml:space="preserve">Dim name</w:t>
+            </w:r>
+          </w:p>
+          <w:p>
+            <w:pPr>
+              <w:pStyle w:val="SourceCode"/>
+              <w:spacing w:before="0" w:after="0" w:line="200" w:lineRule="auto"/>
+            </w:pPr>
+          </w:p>
+          <w:p>
+            <w:pPr>
+              <w:pStyle w:val="SourceCode"/>
+              <w:spacing w:before="0" w:after="0" w:line="200" w:lineRule="auto"/>
+            </w:pPr>
+            <w:r>
+              <w:t xml:space="preserve">If WScript.Arguments.Count &gt; 0 Then</w:t>
+            </w:r>
+          </w:p>
+          <w:p>
+            <w:pPr>
+              <w:pStyle w:val="SourceCode"/>
+              <w:spacing w:before="0" w:after="0" w:line="200" w:lineRule="auto"/>
+            </w:pPr>
+            <w:r>
+              <w:t xml:space="preserve">    name = WScript.Arguments(0)</w:t>
+            </w:r>
+          </w:p>
+          <w:p>
+            <w:pPr>
+              <w:pStyle w:val="SourceCode"/>
+              <w:spacing w:before="0" w:after="0" w:line="200" w:lineRule="auto"/>
+            </w:pPr>
+            <w:r>
+              <w:t xml:space="preserve">Else</w:t>
+            </w:r>
+          </w:p>
+          <w:p>
+            <w:pPr>
+              <w:pStyle w:val="SourceCode"/>
+              <w:spacing w:before="0" w:after="0" w:line="200" w:lineRule="auto"/>
+            </w:pPr>
+            <w:r>
+              <w:t xml:space="preserve">    name = "користувач"</w:t>
+            </w:r>
+          </w:p>
+          <w:p>
+            <w:pPr>
+              <w:pStyle w:val="SourceCode"/>
+              <w:spacing w:before="0" w:after="0" w:line="200" w:lineRule="auto"/>
+            </w:pPr>
+            <w:r>
+              <w:t xml:space="preserve">End If</w:t>
+            </w:r>
+          </w:p>
+          <w:p>
+            <w:pPr>
+              <w:pStyle w:val="SourceCode"/>
+              <w:spacing w:before="0" w:after="0" w:line="200" w:lineRule="auto"/>
+            </w:pPr>
+          </w:p>
+          <w:p>
+            <w:pPr>
+              <w:pStyle w:val="SourceCode"/>
+              <w:spacing w:before="0" w:after="0" w:line="200" w:lineRule="auto"/>
+            </w:pPr>
+            <w:r>
+              <w:t xml:space="preserve">WScript.Echo "Привіт, " &amp; name &amp; "!"</w:t>
+            </w:r>
+          </w:p>
+          <w:p>
+            <w:pPr>
+              <w:pStyle w:val="SourceCode"/>
+              <w:spacing w:before="0" w:after="0" w:line="200" w:lineRule="auto"/>
+            </w:pPr>
+            <w:r>
+              <w:t xml:space="preserve">WScript.Echo "Сценарій: " &amp; WScript.ScriptName</w:t>
+            </w:r>
+          </w:p>
+          <w:p>
+            <w:pPr>
+              <w:pStyle w:val="SourceCode"/>
+              <w:spacing w:before="0" w:after="0" w:line="200" w:lineRule="auto"/>
+            </w:pPr>
+            <w:r>
+              <w:t xml:space="preserve">WScript.Echo "Хост: " &amp; WScript.FullName</w:t>
+            </w:r>
+          </w:p>
+          <w:p>
+            <w:pPr>
+              <w:pStyle w:val="SourceCode"/>
+              <w:spacing w:before="0" w:after="0" w:line="200" w:lineRule="auto"/>
+            </w:pPr>
+            <w:r>
+              <w:t xml:space="preserve">WScript.Quit 0</w:t>
+            </w:r>
+          </w:p>
+        </w:tc>
+      </w:tr>
+    </w:tbl>
+    <w:p>
+      <w:pPr>
+        <w:spacing w:before="0" w:after="0" w:line="120" w:lineRule="exact"/>
+        <w:rPr>
+          <w:sz w:val="4"/>
+          <w:szCs w:val="4"/>
+        </w:rPr>
+      </w:pPr>
     </w:p>
     <w:p>
       <w:pPr>
@@ -954,180 +1003,229 @@
     </w:p>
     <w:p>
       <w:pPr>
-        <w:pStyle w:val="SourceCode"/>
-        <w:spacing w:before="120" w:after="0" w:line="200" w:lineRule="auto"/>
-      </w:pPr>
-      <w:r>
-        <w:t xml:space="preserve">Option Explicit</w:t>
-      </w:r>
-    </w:p>
-    <w:p>
-      <w:pPr>
-        <w:pStyle w:val="SourceCode"/>
-        <w:spacing w:before="0" w:after="0" w:line="200" w:lineRule="auto"/>
-      </w:pPr>
-      <w:r>
-        <w:t xml:space="preserve">Dim fso, folder, file, stream</w:t>
-      </w:r>
-    </w:p>
-    <w:p>
-      <w:pPr>
-        <w:pStyle w:val="SourceCode"/>
-        <w:spacing w:before="0" w:after="0" w:line="200" w:lineRule="auto"/>
-      </w:pPr>
-    </w:p>
-    <w:p>
-      <w:pPr>
-        <w:pStyle w:val="SourceCode"/>
-        <w:spacing w:before="0" w:after="0" w:line="200" w:lineRule="auto"/>
-      </w:pPr>
-      <w:r>
-        <w:t xml:space="preserve">Set fso = CreateObject("Scripting.FileSystemObject")</w:t>
-      </w:r>
-    </w:p>
-    <w:p>
-      <w:pPr>
-        <w:pStyle w:val="SourceCode"/>
-        <w:spacing w:before="0" w:after="0" w:line="200" w:lineRule="auto"/>
-      </w:pPr>
-    </w:p>
-    <w:p>
-      <w:pPr>
-        <w:pStyle w:val="SourceCode"/>
-        <w:spacing w:before="0" w:after="0" w:line="200" w:lineRule="auto"/>
-      </w:pPr>
-      <w:r>
-        <w:t xml:space="preserve">' Створення структури</w:t>
-      </w:r>
-    </w:p>
-    <w:p>
-      <w:pPr>
-        <w:pStyle w:val="SourceCode"/>
-        <w:spacing w:before="0" w:after="0" w:line="200" w:lineRule="auto"/>
-      </w:pPr>
-      <w:r>
-        <w:t xml:space="preserve">If Not fso.FolderExists("C:\LAB5\out") Then</w:t>
-      </w:r>
-    </w:p>
-    <w:p>
-      <w:pPr>
-        <w:pStyle w:val="SourceCode"/>
-        <w:spacing w:before="0" w:after="0" w:line="200" w:lineRule="auto"/>
-      </w:pPr>
-      <w:r>
-        <w:t xml:space="preserve">    fso.CreateFolder "C:\LAB5\out"</w:t>
-      </w:r>
-    </w:p>
-    <w:p>
-      <w:pPr>
-        <w:pStyle w:val="SourceCode"/>
-        <w:spacing w:before="0" w:after="0" w:line="200" w:lineRule="auto"/>
-      </w:pPr>
-      <w:r>
-        <w:t xml:space="preserve">End If</w:t>
-      </w:r>
-    </w:p>
-    <w:p>
-      <w:pPr>
-        <w:pStyle w:val="SourceCode"/>
-        <w:spacing w:before="0" w:after="0" w:line="200" w:lineRule="auto"/>
-      </w:pPr>
-    </w:p>
-    <w:p>
-      <w:pPr>
-        <w:pStyle w:val="SourceCode"/>
-        <w:spacing w:before="0" w:after="0" w:line="200" w:lineRule="auto"/>
-      </w:pPr>
-      <w:r>
-        <w:t xml:space="preserve">' Запис у файл</w:t>
-      </w:r>
-    </w:p>
-    <w:p>
-      <w:pPr>
-        <w:pStyle w:val="SourceCode"/>
-        <w:spacing w:before="0" w:after="0" w:line="200" w:lineRule="auto"/>
-      </w:pPr>
-      <w:r>
-        <w:t xml:space="preserve">Set stream = fso.CreateTextFile("C:\LAB5\out\report.txt", True, True)</w:t>
-      </w:r>
-    </w:p>
-    <w:p>
-      <w:pPr>
-        <w:pStyle w:val="SourceCode"/>
-        <w:spacing w:before="0" w:after="0" w:line="200" w:lineRule="auto"/>
-      </w:pPr>
-      <w:r>
-        <w:t xml:space="preserve">stream.WriteLine "Звіт сформовано " &amp; Now</w:t>
-      </w:r>
-    </w:p>
-    <w:p>
-      <w:pPr>
-        <w:pStyle w:val="SourceCode"/>
-        <w:spacing w:before="0" w:after="0" w:line="200" w:lineRule="auto"/>
-      </w:pPr>
-      <w:r>
-        <w:t xml:space="preserve">stream.Close</w:t>
-      </w:r>
-    </w:p>
-    <w:p>
-      <w:pPr>
-        <w:pStyle w:val="SourceCode"/>
-        <w:spacing w:before="0" w:after="0" w:line="200" w:lineRule="auto"/>
-      </w:pPr>
-    </w:p>
-    <w:p>
-      <w:pPr>
-        <w:pStyle w:val="SourceCode"/>
-        <w:spacing w:before="0" w:after="0" w:line="200" w:lineRule="auto"/>
-      </w:pPr>
-      <w:r>
-        <w:t xml:space="preserve">' Обхід каталогу</w:t>
-      </w:r>
-    </w:p>
-    <w:p>
-      <w:pPr>
-        <w:pStyle w:val="SourceCode"/>
-        <w:spacing w:before="0" w:after="0" w:line="200" w:lineRule="auto"/>
-      </w:pPr>
-      <w:r>
-        <w:t xml:space="preserve">Set folder = fso.GetFolder("C:\LAB5\src")</w:t>
-      </w:r>
-    </w:p>
-    <w:p>
-      <w:pPr>
-        <w:pStyle w:val="SourceCode"/>
-        <w:spacing w:before="0" w:after="0" w:line="200" w:lineRule="auto"/>
-      </w:pPr>
-      <w:r>
-        <w:t xml:space="preserve">For Each file In folder.Files</w:t>
-      </w:r>
-    </w:p>
-    <w:p>
-      <w:pPr>
-        <w:pStyle w:val="SourceCode"/>
-        <w:spacing w:before="0" w:after="0" w:line="200" w:lineRule="auto"/>
-      </w:pPr>
-      <w:r>
-        <w:t xml:space="preserve">    WScript.Echo file.Name &amp; " — " &amp; file.Size &amp; " байт, змінено " &amp; _</w:t>
-      </w:r>
-    </w:p>
-    <w:p>
-      <w:pPr>
-        <w:pStyle w:val="SourceCode"/>
-        <w:spacing w:before="0" w:after="0" w:line="200" w:lineRule="auto"/>
-      </w:pPr>
-      <w:r>
-        <w:t xml:space="preserve">                 file.DateLastModified</w:t>
-      </w:r>
-    </w:p>
-    <w:p>
-      <w:pPr>
-        <w:pStyle w:val="SourceCode"/>
-        <w:spacing w:before="0" w:after="120" w:line="200" w:lineRule="auto"/>
-      </w:pPr>
-      <w:r>
-        <w:t xml:space="preserve">Next</w:t>
-      </w:r>
+        <w:spacing w:before="0" w:after="0" w:line="120" w:lineRule="exact"/>
+        <w:rPr>
+          <w:sz w:val="4"/>
+          <w:szCs w:val="4"/>
+        </w:rPr>
+      </w:pPr>
+    </w:p>
+    <w:tbl>
+      <w:tblPr>
+        <w:tblStyle w:val="SourceCodeTable"/>
+        <w:tblW w:type="dxa" w:w="9637"/>
+        <w:tblInd w:w="0" w:type="dxa"/>
+        <w:tblBorders>
+          <w:top w:color="BFBFBF" w:space="0" w:sz="4" w:val="single"/>
+          <w:left w:color="BFBFBF" w:space="0" w:sz="4" w:val="single"/>
+          <w:bottom w:color="BFBFBF" w:space="0" w:sz="4" w:val="single"/>
+          <w:right w:color="BFBFBF" w:space="0" w:sz="4" w:val="single"/>
+        </w:tblBorders>
+        <w:tblLayout w:type="fixed"/>
+        <w:tblCellMar>
+          <w:top w:type="dxa" w:w="113"/>
+          <w:left w:type="dxa" w:w="113"/>
+          <w:bottom w:type="dxa" w:w="113"/>
+          <w:right w:type="dxa" w:w="113"/>
+        </w:tblCellMar>
+        <w:tblLook w:val="0000" w:firstRow="0" w:lastRow="0" w:firstColumn="0" w:lastColumn="0" w:noHBand="1" w:noVBand="1"/>
+      </w:tblPr>
+      <w:tblGrid>
+        <w:gridCol w:w="9637"/>
+      </w:tblGrid>
+      <w:tr>
+        <w:tc>
+          <w:tcPr>
+            <w:tcW w:type="dxa" w:w="9637"/>
+          </w:tcPr>
+          <w:p>
+            <w:pPr>
+              <w:pStyle w:val="SourceCode"/>
+              <w:spacing w:before="0" w:after="0" w:line="200" w:lineRule="auto"/>
+            </w:pPr>
+            <w:r>
+              <w:t xml:space="preserve">Option Explicit</w:t>
+            </w:r>
+          </w:p>
+          <w:p>
+            <w:pPr>
+              <w:pStyle w:val="SourceCode"/>
+              <w:spacing w:before="0" w:after="0" w:line="200" w:lineRule="auto"/>
+            </w:pPr>
+            <w:r>
+              <w:t xml:space="preserve">Dim fso, folder, file, stream</w:t>
+            </w:r>
+          </w:p>
+          <w:p>
+            <w:pPr>
+              <w:pStyle w:val="SourceCode"/>
+              <w:spacing w:before="0" w:after="0" w:line="200" w:lineRule="auto"/>
+            </w:pPr>
+          </w:p>
+          <w:p>
+            <w:pPr>
+              <w:pStyle w:val="SourceCode"/>
+              <w:spacing w:before="0" w:after="0" w:line="200" w:lineRule="auto"/>
+            </w:pPr>
+            <w:r>
+              <w:t xml:space="preserve">Set fso = CreateObject("Scripting.FileSystemObject")</w:t>
+            </w:r>
+          </w:p>
+          <w:p>
+            <w:pPr>
+              <w:pStyle w:val="SourceCode"/>
+              <w:spacing w:before="0" w:after="0" w:line="200" w:lineRule="auto"/>
+            </w:pPr>
+          </w:p>
+          <w:p>
+            <w:pPr>
+              <w:pStyle w:val="SourceCode"/>
+              <w:spacing w:before="0" w:after="0" w:line="200" w:lineRule="auto"/>
+            </w:pPr>
+            <w:r>
+              <w:t xml:space="preserve">' Створення структури</w:t>
+            </w:r>
+          </w:p>
+          <w:p>
+            <w:pPr>
+              <w:pStyle w:val="SourceCode"/>
+              <w:spacing w:before="0" w:after="0" w:line="200" w:lineRule="auto"/>
+            </w:pPr>
+            <w:r>
+              <w:t xml:space="preserve">If Not fso.FolderExists("C:\LAB5\out") Then</w:t>
+            </w:r>
+          </w:p>
+          <w:p>
+            <w:pPr>
+              <w:pStyle w:val="SourceCode"/>
+              <w:spacing w:before="0" w:after="0" w:line="200" w:lineRule="auto"/>
+            </w:pPr>
+            <w:r>
+              <w:t xml:space="preserve">    fso.CreateFolder "C:\LAB5\out"</w:t>
+            </w:r>
+          </w:p>
+          <w:p>
+            <w:pPr>
+              <w:pStyle w:val="SourceCode"/>
+              <w:spacing w:before="0" w:after="0" w:line="200" w:lineRule="auto"/>
+            </w:pPr>
+            <w:r>
+              <w:t xml:space="preserve">End If</w:t>
+            </w:r>
+          </w:p>
+          <w:p>
+            <w:pPr>
+              <w:pStyle w:val="SourceCode"/>
+              <w:spacing w:before="0" w:after="0" w:line="200" w:lineRule="auto"/>
+            </w:pPr>
+          </w:p>
+          <w:p>
+            <w:pPr>
+              <w:pStyle w:val="SourceCode"/>
+              <w:spacing w:before="0" w:after="0" w:line="200" w:lineRule="auto"/>
+            </w:pPr>
+            <w:r>
+              <w:t xml:space="preserve">' Запис у файл</w:t>
+            </w:r>
+          </w:p>
+          <w:p>
+            <w:pPr>
+              <w:pStyle w:val="SourceCode"/>
+              <w:spacing w:before="0" w:after="0" w:line="200" w:lineRule="auto"/>
+            </w:pPr>
+            <w:r>
+              <w:t xml:space="preserve">Set stream = fso.CreateTextFile("C:\LAB5\out\report.txt", True, True)</w:t>
+            </w:r>
+          </w:p>
+          <w:p>
+            <w:pPr>
+              <w:pStyle w:val="SourceCode"/>
+              <w:spacing w:before="0" w:after="0" w:line="200" w:lineRule="auto"/>
+            </w:pPr>
+            <w:r>
+              <w:t xml:space="preserve">stream.WriteLine "Звіт сформовано " &amp; Now</w:t>
+            </w:r>
+          </w:p>
+          <w:p>
+            <w:pPr>
+              <w:pStyle w:val="SourceCode"/>
+              <w:spacing w:before="0" w:after="0" w:line="200" w:lineRule="auto"/>
+            </w:pPr>
+            <w:r>
+              <w:t xml:space="preserve">stream.Close</w:t>
+            </w:r>
+          </w:p>
+          <w:p>
+            <w:pPr>
+              <w:pStyle w:val="SourceCode"/>
+              <w:spacing w:before="0" w:after="0" w:line="200" w:lineRule="auto"/>
+            </w:pPr>
+          </w:p>
+          <w:p>
+            <w:pPr>
+              <w:pStyle w:val="SourceCode"/>
+              <w:spacing w:before="0" w:after="0" w:line="200" w:lineRule="auto"/>
+            </w:pPr>
+            <w:r>
+              <w:t xml:space="preserve">' Обхід каталогу</w:t>
+            </w:r>
+          </w:p>
+          <w:p>
+            <w:pPr>
+              <w:pStyle w:val="SourceCode"/>
+              <w:spacing w:before="0" w:after="0" w:line="200" w:lineRule="auto"/>
+            </w:pPr>
+            <w:r>
+              <w:t xml:space="preserve">Set folder = fso.GetFolder("C:\LAB5\src")</w:t>
+            </w:r>
+          </w:p>
+          <w:p>
+            <w:pPr>
+              <w:pStyle w:val="SourceCode"/>
+              <w:spacing w:before="0" w:after="0" w:line="200" w:lineRule="auto"/>
+            </w:pPr>
+            <w:r>
+              <w:t xml:space="preserve">For Each file In folder.Files</w:t>
+            </w:r>
+          </w:p>
+          <w:p>
+            <w:pPr>
+              <w:pStyle w:val="SourceCode"/>
+              <w:spacing w:before="0" w:after="0" w:line="200" w:lineRule="auto"/>
+            </w:pPr>
+            <w:r>
+              <w:t xml:space="preserve">    WScript.Echo file.Name &amp; " — " &amp; file.Size &amp; " байт, змінено " &amp; _</w:t>
+            </w:r>
+          </w:p>
+          <w:p>
+            <w:pPr>
+              <w:pStyle w:val="SourceCode"/>
+              <w:spacing w:before="0" w:after="0" w:line="200" w:lineRule="auto"/>
+            </w:pPr>
+            <w:r>
+              <w:t xml:space="preserve">                 file.DateLastModified</w:t>
+            </w:r>
+          </w:p>
+          <w:p>
+            <w:pPr>
+              <w:pStyle w:val="SourceCode"/>
+              <w:spacing w:before="0" w:after="0" w:line="200" w:lineRule="auto"/>
+            </w:pPr>
+            <w:r>
+              <w:t xml:space="preserve">Next</w:t>
+            </w:r>
+          </w:p>
+        </w:tc>
+      </w:tr>
+    </w:tbl>
+    <w:p>
+      <w:pPr>
+        <w:spacing w:before="0" w:after="0" w:line="120" w:lineRule="exact"/>
+        <w:rPr>
+          <w:sz w:val="4"/>
+          <w:szCs w:val="4"/>
+        </w:rPr>
+      </w:pPr>
     </w:p>
     <w:p>
       <w:pPr>
@@ -1179,159 +1277,208 @@
     </w:p>
     <w:p>
       <w:pPr>
-        <w:pStyle w:val="SourceCode"/>
-        <w:spacing w:before="120" w:after="0" w:line="200" w:lineRule="auto"/>
-      </w:pPr>
-      <w:r>
-        <w:t xml:space="preserve">Option Explicit</w:t>
-      </w:r>
-    </w:p>
-    <w:p>
-      <w:pPr>
-        <w:pStyle w:val="SourceCode"/>
-        <w:spacing w:before="0" w:after="0" w:line="200" w:lineRule="auto"/>
-      </w:pPr>
-      <w:r>
-        <w:t xml:space="preserve">Dim shell, exec, link</w:t>
-      </w:r>
-    </w:p>
-    <w:p>
-      <w:pPr>
-        <w:pStyle w:val="SourceCode"/>
-        <w:spacing w:before="0" w:after="0" w:line="200" w:lineRule="auto"/>
-      </w:pPr>
-    </w:p>
-    <w:p>
-      <w:pPr>
-        <w:pStyle w:val="SourceCode"/>
-        <w:spacing w:before="0" w:after="0" w:line="200" w:lineRule="auto"/>
-      </w:pPr>
-      <w:r>
-        <w:t xml:space="preserve">Set shell = CreateObject("WScript.Shell")</w:t>
-      </w:r>
-    </w:p>
-    <w:p>
-      <w:pPr>
-        <w:pStyle w:val="SourceCode"/>
-        <w:spacing w:before="0" w:after="0" w:line="200" w:lineRule="auto"/>
-      </w:pPr>
-    </w:p>
-    <w:p>
-      <w:pPr>
-        <w:pStyle w:val="SourceCode"/>
-        <w:spacing w:before="0" w:after="0" w:line="200" w:lineRule="auto"/>
-      </w:pPr>
-      <w:r>
-        <w:t xml:space="preserve">WScript.Echo "TEMP: " &amp; shell.ExpandEnvironmentStrings("%TEMP%")</w:t>
-      </w:r>
-    </w:p>
-    <w:p>
-      <w:pPr>
-        <w:pStyle w:val="SourceCode"/>
-        <w:spacing w:before="0" w:after="0" w:line="200" w:lineRule="auto"/>
-      </w:pPr>
-    </w:p>
-    <w:p>
-      <w:pPr>
-        <w:pStyle w:val="SourceCode"/>
-        <w:spacing w:before="0" w:after="0" w:line="200" w:lineRule="auto"/>
-      </w:pPr>
-      <w:r>
-        <w:t xml:space="preserve">' Запуск програми і очікування завершення</w:t>
-      </w:r>
-    </w:p>
-    <w:p>
-      <w:pPr>
-        <w:pStyle w:val="SourceCode"/>
-        <w:spacing w:before="0" w:after="0" w:line="200" w:lineRule="auto"/>
-      </w:pPr>
-      <w:r>
-        <w:t xml:space="preserve">shell.Run "notepad.exe", 1, True</w:t>
-      </w:r>
-    </w:p>
-    <w:p>
-      <w:pPr>
-        <w:pStyle w:val="SourceCode"/>
-        <w:spacing w:before="0" w:after="0" w:line="200" w:lineRule="auto"/>
-      </w:pPr>
-    </w:p>
-    <w:p>
-      <w:pPr>
-        <w:pStyle w:val="SourceCode"/>
-        <w:spacing w:before="0" w:after="0" w:line="200" w:lineRule="auto"/>
-      </w:pPr>
-      <w:r>
-        <w:t xml:space="preserve">' Запуск із перехопленням виводу</w:t>
-      </w:r>
-    </w:p>
-    <w:p>
-      <w:pPr>
-        <w:pStyle w:val="SourceCode"/>
-        <w:spacing w:before="0" w:after="0" w:line="200" w:lineRule="auto"/>
-      </w:pPr>
-      <w:r>
-        <w:t xml:space="preserve">Set exec = shell.Exec("cmd /c ver")</w:t>
-      </w:r>
-    </w:p>
-    <w:p>
-      <w:pPr>
-        <w:pStyle w:val="SourceCode"/>
-        <w:spacing w:before="0" w:after="0" w:line="200" w:lineRule="auto"/>
-      </w:pPr>
-      <w:r>
-        <w:t xml:space="preserve">WScript.Echo Trim(exec.StdOut.ReadAll())</w:t>
-      </w:r>
-    </w:p>
-    <w:p>
-      <w:pPr>
-        <w:pStyle w:val="SourceCode"/>
-        <w:spacing w:before="0" w:after="0" w:line="200" w:lineRule="auto"/>
-      </w:pPr>
-    </w:p>
-    <w:p>
-      <w:pPr>
-        <w:pStyle w:val="SourceCode"/>
-        <w:spacing w:before="0" w:after="0" w:line="200" w:lineRule="auto"/>
-      </w:pPr>
-      <w:r>
-        <w:t xml:space="preserve">' Створення ярлика на робочому столі</w:t>
-      </w:r>
-    </w:p>
-    <w:p>
-      <w:pPr>
-        <w:pStyle w:val="SourceCode"/>
-        <w:spacing w:before="0" w:after="0" w:line="200" w:lineRule="auto"/>
-      </w:pPr>
-      <w:r>
-        <w:t xml:space="preserve">Set link = shell.CreateShortcut(shell.SpecialFolders("Desktop") &amp; "\LAB5.lnk")</w:t>
-      </w:r>
-    </w:p>
-    <w:p>
-      <w:pPr>
-        <w:pStyle w:val="SourceCode"/>
-        <w:spacing w:before="0" w:after="0" w:line="200" w:lineRule="auto"/>
-      </w:pPr>
-      <w:r>
-        <w:t xml:space="preserve">link.TargetPath = "C:\LAB5"</w:t>
-      </w:r>
-    </w:p>
-    <w:p>
-      <w:pPr>
-        <w:pStyle w:val="SourceCode"/>
-        <w:spacing w:before="0" w:after="0" w:line="200" w:lineRule="auto"/>
-      </w:pPr>
-      <w:r>
-        <w:t xml:space="preserve">link.Description = "Навчальний каталог"</w:t>
-      </w:r>
-    </w:p>
-    <w:p>
-      <w:pPr>
-        <w:pStyle w:val="SourceCode"/>
-        <w:spacing w:before="0" w:after="120" w:line="200" w:lineRule="auto"/>
-      </w:pPr>
-      <w:r>
-        <w:t xml:space="preserve">link.Save</w:t>
-      </w:r>
+        <w:spacing w:before="0" w:after="0" w:line="120" w:lineRule="exact"/>
+        <w:rPr>
+          <w:sz w:val="4"/>
+          <w:szCs w:val="4"/>
+        </w:rPr>
+      </w:pPr>
+    </w:p>
+    <w:tbl>
+      <w:tblPr>
+        <w:tblStyle w:val="SourceCodeTable"/>
+        <w:tblW w:type="dxa" w:w="9637"/>
+        <w:tblInd w:w="0" w:type="dxa"/>
+        <w:tblBorders>
+          <w:top w:color="BFBFBF" w:space="0" w:sz="4" w:val="single"/>
+          <w:left w:color="BFBFBF" w:space="0" w:sz="4" w:val="single"/>
+          <w:bottom w:color="BFBFBF" w:space="0" w:sz="4" w:val="single"/>
+          <w:right w:color="BFBFBF" w:space="0" w:sz="4" w:val="single"/>
+        </w:tblBorders>
+        <w:tblLayout w:type="fixed"/>
+        <w:tblCellMar>
+          <w:top w:type="dxa" w:w="113"/>
+          <w:left w:type="dxa" w:w="113"/>
+          <w:bottom w:type="dxa" w:w="113"/>
+          <w:right w:type="dxa" w:w="113"/>
+        </w:tblCellMar>
+        <w:tblLook w:val="0000" w:firstRow="0" w:lastRow="0" w:firstColumn="0" w:lastColumn="0" w:noHBand="1" w:noVBand="1"/>
+      </w:tblPr>
+      <w:tblGrid>
+        <w:gridCol w:w="9637"/>
+      </w:tblGrid>
+      <w:tr>
+        <w:tc>
+          <w:tcPr>
+            <w:tcW w:type="dxa" w:w="9637"/>
+          </w:tcPr>
+          <w:p>
+            <w:pPr>
+              <w:pStyle w:val="SourceCode"/>
+              <w:spacing w:before="0" w:after="0" w:line="200" w:lineRule="auto"/>
+            </w:pPr>
+            <w:r>
+              <w:t xml:space="preserve">Option Explicit</w:t>
+            </w:r>
+          </w:p>
+          <w:p>
+            <w:pPr>
+              <w:pStyle w:val="SourceCode"/>
+              <w:spacing w:before="0" w:after="0" w:line="200" w:lineRule="auto"/>
+            </w:pPr>
+            <w:r>
+              <w:t xml:space="preserve">Dim shell, exec, link</w:t>
+            </w:r>
+          </w:p>
+          <w:p>
+            <w:pPr>
+              <w:pStyle w:val="SourceCode"/>
+              <w:spacing w:before="0" w:after="0" w:line="200" w:lineRule="auto"/>
+            </w:pPr>
+          </w:p>
+          <w:p>
+            <w:pPr>
+              <w:pStyle w:val="SourceCode"/>
+              <w:spacing w:before="0" w:after="0" w:line="200" w:lineRule="auto"/>
+            </w:pPr>
+            <w:r>
+              <w:t xml:space="preserve">Set shell = CreateObject("WScript.Shell")</w:t>
+            </w:r>
+          </w:p>
+          <w:p>
+            <w:pPr>
+              <w:pStyle w:val="SourceCode"/>
+              <w:spacing w:before="0" w:after="0" w:line="200" w:lineRule="auto"/>
+            </w:pPr>
+          </w:p>
+          <w:p>
+            <w:pPr>
+              <w:pStyle w:val="SourceCode"/>
+              <w:spacing w:before="0" w:after="0" w:line="200" w:lineRule="auto"/>
+            </w:pPr>
+            <w:r>
+              <w:t xml:space="preserve">WScript.Echo "TEMP: " &amp; shell.ExpandEnvironmentStrings("%TEMP%")</w:t>
+            </w:r>
+          </w:p>
+          <w:p>
+            <w:pPr>
+              <w:pStyle w:val="SourceCode"/>
+              <w:spacing w:before="0" w:after="0" w:line="200" w:lineRule="auto"/>
+            </w:pPr>
+          </w:p>
+          <w:p>
+            <w:pPr>
+              <w:pStyle w:val="SourceCode"/>
+              <w:spacing w:before="0" w:after="0" w:line="200" w:lineRule="auto"/>
+            </w:pPr>
+            <w:r>
+              <w:t xml:space="preserve">' Запуск програми і очікування завершення</w:t>
+            </w:r>
+          </w:p>
+          <w:p>
+            <w:pPr>
+              <w:pStyle w:val="SourceCode"/>
+              <w:spacing w:before="0" w:after="0" w:line="200" w:lineRule="auto"/>
+            </w:pPr>
+            <w:r>
+              <w:t xml:space="preserve">shell.Run "notepad.exe", 1, True</w:t>
+            </w:r>
+          </w:p>
+          <w:p>
+            <w:pPr>
+              <w:pStyle w:val="SourceCode"/>
+              <w:spacing w:before="0" w:after="0" w:line="200" w:lineRule="auto"/>
+            </w:pPr>
+          </w:p>
+          <w:p>
+            <w:pPr>
+              <w:pStyle w:val="SourceCode"/>
+              <w:spacing w:before="0" w:after="0" w:line="200" w:lineRule="auto"/>
+            </w:pPr>
+            <w:r>
+              <w:t xml:space="preserve">' Запуск із перехопленням виводу</w:t>
+            </w:r>
+          </w:p>
+          <w:p>
+            <w:pPr>
+              <w:pStyle w:val="SourceCode"/>
+              <w:spacing w:before="0" w:after="0" w:line="200" w:lineRule="auto"/>
+            </w:pPr>
+            <w:r>
+              <w:t xml:space="preserve">Set exec = shell.Exec("cmd /c ver")</w:t>
+            </w:r>
+          </w:p>
+          <w:p>
+            <w:pPr>
+              <w:pStyle w:val="SourceCode"/>
+              <w:spacing w:before="0" w:after="0" w:line="200" w:lineRule="auto"/>
+            </w:pPr>
+            <w:r>
+              <w:t xml:space="preserve">WScript.Echo Trim(exec.StdOut.ReadAll())</w:t>
+            </w:r>
+          </w:p>
+          <w:p>
+            <w:pPr>
+              <w:pStyle w:val="SourceCode"/>
+              <w:spacing w:before="0" w:after="0" w:line="200" w:lineRule="auto"/>
+            </w:pPr>
+          </w:p>
+          <w:p>
+            <w:pPr>
+              <w:pStyle w:val="SourceCode"/>
+              <w:spacing w:before="0" w:after="0" w:line="200" w:lineRule="auto"/>
+            </w:pPr>
+            <w:r>
+              <w:t xml:space="preserve">' Створення ярлика на робочому столі</w:t>
+            </w:r>
+          </w:p>
+          <w:p>
+            <w:pPr>
+              <w:pStyle w:val="SourceCode"/>
+              <w:spacing w:before="0" w:after="0" w:line="200" w:lineRule="auto"/>
+            </w:pPr>
+            <w:r>
+              <w:t xml:space="preserve">Set link = shell.CreateShortcut(shell.SpecialFolders("Desktop") &amp; "\LAB5.lnk")</w:t>
+            </w:r>
+          </w:p>
+          <w:p>
+            <w:pPr>
+              <w:pStyle w:val="SourceCode"/>
+              <w:spacing w:before="0" w:after="0" w:line="200" w:lineRule="auto"/>
+            </w:pPr>
+            <w:r>
+              <w:t xml:space="preserve">link.TargetPath = "C:\LAB5"</w:t>
+            </w:r>
+          </w:p>
+          <w:p>
+            <w:pPr>
+              <w:pStyle w:val="SourceCode"/>
+              <w:spacing w:before="0" w:after="0" w:line="200" w:lineRule="auto"/>
+            </w:pPr>
+            <w:r>
+              <w:t xml:space="preserve">link.Description = "Навчальний каталог"</w:t>
+            </w:r>
+          </w:p>
+          <w:p>
+            <w:pPr>
+              <w:pStyle w:val="SourceCode"/>
+              <w:spacing w:before="0" w:after="0" w:line="200" w:lineRule="auto"/>
+            </w:pPr>
+            <w:r>
+              <w:t xml:space="preserve">link.Save</w:t>
+            </w:r>
+          </w:p>
+        </w:tc>
+      </w:tr>
+    </w:tbl>
+    <w:p>
+      <w:pPr>
+        <w:spacing w:before="0" w:after="0" w:line="120" w:lineRule="exact"/>
+        <w:rPr>
+          <w:sz w:val="4"/>
+          <w:szCs w:val="4"/>
+        </w:rPr>
+      </w:pPr>
     </w:p>
     <w:p>
       <w:pPr>
@@ -1433,156 +1580,205 @@
     </w:p>
     <w:p>
       <w:pPr>
-        <w:pStyle w:val="SourceCode"/>
-        <w:spacing w:before="120" w:after="0" w:line="200" w:lineRule="auto"/>
-      </w:pPr>
-      <w:r>
-        <w:t xml:space="preserve">Option Explicit</w:t>
-      </w:r>
-    </w:p>
-    <w:p>
-      <w:pPr>
-        <w:pStyle w:val="SourceCode"/>
-        <w:spacing w:before="0" w:after="0" w:line="200" w:lineRule="auto"/>
-      </w:pPr>
-      <w:r>
-        <w:t xml:space="preserve">Dim wmi, items, item</w:t>
-      </w:r>
-    </w:p>
-    <w:p>
-      <w:pPr>
-        <w:pStyle w:val="SourceCode"/>
-        <w:spacing w:before="0" w:after="0" w:line="200" w:lineRule="auto"/>
-      </w:pPr>
-    </w:p>
-    <w:p>
-      <w:pPr>
-        <w:pStyle w:val="SourceCode"/>
-        <w:spacing w:before="0" w:after="0" w:line="200" w:lineRule="auto"/>
-      </w:pPr>
-      <w:r>
-        <w:t xml:space="preserve">Set wmi = GetObject("winmgmts:\\.\root\cimv2")</w:t>
-      </w:r>
-    </w:p>
-    <w:p>
-      <w:pPr>
-        <w:pStyle w:val="SourceCode"/>
-        <w:spacing w:before="0" w:after="0" w:line="200" w:lineRule="auto"/>
-      </w:pPr>
-    </w:p>
-    <w:p>
-      <w:pPr>
-        <w:pStyle w:val="SourceCode"/>
-        <w:spacing w:before="0" w:after="0" w:line="200" w:lineRule="auto"/>
-      </w:pPr>
-      <w:r>
-        <w:t xml:space="preserve">Set items = wmi.ExecQuery("SELECT * FROM Win32_OperatingSystem")</w:t>
-      </w:r>
-    </w:p>
-    <w:p>
-      <w:pPr>
-        <w:pStyle w:val="SourceCode"/>
-        <w:spacing w:before="0" w:after="0" w:line="200" w:lineRule="auto"/>
-      </w:pPr>
-      <w:r>
-        <w:t xml:space="preserve">For Each item In items</w:t>
-      </w:r>
-    </w:p>
-    <w:p>
-      <w:pPr>
-        <w:pStyle w:val="SourceCode"/>
-        <w:spacing w:before="0" w:after="0" w:line="200" w:lineRule="auto"/>
-      </w:pPr>
-      <w:r>
-        <w:t xml:space="preserve">    WScript.Echo "ОС: " &amp; item.Caption</w:t>
-      </w:r>
-    </w:p>
-    <w:p>
-      <w:pPr>
-        <w:pStyle w:val="SourceCode"/>
-        <w:spacing w:before="0" w:after="0" w:line="200" w:lineRule="auto"/>
-      </w:pPr>
-      <w:r>
-        <w:t xml:space="preserve">    WScript.Echo "Збірка: " &amp; item.BuildNumber</w:t>
-      </w:r>
-    </w:p>
-    <w:p>
-      <w:pPr>
-        <w:pStyle w:val="SourceCode"/>
-        <w:spacing w:before="0" w:after="0" w:line="200" w:lineRule="auto"/>
-      </w:pPr>
-      <w:r>
-        <w:t xml:space="preserve">    WScript.Echo "Пам'ять: " &amp; Int(item.TotalVisibleMemorySize / 1024) &amp; " МБ"</w:t>
-      </w:r>
-    </w:p>
-    <w:p>
-      <w:pPr>
-        <w:pStyle w:val="SourceCode"/>
-        <w:spacing w:before="0" w:after="0" w:line="200" w:lineRule="auto"/>
-      </w:pPr>
-      <w:r>
-        <w:t xml:space="preserve">Next</w:t>
-      </w:r>
-    </w:p>
-    <w:p>
-      <w:pPr>
-        <w:pStyle w:val="SourceCode"/>
-        <w:spacing w:before="0" w:after="0" w:line="200" w:lineRule="auto"/>
-      </w:pPr>
-    </w:p>
-    <w:p>
-      <w:pPr>
-        <w:pStyle w:val="SourceCode"/>
-        <w:spacing w:before="0" w:after="0" w:line="200" w:lineRule="auto"/>
-      </w:pPr>
-      <w:r>
-        <w:t xml:space="preserve">Set items = wmi.ExecQuery("SELECT Name, ProcessId, WorkingSetSize " &amp; _</w:t>
-      </w:r>
-    </w:p>
-    <w:p>
-      <w:pPr>
-        <w:pStyle w:val="SourceCode"/>
-        <w:spacing w:before="0" w:after="0" w:line="200" w:lineRule="auto"/>
-      </w:pPr>
-      <w:r>
-        <w:t xml:space="preserve">                          "FROM Win32_Process WHERE Name = 'explorer.exe'")</w:t>
-      </w:r>
-    </w:p>
-    <w:p>
-      <w:pPr>
-        <w:pStyle w:val="SourceCode"/>
-        <w:spacing w:before="0" w:after="0" w:line="200" w:lineRule="auto"/>
-      </w:pPr>
-      <w:r>
-        <w:t xml:space="preserve">For Each item In items</w:t>
-      </w:r>
-    </w:p>
-    <w:p>
-      <w:pPr>
-        <w:pStyle w:val="SourceCode"/>
-        <w:spacing w:before="0" w:after="0" w:line="200" w:lineRule="auto"/>
-      </w:pPr>
-      <w:r>
-        <w:t xml:space="preserve">    WScript.Echo item.Name &amp; " PID=" &amp; item.ProcessId &amp; " " &amp; _</w:t>
-      </w:r>
-    </w:p>
-    <w:p>
-      <w:pPr>
-        <w:pStyle w:val="SourceCode"/>
-        <w:spacing w:before="0" w:after="0" w:line="200" w:lineRule="auto"/>
-      </w:pPr>
-      <w:r>
-        <w:t xml:space="preserve">                 Int(item.WorkingSetSize / 1048576) &amp; " МБ"</w:t>
-      </w:r>
-    </w:p>
-    <w:p>
-      <w:pPr>
-        <w:pStyle w:val="SourceCode"/>
-        <w:spacing w:before="0" w:after="120" w:line="200" w:lineRule="auto"/>
-      </w:pPr>
-      <w:r>
-        <w:t xml:space="preserve">Next</w:t>
-      </w:r>
+        <w:spacing w:before="0" w:after="0" w:line="120" w:lineRule="exact"/>
+        <w:rPr>
+          <w:sz w:val="4"/>
+          <w:szCs w:val="4"/>
+        </w:rPr>
+      </w:pPr>
+    </w:p>
+    <w:tbl>
+      <w:tblPr>
+        <w:tblStyle w:val="SourceCodeTable"/>
+        <w:tblW w:type="dxa" w:w="9637"/>
+        <w:tblInd w:w="0" w:type="dxa"/>
+        <w:tblBorders>
+          <w:top w:color="BFBFBF" w:space="0" w:sz="4" w:val="single"/>
+          <w:left w:color="BFBFBF" w:space="0" w:sz="4" w:val="single"/>
+          <w:bottom w:color="BFBFBF" w:space="0" w:sz="4" w:val="single"/>
+          <w:right w:color="BFBFBF" w:space="0" w:sz="4" w:val="single"/>
+        </w:tblBorders>
+        <w:tblLayout w:type="fixed"/>
+        <w:tblCellMar>
+          <w:top w:type="dxa" w:w="113"/>
+          <w:left w:type="dxa" w:w="113"/>
+          <w:bottom w:type="dxa" w:w="113"/>
+          <w:right w:type="dxa" w:w="113"/>
+        </w:tblCellMar>
+        <w:tblLook w:val="0000" w:firstRow="0" w:lastRow="0" w:firstColumn="0" w:lastColumn="0" w:noHBand="1" w:noVBand="1"/>
+      </w:tblPr>
+      <w:tblGrid>
+        <w:gridCol w:w="9637"/>
+      </w:tblGrid>
+      <w:tr>
+        <w:tc>
+          <w:tcPr>
+            <w:tcW w:type="dxa" w:w="9637"/>
+          </w:tcPr>
+          <w:p>
+            <w:pPr>
+              <w:pStyle w:val="SourceCode"/>
+              <w:spacing w:before="0" w:after="0" w:line="200" w:lineRule="auto"/>
+            </w:pPr>
+            <w:r>
+              <w:t xml:space="preserve">Option Explicit</w:t>
+            </w:r>
+          </w:p>
+          <w:p>
+            <w:pPr>
+              <w:pStyle w:val="SourceCode"/>
+              <w:spacing w:before="0" w:after="0" w:line="200" w:lineRule="auto"/>
+            </w:pPr>
+            <w:r>
+              <w:t xml:space="preserve">Dim wmi, items, item</w:t>
+            </w:r>
+          </w:p>
+          <w:p>
+            <w:pPr>
+              <w:pStyle w:val="SourceCode"/>
+              <w:spacing w:before="0" w:after="0" w:line="200" w:lineRule="auto"/>
+            </w:pPr>
+          </w:p>
+          <w:p>
+            <w:pPr>
+              <w:pStyle w:val="SourceCode"/>
+              <w:spacing w:before="0" w:after="0" w:line="200" w:lineRule="auto"/>
+            </w:pPr>
+            <w:r>
+              <w:t xml:space="preserve">Set wmi = GetObject("winmgmts:\\.\root\cimv2")</w:t>
+            </w:r>
+          </w:p>
+          <w:p>
+            <w:pPr>
+              <w:pStyle w:val="SourceCode"/>
+              <w:spacing w:before="0" w:after="0" w:line="200" w:lineRule="auto"/>
+            </w:pPr>
+          </w:p>
+          <w:p>
+            <w:pPr>
+              <w:pStyle w:val="SourceCode"/>
+              <w:spacing w:before="0" w:after="0" w:line="200" w:lineRule="auto"/>
+            </w:pPr>
+            <w:r>
+              <w:t xml:space="preserve">Set items = wmi.ExecQuery("SELECT * FROM Win32_OperatingSystem")</w:t>
+            </w:r>
+          </w:p>
+          <w:p>
+            <w:pPr>
+              <w:pStyle w:val="SourceCode"/>
+              <w:spacing w:before="0" w:after="0" w:line="200" w:lineRule="auto"/>
+            </w:pPr>
+            <w:r>
+              <w:t xml:space="preserve">For Each item In items</w:t>
+            </w:r>
+          </w:p>
+          <w:p>
+            <w:pPr>
+              <w:pStyle w:val="SourceCode"/>
+              <w:spacing w:before="0" w:after="0" w:line="200" w:lineRule="auto"/>
+            </w:pPr>
+            <w:r>
+              <w:t xml:space="preserve">    WScript.Echo "ОС: " &amp; item.Caption</w:t>
+            </w:r>
+          </w:p>
+          <w:p>
+            <w:pPr>
+              <w:pStyle w:val="SourceCode"/>
+              <w:spacing w:before="0" w:after="0" w:line="200" w:lineRule="auto"/>
+            </w:pPr>
+            <w:r>
+              <w:t xml:space="preserve">    WScript.Echo "Збірка: " &amp; item.BuildNumber</w:t>
+            </w:r>
+          </w:p>
+          <w:p>
+            <w:pPr>
+              <w:pStyle w:val="SourceCode"/>
+              <w:spacing w:before="0" w:after="0" w:line="200" w:lineRule="auto"/>
+            </w:pPr>
+            <w:r>
+              <w:t xml:space="preserve">    WScript.Echo "Пам'ять: " &amp; Int(item.TotalVisibleMemorySize / 1024) &amp; " МБ"</w:t>
+            </w:r>
+          </w:p>
+          <w:p>
+            <w:pPr>
+              <w:pStyle w:val="SourceCode"/>
+              <w:spacing w:before="0" w:after="0" w:line="200" w:lineRule="auto"/>
+            </w:pPr>
+            <w:r>
+              <w:t xml:space="preserve">Next</w:t>
+            </w:r>
+          </w:p>
+          <w:p>
+            <w:pPr>
+              <w:pStyle w:val="SourceCode"/>
+              <w:spacing w:before="0" w:after="0" w:line="200" w:lineRule="auto"/>
+            </w:pPr>
+          </w:p>
+          <w:p>
+            <w:pPr>
+              <w:pStyle w:val="SourceCode"/>
+              <w:spacing w:before="0" w:after="0" w:line="200" w:lineRule="auto"/>
+            </w:pPr>
+            <w:r>
+              <w:t xml:space="preserve">Set items = wmi.ExecQuery("SELECT Name, ProcessId, WorkingSetSize " &amp; _</w:t>
+            </w:r>
+          </w:p>
+          <w:p>
+            <w:pPr>
+              <w:pStyle w:val="SourceCode"/>
+              <w:spacing w:before="0" w:after="0" w:line="200" w:lineRule="auto"/>
+            </w:pPr>
+            <w:r>
+              <w:t xml:space="preserve">                          "FROM Win32_Process WHERE Name = 'explorer.exe'")</w:t>
+            </w:r>
+          </w:p>
+          <w:p>
+            <w:pPr>
+              <w:pStyle w:val="SourceCode"/>
+              <w:spacing w:before="0" w:after="0" w:line="200" w:lineRule="auto"/>
+            </w:pPr>
+            <w:r>
+              <w:t xml:space="preserve">For Each item In items</w:t>
+            </w:r>
+          </w:p>
+          <w:p>
+            <w:pPr>
+              <w:pStyle w:val="SourceCode"/>
+              <w:spacing w:before="0" w:after="0" w:line="200" w:lineRule="auto"/>
+            </w:pPr>
+            <w:r>
+              <w:t xml:space="preserve">    WScript.Echo item.Name &amp; " PID=" &amp; item.ProcessId &amp; " " &amp; _</w:t>
+            </w:r>
+          </w:p>
+          <w:p>
+            <w:pPr>
+              <w:pStyle w:val="SourceCode"/>
+              <w:spacing w:before="0" w:after="0" w:line="200" w:lineRule="auto"/>
+            </w:pPr>
+            <w:r>
+              <w:t xml:space="preserve">                 Int(item.WorkingSetSize / 1048576) &amp; " МБ"</w:t>
+            </w:r>
+          </w:p>
+          <w:p>
+            <w:pPr>
+              <w:pStyle w:val="SourceCode"/>
+              <w:spacing w:before="0" w:after="0" w:line="200" w:lineRule="auto"/>
+            </w:pPr>
+            <w:r>
+              <w:t xml:space="preserve">Next</w:t>
+            </w:r>
+          </w:p>
+        </w:tc>
+      </w:tr>
+    </w:tbl>
+    <w:p>
+      <w:pPr>
+        <w:spacing w:before="0" w:after="0" w:line="120" w:lineRule="exact"/>
+        <w:rPr>
+          <w:sz w:val="4"/>
+          <w:szCs w:val="4"/>
+        </w:rPr>
+      </w:pPr>
     </w:p>
     <w:p>
       <w:pPr>
@@ -1651,75 +1847,124 @@
     </w:p>
     <w:p>
       <w:pPr>
-        <w:pStyle w:val="SourceCode"/>
-        <w:spacing w:before="120" w:after="0" w:line="200" w:lineRule="auto"/>
-      </w:pPr>
-      <w:r>
-        <w:t xml:space="preserve">On Error Resume Next</w:t>
-      </w:r>
-    </w:p>
-    <w:p>
-      <w:pPr>
-        <w:pStyle w:val="SourceCode"/>
-        <w:spacing w:before="0" w:after="0" w:line="200" w:lineRule="auto"/>
-      </w:pPr>
-      <w:r>
-        <w:t xml:space="preserve">Set stream = fso.OpenTextFile("C:\LAB5\missing.txt", 1)</w:t>
-      </w:r>
-    </w:p>
-    <w:p>
-      <w:pPr>
-        <w:pStyle w:val="SourceCode"/>
-        <w:spacing w:before="0" w:after="0" w:line="200" w:lineRule="auto"/>
-      </w:pPr>
-      <w:r>
-        <w:t xml:space="preserve">If Err.Number &lt;&gt; 0 Then</w:t>
-      </w:r>
-    </w:p>
-    <w:p>
-      <w:pPr>
-        <w:pStyle w:val="SourceCode"/>
-        <w:spacing w:before="0" w:after="0" w:line="200" w:lineRule="auto"/>
-      </w:pPr>
-      <w:r>
-        <w:t xml:space="preserve">    WScript.Echo "Помилка " &amp; Err.Number &amp; ": " &amp; Err.Description</w:t>
-      </w:r>
-    </w:p>
-    <w:p>
-      <w:pPr>
-        <w:pStyle w:val="SourceCode"/>
-        <w:spacing w:before="0" w:after="0" w:line="200" w:lineRule="auto"/>
-      </w:pPr>
-      <w:r>
-        <w:t xml:space="preserve">    Err.Clear</w:t>
-      </w:r>
-    </w:p>
-    <w:p>
-      <w:pPr>
-        <w:pStyle w:val="SourceCode"/>
-        <w:spacing w:before="0" w:after="0" w:line="200" w:lineRule="auto"/>
-      </w:pPr>
-      <w:r>
-        <w:t xml:space="preserve">    WScript.Quit 1</w:t>
-      </w:r>
-    </w:p>
-    <w:p>
-      <w:pPr>
-        <w:pStyle w:val="SourceCode"/>
-        <w:spacing w:before="0" w:after="0" w:line="200" w:lineRule="auto"/>
-      </w:pPr>
-      <w:r>
-        <w:t xml:space="preserve">End If</w:t>
-      </w:r>
-    </w:p>
-    <w:p>
-      <w:pPr>
-        <w:pStyle w:val="SourceCode"/>
-        <w:spacing w:before="0" w:after="120" w:line="200" w:lineRule="auto"/>
-      </w:pPr>
-      <w:r>
-        <w:t xml:space="preserve">On Error Goto 0</w:t>
-      </w:r>
+        <w:spacing w:before="0" w:after="0" w:line="120" w:lineRule="exact"/>
+        <w:rPr>
+          <w:sz w:val="4"/>
+          <w:szCs w:val="4"/>
+        </w:rPr>
+      </w:pPr>
+    </w:p>
+    <w:tbl>
+      <w:tblPr>
+        <w:tblStyle w:val="SourceCodeTable"/>
+        <w:tblW w:type="dxa" w:w="9637"/>
+        <w:tblInd w:w="0" w:type="dxa"/>
+        <w:tblBorders>
+          <w:top w:color="BFBFBF" w:space="0" w:sz="4" w:val="single"/>
+          <w:left w:color="BFBFBF" w:space="0" w:sz="4" w:val="single"/>
+          <w:bottom w:color="BFBFBF" w:space="0" w:sz="4" w:val="single"/>
+          <w:right w:color="BFBFBF" w:space="0" w:sz="4" w:val="single"/>
+        </w:tblBorders>
+        <w:tblLayout w:type="fixed"/>
+        <w:tblCellMar>
+          <w:top w:type="dxa" w:w="113"/>
+          <w:left w:type="dxa" w:w="113"/>
+          <w:bottom w:type="dxa" w:w="113"/>
+          <w:right w:type="dxa" w:w="113"/>
+        </w:tblCellMar>
+        <w:tblLook w:val="0000" w:firstRow="0" w:lastRow="0" w:firstColumn="0" w:lastColumn="0" w:noHBand="1" w:noVBand="1"/>
+      </w:tblPr>
+      <w:tblGrid>
+        <w:gridCol w:w="9637"/>
+      </w:tblGrid>
+      <w:tr>
+        <w:tc>
+          <w:tcPr>
+            <w:tcW w:type="dxa" w:w="9637"/>
+          </w:tcPr>
+          <w:p>
+            <w:pPr>
+              <w:pStyle w:val="SourceCode"/>
+              <w:spacing w:before="0" w:after="0" w:line="200" w:lineRule="auto"/>
+            </w:pPr>
+            <w:r>
+              <w:t xml:space="preserve">On Error Resume Next</w:t>
+            </w:r>
+          </w:p>
+          <w:p>
+            <w:pPr>
+              <w:pStyle w:val="SourceCode"/>
+              <w:spacing w:before="0" w:after="0" w:line="200" w:lineRule="auto"/>
+            </w:pPr>
+            <w:r>
+              <w:t xml:space="preserve">Set stream = fso.OpenTextFile("C:\LAB5\missing.txt", 1)</w:t>
+            </w:r>
+          </w:p>
+          <w:p>
+            <w:pPr>
+              <w:pStyle w:val="SourceCode"/>
+              <w:spacing w:before="0" w:after="0" w:line="200" w:lineRule="auto"/>
+            </w:pPr>
+            <w:r>
+              <w:t xml:space="preserve">If Err.Number &lt;&gt; 0 Then</w:t>
+            </w:r>
+          </w:p>
+          <w:p>
+            <w:pPr>
+              <w:pStyle w:val="SourceCode"/>
+              <w:spacing w:before="0" w:after="0" w:line="200" w:lineRule="auto"/>
+            </w:pPr>
+            <w:r>
+              <w:t xml:space="preserve">    WScript.Echo "Помилка " &amp; Err.Number &amp; ": " &amp; Err.Description</w:t>
+            </w:r>
+          </w:p>
+          <w:p>
+            <w:pPr>
+              <w:pStyle w:val="SourceCode"/>
+              <w:spacing w:before="0" w:after="0" w:line="200" w:lineRule="auto"/>
+            </w:pPr>
+            <w:r>
+              <w:t xml:space="preserve">    Err.Clear</w:t>
+            </w:r>
+          </w:p>
+          <w:p>
+            <w:pPr>
+              <w:pStyle w:val="SourceCode"/>
+              <w:spacing w:before="0" w:after="0" w:line="200" w:lineRule="auto"/>
+            </w:pPr>
+            <w:r>
+              <w:t xml:space="preserve">    WScript.Quit 1</w:t>
+            </w:r>
+          </w:p>
+          <w:p>
+            <w:pPr>
+              <w:pStyle w:val="SourceCode"/>
+              <w:spacing w:before="0" w:after="0" w:line="200" w:lineRule="auto"/>
+            </w:pPr>
+            <w:r>
+              <w:t xml:space="preserve">End If</w:t>
+            </w:r>
+          </w:p>
+          <w:p>
+            <w:pPr>
+              <w:pStyle w:val="SourceCode"/>
+              <w:spacing w:before="0" w:after="0" w:line="200" w:lineRule="auto"/>
+            </w:pPr>
+            <w:r>
+              <w:t xml:space="preserve">On Error Goto 0</w:t>
+            </w:r>
+          </w:p>
+        </w:tc>
+      </w:tr>
+    </w:tbl>
+    <w:p>
+      <w:pPr>
+        <w:spacing w:before="0" w:after="0" w:line="120" w:lineRule="exact"/>
+        <w:rPr>
+          <w:sz w:val="4"/>
+          <w:szCs w:val="4"/>
+        </w:rPr>
+      </w:pPr>
     </w:p>
     <w:p>
       <w:pPr>
@@ -1766,84 +2011,133 @@
     </w:p>
     <w:p>
       <w:pPr>
-        <w:pStyle w:val="SourceCode"/>
-        <w:spacing w:before="120" w:after="0" w:line="200" w:lineRule="auto"/>
-      </w:pPr>
-      <w:r>
-        <w:t xml:space="preserve">C:\Users\Student&gt; cd %USERPROFILE%\Desktop</w:t>
-      </w:r>
-    </w:p>
-    <w:p>
-      <w:pPr>
-        <w:pStyle w:val="SourceCode"/>
-        <w:spacing w:before="0" w:after="0" w:line="200" w:lineRule="auto"/>
-      </w:pPr>
-      <w:r>
-        <w:t xml:space="preserve">C:\Users\Student\Desktop&gt; md LAB5\src LAB5\out</w:t>
-      </w:r>
-    </w:p>
-    <w:p>
-      <w:pPr>
-        <w:pStyle w:val="SourceCode"/>
-        <w:spacing w:before="0" w:after="0" w:line="200" w:lineRule="auto"/>
-      </w:pPr>
-      <w:r>
-        <w:t xml:space="preserve">C:\Users\Student\Desktop&gt; cd LAB5</w:t>
-      </w:r>
-    </w:p>
-    <w:p>
-      <w:pPr>
-        <w:pStyle w:val="SourceCode"/>
-        <w:spacing w:before="0" w:after="0" w:line="200" w:lineRule="auto"/>
-      </w:pPr>
-      <w:r>
-        <w:t xml:space="preserve">C:\...\LAB5&gt; copy %SystemRoot%\System32\drivers\etc\hosts src\hosts.txt</w:t>
-      </w:r>
-    </w:p>
-    <w:p>
-      <w:pPr>
-        <w:pStyle w:val="SourceCode"/>
-        <w:spacing w:before="0" w:after="0" w:line="200" w:lineRule="auto"/>
-      </w:pPr>
-      <w:r>
-        <w:t xml:space="preserve">        1 file(s) copied.</w:t>
-      </w:r>
-    </w:p>
-    <w:p>
-      <w:pPr>
-        <w:pStyle w:val="SourceCode"/>
-        <w:spacing w:before="0" w:after="0" w:line="200" w:lineRule="auto"/>
-      </w:pPr>
-      <w:r>
-        <w:t xml:space="preserve">C:\...\LAB5&gt; cscript //nologo hello.vbs Студент</w:t>
-      </w:r>
-    </w:p>
-    <w:p>
-      <w:pPr>
-        <w:pStyle w:val="SourceCode"/>
-        <w:spacing w:before="0" w:after="0" w:line="200" w:lineRule="auto"/>
-      </w:pPr>
-      <w:r>
-        <w:t xml:space="preserve">Привіт, Студент!</w:t>
-      </w:r>
-    </w:p>
-    <w:p>
-      <w:pPr>
-        <w:pStyle w:val="SourceCode"/>
-        <w:spacing w:before="0" w:after="0" w:line="200" w:lineRule="auto"/>
-      </w:pPr>
-      <w:r>
-        <w:t xml:space="preserve">Сценарій: hello.vbs</w:t>
-      </w:r>
-    </w:p>
-    <w:p>
-      <w:pPr>
-        <w:pStyle w:val="SourceCode"/>
-        <w:spacing w:before="0" w:after="120" w:line="200" w:lineRule="auto"/>
-      </w:pPr>
-      <w:r>
-        <w:t xml:space="preserve">Хост: C:\WINDOWS\System32\cscript.exe</w:t>
-      </w:r>
+        <w:spacing w:before="0" w:after="0" w:line="120" w:lineRule="exact"/>
+        <w:rPr>
+          <w:sz w:val="4"/>
+          <w:szCs w:val="4"/>
+        </w:rPr>
+      </w:pPr>
+    </w:p>
+    <w:tbl>
+      <w:tblPr>
+        <w:tblStyle w:val="SourceCodeTable"/>
+        <w:tblW w:type="dxa" w:w="9637"/>
+        <w:tblInd w:w="0" w:type="dxa"/>
+        <w:tblBorders>
+          <w:top w:color="BFBFBF" w:space="0" w:sz="4" w:val="single"/>
+          <w:left w:color="BFBFBF" w:space="0" w:sz="4" w:val="single"/>
+          <w:bottom w:color="BFBFBF" w:space="0" w:sz="4" w:val="single"/>
+          <w:right w:color="BFBFBF" w:space="0" w:sz="4" w:val="single"/>
+        </w:tblBorders>
+        <w:tblLayout w:type="fixed"/>
+        <w:tblCellMar>
+          <w:top w:type="dxa" w:w="113"/>
+          <w:left w:type="dxa" w:w="113"/>
+          <w:bottom w:type="dxa" w:w="113"/>
+          <w:right w:type="dxa" w:w="113"/>
+        </w:tblCellMar>
+        <w:tblLook w:val="0000" w:firstRow="0" w:lastRow="0" w:firstColumn="0" w:lastColumn="0" w:noHBand="1" w:noVBand="1"/>
+      </w:tblPr>
+      <w:tblGrid>
+        <w:gridCol w:w="9637"/>
+      </w:tblGrid>
+      <w:tr>
+        <w:tc>
+          <w:tcPr>
+            <w:tcW w:type="dxa" w:w="9637"/>
+          </w:tcPr>
+          <w:p>
+            <w:pPr>
+              <w:pStyle w:val="SourceCode"/>
+              <w:spacing w:before="0" w:after="0" w:line="200" w:lineRule="auto"/>
+            </w:pPr>
+            <w:r>
+              <w:t xml:space="preserve">C:\Users\Student&gt; cd %USERPROFILE%\Desktop</w:t>
+            </w:r>
+          </w:p>
+          <w:p>
+            <w:pPr>
+              <w:pStyle w:val="SourceCode"/>
+              <w:spacing w:before="0" w:after="0" w:line="200" w:lineRule="auto"/>
+            </w:pPr>
+            <w:r>
+              <w:t xml:space="preserve">C:\Users\Student\Desktop&gt; md LAB5\src LAB5\out</w:t>
+            </w:r>
+          </w:p>
+          <w:p>
+            <w:pPr>
+              <w:pStyle w:val="SourceCode"/>
+              <w:spacing w:before="0" w:after="0" w:line="200" w:lineRule="auto"/>
+            </w:pPr>
+            <w:r>
+              <w:t xml:space="preserve">C:\Users\Student\Desktop&gt; cd LAB5</w:t>
+            </w:r>
+          </w:p>
+          <w:p>
+            <w:pPr>
+              <w:pStyle w:val="SourceCode"/>
+              <w:spacing w:before="0" w:after="0" w:line="200" w:lineRule="auto"/>
+            </w:pPr>
+            <w:r>
+              <w:t xml:space="preserve">C:\...\LAB5&gt; copy %SystemRoot%\System32\drivers\etc\hosts src\hosts.txt</w:t>
+            </w:r>
+          </w:p>
+          <w:p>
+            <w:pPr>
+              <w:pStyle w:val="SourceCode"/>
+              <w:spacing w:before="0" w:after="0" w:line="200" w:lineRule="auto"/>
+            </w:pPr>
+            <w:r>
+              <w:t xml:space="preserve">        1 file(s) copied.</w:t>
+            </w:r>
+          </w:p>
+          <w:p>
+            <w:pPr>
+              <w:pStyle w:val="SourceCode"/>
+              <w:spacing w:before="0" w:after="0" w:line="200" w:lineRule="auto"/>
+            </w:pPr>
+            <w:r>
+              <w:t xml:space="preserve">C:\...\LAB5&gt; cscript //nologo hello.vbs Студент</w:t>
+            </w:r>
+          </w:p>
+          <w:p>
+            <w:pPr>
+              <w:pStyle w:val="SourceCode"/>
+              <w:spacing w:before="0" w:after="0" w:line="200" w:lineRule="auto"/>
+            </w:pPr>
+            <w:r>
+              <w:t xml:space="preserve">Привіт, Студент!</w:t>
+            </w:r>
+          </w:p>
+          <w:p>
+            <w:pPr>
+              <w:pStyle w:val="SourceCode"/>
+              <w:spacing w:before="0" w:after="0" w:line="200" w:lineRule="auto"/>
+            </w:pPr>
+            <w:r>
+              <w:t xml:space="preserve">Сценарій: hello.vbs</w:t>
+            </w:r>
+          </w:p>
+          <w:p>
+            <w:pPr>
+              <w:pStyle w:val="SourceCode"/>
+              <w:spacing w:before="0" w:after="0" w:line="200" w:lineRule="auto"/>
+            </w:pPr>
+            <w:r>
+              <w:t xml:space="preserve">Хост: C:\WINDOWS\System32\cscript.exe</w:t>
+            </w:r>
+          </w:p>
+        </w:tc>
+      </w:tr>
+    </w:tbl>
+    <w:p>
+      <w:pPr>
+        <w:spacing w:before="0" w:after="0" w:line="120" w:lineRule="exact"/>
+        <w:rPr>
+          <w:sz w:val="4"/>
+          <w:szCs w:val="4"/>
+        </w:rPr>
+      </w:pPr>
     </w:p>
     <w:p>
       <w:pPr>
@@ -1880,210 +2174,308 @@
     </w:p>
     <w:p>
       <w:pPr>
-        <w:pStyle w:val="SourceCode"/>
-        <w:spacing w:before="120" w:after="0" w:line="200" w:lineRule="auto"/>
-      </w:pPr>
-      <w:r>
-        <w:t xml:space="preserve">' inventory.vbs</w:t>
-      </w:r>
-    </w:p>
-    <w:p>
-      <w:pPr>
-        <w:pStyle w:val="SourceCode"/>
-        <w:spacing w:before="0" w:after="0" w:line="200" w:lineRule="auto"/>
-      </w:pPr>
-      <w:r>
-        <w:t xml:space="preserve">Option Explicit</w:t>
-      </w:r>
-    </w:p>
-    <w:p>
-      <w:pPr>
-        <w:pStyle w:val="SourceCode"/>
-        <w:spacing w:before="0" w:after="0" w:line="200" w:lineRule="auto"/>
-      </w:pPr>
-      <w:r>
-        <w:t xml:space="preserve">Dim fso, folder, file, stream, total, base</w:t>
-      </w:r>
-    </w:p>
-    <w:p>
-      <w:pPr>
-        <w:pStyle w:val="SourceCode"/>
-        <w:spacing w:before="0" w:after="0" w:line="200" w:lineRule="auto"/>
-      </w:pPr>
-    </w:p>
-    <w:p>
-      <w:pPr>
-        <w:pStyle w:val="SourceCode"/>
-        <w:spacing w:before="0" w:after="0" w:line="200" w:lineRule="auto"/>
-      </w:pPr>
-      <w:r>
-        <w:t xml:space="preserve">Set fso = CreateObject("Scripting.FileSystemObject")</w:t>
-      </w:r>
-    </w:p>
-    <w:p>
-      <w:pPr>
-        <w:pStyle w:val="SourceCode"/>
-        <w:spacing w:before="0" w:after="0" w:line="200" w:lineRule="auto"/>
-      </w:pPr>
-      <w:r>
-        <w:t xml:space="preserve">base = fso.GetParentFolderName(WScript.ScriptFullName)</w:t>
-      </w:r>
-    </w:p>
-    <w:p>
-      <w:pPr>
-        <w:pStyle w:val="SourceCode"/>
-        <w:spacing w:before="0" w:after="0" w:line="200" w:lineRule="auto"/>
-      </w:pPr>
-      <w:r>
-        <w:t xml:space="preserve">Set folder = fso.GetFolder(base &amp; "\src")</w:t>
-      </w:r>
-    </w:p>
-    <w:p>
-      <w:pPr>
-        <w:pStyle w:val="SourceCode"/>
-        <w:spacing w:before="0" w:after="0" w:line="200" w:lineRule="auto"/>
-      </w:pPr>
-      <w:r>
-        <w:t xml:space="preserve">Set stream = fso.CreateTextFile(base &amp; "\out\inventory.txt", True, True)</w:t>
-      </w:r>
-    </w:p>
-    <w:p>
-      <w:pPr>
-        <w:pStyle w:val="SourceCode"/>
-        <w:spacing w:before="0" w:after="0" w:line="200" w:lineRule="auto"/>
-      </w:pPr>
-    </w:p>
-    <w:p>
-      <w:pPr>
-        <w:pStyle w:val="SourceCode"/>
-        <w:spacing w:before="0" w:after="0" w:line="200" w:lineRule="auto"/>
-      </w:pPr>
-      <w:r>
-        <w:t xml:space="preserve">total = 0</w:t>
-      </w:r>
-    </w:p>
-    <w:p>
-      <w:pPr>
-        <w:pStyle w:val="SourceCode"/>
-        <w:spacing w:before="0" w:after="0" w:line="200" w:lineRule="auto"/>
-      </w:pPr>
-      <w:r>
-        <w:t xml:space="preserve">For Each file In folder.Files</w:t>
-      </w:r>
-    </w:p>
-    <w:p>
-      <w:pPr>
-        <w:pStyle w:val="SourceCode"/>
-        <w:spacing w:before="0" w:after="0" w:line="200" w:lineRule="auto"/>
-      </w:pPr>
-      <w:r>
-        <w:t xml:space="preserve">    stream.WriteLine file.Name &amp; vbTab &amp; file.Size &amp; vbTab &amp; file.DateLastModified</w:t>
-      </w:r>
-    </w:p>
-    <w:p>
-      <w:pPr>
-        <w:pStyle w:val="SourceCode"/>
-        <w:spacing w:before="0" w:after="0" w:line="200" w:lineRule="auto"/>
-      </w:pPr>
-      <w:r>
-        <w:t xml:space="preserve">    total = total + file.Size</w:t>
-      </w:r>
-    </w:p>
-    <w:p>
-      <w:pPr>
-        <w:pStyle w:val="SourceCode"/>
-        <w:spacing w:before="0" w:after="0" w:line="200" w:lineRule="auto"/>
-      </w:pPr>
-      <w:r>
-        <w:t xml:space="preserve">Next</w:t>
-      </w:r>
-    </w:p>
-    <w:p>
-      <w:pPr>
-        <w:pStyle w:val="SourceCode"/>
-        <w:spacing w:before="0" w:after="0" w:line="200" w:lineRule="auto"/>
-      </w:pPr>
-    </w:p>
-    <w:p>
-      <w:pPr>
-        <w:pStyle w:val="SourceCode"/>
-        <w:spacing w:before="0" w:after="0" w:line="200" w:lineRule="auto"/>
-      </w:pPr>
-      <w:r>
-        <w:t xml:space="preserve">stream.WriteLine "Разом: " &amp; folder.Files.Count &amp; " файлів, " &amp; total &amp; " байт"</w:t>
-      </w:r>
-    </w:p>
-    <w:p>
-      <w:pPr>
-        <w:pStyle w:val="SourceCode"/>
-        <w:spacing w:before="0" w:after="0" w:line="200" w:lineRule="auto"/>
-      </w:pPr>
-      <w:r>
-        <w:t xml:space="preserve">stream.Close</w:t>
-      </w:r>
-    </w:p>
-    <w:p>
-      <w:pPr>
-        <w:pStyle w:val="SourceCode"/>
-        <w:spacing w:before="0" w:after="120" w:line="200" w:lineRule="auto"/>
-      </w:pPr>
-      <w:r>
-        <w:t xml:space="preserve">WScript.Echo "Звіт: out\inventory.txt"</w:t>
-      </w:r>
-    </w:p>
-    <w:p>
-      <w:pPr>
-        <w:pStyle w:val="SourceCode"/>
-        <w:spacing w:before="120" w:after="0" w:line="200" w:lineRule="auto"/>
-      </w:pPr>
-      <w:r>
-        <w:t xml:space="preserve">C:\...\LAB5&gt; cscript //nologo inventory.vbs</w:t>
-      </w:r>
-    </w:p>
-    <w:p>
-      <w:pPr>
-        <w:pStyle w:val="SourceCode"/>
-        <w:spacing w:before="0" w:after="0" w:line="200" w:lineRule="auto"/>
-      </w:pPr>
-      <w:r>
-        <w:t xml:space="preserve">Звіт: out\inventory.txt</w:t>
-      </w:r>
-    </w:p>
-    <w:p>
-      <w:pPr>
-        <w:pStyle w:val="SourceCode"/>
-        <w:spacing w:before="0" w:after="0" w:line="200" w:lineRule="auto"/>
-      </w:pPr>
-      <w:r>
-        <w:t xml:space="preserve">C:\...\LAB5&gt; type out\inventory.txt</w:t>
-      </w:r>
-    </w:p>
-    <w:p>
-      <w:pPr>
-        <w:pStyle w:val="SourceCode"/>
-        <w:spacing w:before="0" w:after="0" w:line="200" w:lineRule="auto"/>
-      </w:pPr>
-      <w:r>
-        <w:t xml:space="preserve">hosts.txt       824     17.09.2026 21:40:12</w:t>
-      </w:r>
-    </w:p>
-    <w:p>
-      <w:pPr>
-        <w:pStyle w:val="SourceCode"/>
-        <w:spacing w:before="0" w:after="0" w:line="200" w:lineRule="auto"/>
-      </w:pPr>
-      <w:r>
-        <w:t xml:space="preserve">readme.txt      132     17.09.2026 22:05:44</w:t>
-      </w:r>
-    </w:p>
-    <w:p>
-      <w:pPr>
-        <w:pStyle w:val="SourceCode"/>
-        <w:spacing w:before="0" w:after="120" w:line="200" w:lineRule="auto"/>
-      </w:pPr>
-      <w:r>
-        <w:t xml:space="preserve">Разом: 2 файлів, 956 байт</w:t>
-      </w:r>
+        <w:spacing w:before="0" w:after="0" w:line="120" w:lineRule="exact"/>
+        <w:rPr>
+          <w:sz w:val="4"/>
+          <w:szCs w:val="4"/>
+        </w:rPr>
+      </w:pPr>
+    </w:p>
+    <w:tbl>
+      <w:tblPr>
+        <w:tblStyle w:val="SourceCodeTable"/>
+        <w:tblW w:type="dxa" w:w="9637"/>
+        <w:tblInd w:w="0" w:type="dxa"/>
+        <w:tblBorders>
+          <w:top w:color="BFBFBF" w:space="0" w:sz="4" w:val="single"/>
+          <w:left w:color="BFBFBF" w:space="0" w:sz="4" w:val="single"/>
+          <w:bottom w:color="BFBFBF" w:space="0" w:sz="4" w:val="single"/>
+          <w:right w:color="BFBFBF" w:space="0" w:sz="4" w:val="single"/>
+        </w:tblBorders>
+        <w:tblLayout w:type="fixed"/>
+        <w:tblCellMar>
+          <w:top w:type="dxa" w:w="113"/>
+          <w:left w:type="dxa" w:w="113"/>
+          <w:bottom w:type="dxa" w:w="113"/>
+          <w:right w:type="dxa" w:w="113"/>
+        </w:tblCellMar>
+        <w:tblLook w:val="0000" w:firstRow="0" w:lastRow="0" w:firstColumn="0" w:lastColumn="0" w:noHBand="1" w:noVBand="1"/>
+      </w:tblPr>
+      <w:tblGrid>
+        <w:gridCol w:w="9637"/>
+      </w:tblGrid>
+      <w:tr>
+        <w:tc>
+          <w:tcPr>
+            <w:tcW w:type="dxa" w:w="9637"/>
+          </w:tcPr>
+          <w:p>
+            <w:pPr>
+              <w:pStyle w:val="SourceCode"/>
+              <w:spacing w:before="0" w:after="0" w:line="200" w:lineRule="auto"/>
+            </w:pPr>
+            <w:r>
+              <w:t xml:space="preserve">' inventory.vbs</w:t>
+            </w:r>
+          </w:p>
+          <w:p>
+            <w:pPr>
+              <w:pStyle w:val="SourceCode"/>
+              <w:spacing w:before="0" w:after="0" w:line="200" w:lineRule="auto"/>
+            </w:pPr>
+            <w:r>
+              <w:t xml:space="preserve">Option Explicit</w:t>
+            </w:r>
+          </w:p>
+          <w:p>
+            <w:pPr>
+              <w:pStyle w:val="SourceCode"/>
+              <w:spacing w:before="0" w:after="0" w:line="200" w:lineRule="auto"/>
+            </w:pPr>
+            <w:r>
+              <w:t xml:space="preserve">Dim fso, folder, file, stream, total, base</w:t>
+            </w:r>
+          </w:p>
+          <w:p>
+            <w:pPr>
+              <w:pStyle w:val="SourceCode"/>
+              <w:spacing w:before="0" w:after="0" w:line="200" w:lineRule="auto"/>
+            </w:pPr>
+          </w:p>
+          <w:p>
+            <w:pPr>
+              <w:pStyle w:val="SourceCode"/>
+              <w:spacing w:before="0" w:after="0" w:line="200" w:lineRule="auto"/>
+            </w:pPr>
+            <w:r>
+              <w:t xml:space="preserve">Set fso = CreateObject("Scripting.FileSystemObject")</w:t>
+            </w:r>
+          </w:p>
+          <w:p>
+            <w:pPr>
+              <w:pStyle w:val="SourceCode"/>
+              <w:spacing w:before="0" w:after="0" w:line="200" w:lineRule="auto"/>
+            </w:pPr>
+            <w:r>
+              <w:t xml:space="preserve">base = fso.GetParentFolderName(WScript.ScriptFullName)</w:t>
+            </w:r>
+          </w:p>
+          <w:p>
+            <w:pPr>
+              <w:pStyle w:val="SourceCode"/>
+              <w:spacing w:before="0" w:after="0" w:line="200" w:lineRule="auto"/>
+            </w:pPr>
+            <w:r>
+              <w:t xml:space="preserve">Set folder = fso.GetFolder(base &amp; "\src")</w:t>
+            </w:r>
+          </w:p>
+          <w:p>
+            <w:pPr>
+              <w:pStyle w:val="SourceCode"/>
+              <w:spacing w:before="0" w:after="0" w:line="200" w:lineRule="auto"/>
+            </w:pPr>
+            <w:r>
+              <w:t xml:space="preserve">Set stream = fso.CreateTextFile(base &amp; "\out\inventory.txt", True, True)</w:t>
+            </w:r>
+          </w:p>
+          <w:p>
+            <w:pPr>
+              <w:pStyle w:val="SourceCode"/>
+              <w:spacing w:before="0" w:after="0" w:line="200" w:lineRule="auto"/>
+            </w:pPr>
+          </w:p>
+          <w:p>
+            <w:pPr>
+              <w:pStyle w:val="SourceCode"/>
+              <w:spacing w:before="0" w:after="0" w:line="200" w:lineRule="auto"/>
+            </w:pPr>
+            <w:r>
+              <w:t xml:space="preserve">total = 0</w:t>
+            </w:r>
+          </w:p>
+          <w:p>
+            <w:pPr>
+              <w:pStyle w:val="SourceCode"/>
+              <w:spacing w:before="0" w:after="0" w:line="200" w:lineRule="auto"/>
+            </w:pPr>
+            <w:r>
+              <w:t xml:space="preserve">For Each file In folder.Files</w:t>
+            </w:r>
+          </w:p>
+          <w:p>
+            <w:pPr>
+              <w:pStyle w:val="SourceCode"/>
+              <w:spacing w:before="0" w:after="0" w:line="200" w:lineRule="auto"/>
+            </w:pPr>
+            <w:r>
+              <w:t xml:space="preserve">    stream.WriteLine file.Name &amp; vbTab &amp; file.Size &amp; vbTab &amp; file.DateLastModified</w:t>
+            </w:r>
+          </w:p>
+          <w:p>
+            <w:pPr>
+              <w:pStyle w:val="SourceCode"/>
+              <w:spacing w:before="0" w:after="0" w:line="200" w:lineRule="auto"/>
+            </w:pPr>
+            <w:r>
+              <w:t xml:space="preserve">    total = total + file.Size</w:t>
+            </w:r>
+          </w:p>
+          <w:p>
+            <w:pPr>
+              <w:pStyle w:val="SourceCode"/>
+              <w:spacing w:before="0" w:after="0" w:line="200" w:lineRule="auto"/>
+            </w:pPr>
+            <w:r>
+              <w:t xml:space="preserve">Next</w:t>
+            </w:r>
+          </w:p>
+          <w:p>
+            <w:pPr>
+              <w:pStyle w:val="SourceCode"/>
+              <w:spacing w:before="0" w:after="0" w:line="200" w:lineRule="auto"/>
+            </w:pPr>
+          </w:p>
+          <w:p>
+            <w:pPr>
+              <w:pStyle w:val="SourceCode"/>
+              <w:spacing w:before="0" w:after="0" w:line="200" w:lineRule="auto"/>
+            </w:pPr>
+            <w:r>
+              <w:t xml:space="preserve">stream.WriteLine "Разом: " &amp; folder.Files.Count &amp; " файлів, " &amp; total &amp; " байт"</w:t>
+            </w:r>
+          </w:p>
+          <w:p>
+            <w:pPr>
+              <w:pStyle w:val="SourceCode"/>
+              <w:spacing w:before="0" w:after="0" w:line="200" w:lineRule="auto"/>
+            </w:pPr>
+            <w:r>
+              <w:t xml:space="preserve">stream.Close</w:t>
+            </w:r>
+          </w:p>
+          <w:p>
+            <w:pPr>
+              <w:pStyle w:val="SourceCode"/>
+              <w:spacing w:before="0" w:after="0" w:line="200" w:lineRule="auto"/>
+            </w:pPr>
+            <w:r>
+              <w:t xml:space="preserve">WScript.Echo "Звіт: out\inventory.txt"</w:t>
+            </w:r>
+          </w:p>
+        </w:tc>
+      </w:tr>
+    </w:tbl>
+    <w:p>
+      <w:pPr>
+        <w:spacing w:before="0" w:after="0" w:line="120" w:lineRule="exact"/>
+        <w:rPr>
+          <w:sz w:val="4"/>
+          <w:szCs w:val="4"/>
+        </w:rPr>
+      </w:pPr>
+    </w:p>
+    <w:p>
+      <w:pPr>
+        <w:spacing w:before="0" w:after="0" w:line="120" w:lineRule="exact"/>
+        <w:rPr>
+          <w:sz w:val="4"/>
+          <w:szCs w:val="4"/>
+        </w:rPr>
+      </w:pPr>
+    </w:p>
+    <w:tbl>
+      <w:tblPr>
+        <w:tblStyle w:val="SourceCodeTable"/>
+        <w:tblW w:type="dxa" w:w="9637"/>
+        <w:tblInd w:w="0" w:type="dxa"/>
+        <w:tblBorders>
+          <w:top w:color="BFBFBF" w:space="0" w:sz="4" w:val="single"/>
+          <w:left w:color="BFBFBF" w:space="0" w:sz="4" w:val="single"/>
+          <w:bottom w:color="BFBFBF" w:space="0" w:sz="4" w:val="single"/>
+          <w:right w:color="BFBFBF" w:space="0" w:sz="4" w:val="single"/>
+        </w:tblBorders>
+        <w:tblLayout w:type="fixed"/>
+        <w:tblCellMar>
+          <w:top w:type="dxa" w:w="113"/>
+          <w:left w:type="dxa" w:w="113"/>
+          <w:bottom w:type="dxa" w:w="113"/>
+          <w:right w:type="dxa" w:w="113"/>
+        </w:tblCellMar>
+        <w:tblLook w:val="0000" w:firstRow="0" w:lastRow="0" w:firstColumn="0" w:lastColumn="0" w:noHBand="1" w:noVBand="1"/>
+      </w:tblPr>
+      <w:tblGrid>
+        <w:gridCol w:w="9637"/>
+      </w:tblGrid>
+      <w:tr>
+        <w:tc>
+          <w:tcPr>
+            <w:tcW w:type="dxa" w:w="9637"/>
+          </w:tcPr>
+          <w:p>
+            <w:pPr>
+              <w:pStyle w:val="SourceCode"/>
+              <w:spacing w:before="0" w:after="0" w:line="200" w:lineRule="auto"/>
+            </w:pPr>
+            <w:r>
+              <w:t xml:space="preserve">C:\...\LAB5&gt; cscript //nologo inventory.vbs</w:t>
+            </w:r>
+          </w:p>
+          <w:p>
+            <w:pPr>
+              <w:pStyle w:val="SourceCode"/>
+              <w:spacing w:before="0" w:after="0" w:line="200" w:lineRule="auto"/>
+            </w:pPr>
+            <w:r>
+              <w:t xml:space="preserve">Звіт: out\inventory.txt</w:t>
+            </w:r>
+          </w:p>
+          <w:p>
+            <w:pPr>
+              <w:pStyle w:val="SourceCode"/>
+              <w:spacing w:before="0" w:after="0" w:line="200" w:lineRule="auto"/>
+            </w:pPr>
+            <w:r>
+              <w:t xml:space="preserve">C:\...\LAB5&gt; type out\inventory.txt</w:t>
+            </w:r>
+          </w:p>
+          <w:p>
+            <w:pPr>
+              <w:pStyle w:val="SourceCode"/>
+              <w:spacing w:before="0" w:after="0" w:line="200" w:lineRule="auto"/>
+            </w:pPr>
+            <w:r>
+              <w:t xml:space="preserve">hosts.txt       824     17.09.2026 21:40:12</w:t>
+            </w:r>
+          </w:p>
+          <w:p>
+            <w:pPr>
+              <w:pStyle w:val="SourceCode"/>
+              <w:spacing w:before="0" w:after="0" w:line="200" w:lineRule="auto"/>
+            </w:pPr>
+            <w:r>
+              <w:t xml:space="preserve">readme.txt      132     17.09.2026 22:05:44</w:t>
+            </w:r>
+          </w:p>
+          <w:p>
+            <w:pPr>
+              <w:pStyle w:val="SourceCode"/>
+              <w:spacing w:before="0" w:after="0" w:line="200" w:lineRule="auto"/>
+            </w:pPr>
+            <w:r>
+              <w:t xml:space="preserve">Разом: 2 файлів, 956 байт</w:t>
+            </w:r>
+          </w:p>
+        </w:tc>
+      </w:tr>
+    </w:tbl>
+    <w:p>
+      <w:pPr>
+        <w:spacing w:before="0" w:after="0" w:line="120" w:lineRule="exact"/>
+        <w:rPr>
+          <w:sz w:val="4"/>
+          <w:szCs w:val="4"/>
+        </w:rPr>
+      </w:pPr>
     </w:p>
     <w:bookmarkEnd w:id="18"/>
     <w:bookmarkStart w:id="19" w:name="крок-3.-паспорт-системи-через-wmi"/>
@@ -2097,57 +2489,106 @@
     </w:p>
     <w:p>
       <w:pPr>
-        <w:pStyle w:val="SourceCode"/>
-        <w:spacing w:before="120" w:after="0" w:line="200" w:lineRule="auto"/>
-      </w:pPr>
-      <w:r>
-        <w:t xml:space="preserve">C:\...\LAB5&gt; cscript //nologo sysinfo.vbs</w:t>
-      </w:r>
-    </w:p>
-    <w:p>
-      <w:pPr>
-        <w:pStyle w:val="SourceCode"/>
-        <w:spacing w:before="0" w:after="0" w:line="200" w:lineRule="auto"/>
-      </w:pPr>
-      <w:r>
-        <w:t xml:space="preserve">ОС: Microsoft Windows 11 Pro</w:t>
-      </w:r>
-    </w:p>
-    <w:p>
-      <w:pPr>
-        <w:pStyle w:val="SourceCode"/>
-        <w:spacing w:before="0" w:after="0" w:line="200" w:lineRule="auto"/>
-      </w:pPr>
-      <w:r>
-        <w:t xml:space="preserve">Збірка: 22631</w:t>
-      </w:r>
-    </w:p>
-    <w:p>
-      <w:pPr>
-        <w:pStyle w:val="SourceCode"/>
-        <w:spacing w:before="0" w:after="0" w:line="200" w:lineRule="auto"/>
-      </w:pPr>
-      <w:r>
-        <w:t xml:space="preserve">Пам'ять: 16150 МБ</w:t>
-      </w:r>
-    </w:p>
-    <w:p>
-      <w:pPr>
-        <w:pStyle w:val="SourceCode"/>
-        <w:spacing w:before="0" w:after="0" w:line="200" w:lineRule="auto"/>
-      </w:pPr>
-      <w:r>
-        <w:t xml:space="preserve">Комп'ютер: LAB-PC-14</w:t>
-      </w:r>
-    </w:p>
-    <w:p>
-      <w:pPr>
-        <w:pStyle w:val="SourceCode"/>
-        <w:spacing w:before="0" w:after="120" w:line="200" w:lineRule="auto"/>
-      </w:pPr>
-      <w:r>
-        <w:t xml:space="preserve">Користувач: student</w:t>
-      </w:r>
+        <w:spacing w:before="0" w:after="0" w:line="120" w:lineRule="exact"/>
+        <w:rPr>
+          <w:sz w:val="4"/>
+          <w:szCs w:val="4"/>
+        </w:rPr>
+      </w:pPr>
+    </w:p>
+    <w:tbl>
+      <w:tblPr>
+        <w:tblStyle w:val="SourceCodeTable"/>
+        <w:tblW w:type="dxa" w:w="9637"/>
+        <w:tblInd w:w="0" w:type="dxa"/>
+        <w:tblBorders>
+          <w:top w:color="BFBFBF" w:space="0" w:sz="4" w:val="single"/>
+          <w:left w:color="BFBFBF" w:space="0" w:sz="4" w:val="single"/>
+          <w:bottom w:color="BFBFBF" w:space="0" w:sz="4" w:val="single"/>
+          <w:right w:color="BFBFBF" w:space="0" w:sz="4" w:val="single"/>
+        </w:tblBorders>
+        <w:tblLayout w:type="fixed"/>
+        <w:tblCellMar>
+          <w:top w:type="dxa" w:w="113"/>
+          <w:left w:type="dxa" w:w="113"/>
+          <w:bottom w:type="dxa" w:w="113"/>
+          <w:right w:type="dxa" w:w="113"/>
+        </w:tblCellMar>
+        <w:tblLook w:val="0000" w:firstRow="0" w:lastRow="0" w:firstColumn="0" w:lastColumn="0" w:noHBand="1" w:noVBand="1"/>
+      </w:tblPr>
+      <w:tblGrid>
+        <w:gridCol w:w="9637"/>
+      </w:tblGrid>
+      <w:tr>
+        <w:tc>
+          <w:tcPr>
+            <w:tcW w:type="dxa" w:w="9637"/>
+          </w:tcPr>
+          <w:p>
+            <w:pPr>
+              <w:pStyle w:val="SourceCode"/>
+              <w:spacing w:before="0" w:after="0" w:line="200" w:lineRule="auto"/>
+            </w:pPr>
+            <w:r>
+              <w:t xml:space="preserve">C:\...\LAB5&gt; cscript //nologo sysinfo.vbs</w:t>
+            </w:r>
+          </w:p>
+          <w:p>
+            <w:pPr>
+              <w:pStyle w:val="SourceCode"/>
+              <w:spacing w:before="0" w:after="0" w:line="200" w:lineRule="auto"/>
+            </w:pPr>
+            <w:r>
+              <w:t xml:space="preserve">ОС: Microsoft Windows 11 Pro</w:t>
+            </w:r>
+          </w:p>
+          <w:p>
+            <w:pPr>
+              <w:pStyle w:val="SourceCode"/>
+              <w:spacing w:before="0" w:after="0" w:line="200" w:lineRule="auto"/>
+            </w:pPr>
+            <w:r>
+              <w:t xml:space="preserve">Збірка: 22631</w:t>
+            </w:r>
+          </w:p>
+          <w:p>
+            <w:pPr>
+              <w:pStyle w:val="SourceCode"/>
+              <w:spacing w:before="0" w:after="0" w:line="200" w:lineRule="auto"/>
+            </w:pPr>
+            <w:r>
+              <w:t xml:space="preserve">Пам'ять: 16150 МБ</w:t>
+            </w:r>
+          </w:p>
+          <w:p>
+            <w:pPr>
+              <w:pStyle w:val="SourceCode"/>
+              <w:spacing w:before="0" w:after="0" w:line="200" w:lineRule="auto"/>
+            </w:pPr>
+            <w:r>
+              <w:t xml:space="preserve">Комп'ютер: LAB-PC-14</w:t>
+            </w:r>
+          </w:p>
+          <w:p>
+            <w:pPr>
+              <w:pStyle w:val="SourceCode"/>
+              <w:spacing w:before="0" w:after="0" w:line="200" w:lineRule="auto"/>
+            </w:pPr>
+            <w:r>
+              <w:t xml:space="preserve">Користувач: student</w:t>
+            </w:r>
+          </w:p>
+        </w:tc>
+      </w:tr>
+    </w:tbl>
+    <w:p>
+      <w:pPr>
+        <w:spacing w:before="0" w:after="0" w:line="120" w:lineRule="exact"/>
+        <w:rPr>
+          <w:sz w:val="4"/>
+          <w:szCs w:val="4"/>
+        </w:rPr>
+      </w:pPr>
     </w:p>
     <w:p>
       <w:pPr>
@@ -2184,108 +2625,157 @@
     </w:p>
     <w:p>
       <w:pPr>
-        <w:pStyle w:val="SourceCode"/>
-        <w:spacing w:before="120" w:after="0" w:line="200" w:lineRule="auto"/>
-      </w:pPr>
-      <w:r>
-        <w:t xml:space="preserve">// inventory.js</w:t>
-      </w:r>
-    </w:p>
-    <w:p>
-      <w:pPr>
-        <w:pStyle w:val="SourceCode"/>
-        <w:spacing w:before="0" w:after="0" w:line="200" w:lineRule="auto"/>
-      </w:pPr>
-      <w:r>
-        <w:t xml:space="preserve">var fso = new ActiveXObject("Scripting.FileSystemObject");</w:t>
-      </w:r>
-    </w:p>
-    <w:p>
-      <w:pPr>
-        <w:pStyle w:val="SourceCode"/>
-        <w:spacing w:before="0" w:after="0" w:line="200" w:lineRule="auto"/>
-      </w:pPr>
-      <w:r>
-        <w:t xml:space="preserve">var folder = fso.GetFolder(fso.GetParentFolderName(WScript.ScriptFullName) + "\\src");</w:t>
-      </w:r>
-    </w:p>
-    <w:p>
-      <w:pPr>
-        <w:pStyle w:val="SourceCode"/>
-        <w:spacing w:before="0" w:after="0" w:line="200" w:lineRule="auto"/>
-      </w:pPr>
-      <w:r>
-        <w:t xml:space="preserve">var files = new Enumerator(folder.Files);</w:t>
-      </w:r>
-    </w:p>
-    <w:p>
-      <w:pPr>
-        <w:pStyle w:val="SourceCode"/>
-        <w:spacing w:before="0" w:after="0" w:line="200" w:lineRule="auto"/>
-      </w:pPr>
-      <w:r>
-        <w:t xml:space="preserve">var total = 0;</w:t>
-      </w:r>
-    </w:p>
-    <w:p>
-      <w:pPr>
-        <w:pStyle w:val="SourceCode"/>
-        <w:spacing w:before="0" w:after="0" w:line="200" w:lineRule="auto"/>
-      </w:pPr>
-    </w:p>
-    <w:p>
-      <w:pPr>
-        <w:pStyle w:val="SourceCode"/>
-        <w:spacing w:before="0" w:after="0" w:line="200" w:lineRule="auto"/>
-      </w:pPr>
-      <w:r>
-        <w:t xml:space="preserve">for (; !files.atEnd(); files.moveNext()) {</w:t>
-      </w:r>
-    </w:p>
-    <w:p>
-      <w:pPr>
-        <w:pStyle w:val="SourceCode"/>
-        <w:spacing w:before="0" w:after="0" w:line="200" w:lineRule="auto"/>
-      </w:pPr>
-      <w:r>
-        <w:t xml:space="preserve">    var file = files.item();</w:t>
-      </w:r>
-    </w:p>
-    <w:p>
-      <w:pPr>
-        <w:pStyle w:val="SourceCode"/>
-        <w:spacing w:before="0" w:after="0" w:line="200" w:lineRule="auto"/>
-      </w:pPr>
-      <w:r>
-        <w:t xml:space="preserve">    WScript.Echo(file.Name + " — " + file.Size + " байт");</w:t>
-      </w:r>
-    </w:p>
-    <w:p>
-      <w:pPr>
-        <w:pStyle w:val="SourceCode"/>
-        <w:spacing w:before="0" w:after="0" w:line="200" w:lineRule="auto"/>
-      </w:pPr>
-      <w:r>
-        <w:t xml:space="preserve">    total += file.Size;</w:t>
-      </w:r>
-    </w:p>
-    <w:p>
-      <w:pPr>
-        <w:pStyle w:val="SourceCode"/>
-        <w:spacing w:before="0" w:after="0" w:line="200" w:lineRule="auto"/>
-      </w:pPr>
-      <w:r>
-        <w:t xml:space="preserve">}</w:t>
-      </w:r>
-    </w:p>
-    <w:p>
-      <w:pPr>
-        <w:pStyle w:val="SourceCode"/>
-        <w:spacing w:before="0" w:after="120" w:line="200" w:lineRule="auto"/>
-      </w:pPr>
-      <w:r>
-        <w:t xml:space="preserve">WScript.Echo("Разом: " + total + " байт");</w:t>
-      </w:r>
+        <w:spacing w:before="0" w:after="0" w:line="120" w:lineRule="exact"/>
+        <w:rPr>
+          <w:sz w:val="4"/>
+          <w:szCs w:val="4"/>
+        </w:rPr>
+      </w:pPr>
+    </w:p>
+    <w:tbl>
+      <w:tblPr>
+        <w:tblStyle w:val="SourceCodeTable"/>
+        <w:tblW w:type="dxa" w:w="9637"/>
+        <w:tblInd w:w="0" w:type="dxa"/>
+        <w:tblBorders>
+          <w:top w:color="BFBFBF" w:space="0" w:sz="4" w:val="single"/>
+          <w:left w:color="BFBFBF" w:space="0" w:sz="4" w:val="single"/>
+          <w:bottom w:color="BFBFBF" w:space="0" w:sz="4" w:val="single"/>
+          <w:right w:color="BFBFBF" w:space="0" w:sz="4" w:val="single"/>
+        </w:tblBorders>
+        <w:tblLayout w:type="fixed"/>
+        <w:tblCellMar>
+          <w:top w:type="dxa" w:w="113"/>
+          <w:left w:type="dxa" w:w="113"/>
+          <w:bottom w:type="dxa" w:w="113"/>
+          <w:right w:type="dxa" w:w="113"/>
+        </w:tblCellMar>
+        <w:tblLook w:val="0000" w:firstRow="0" w:lastRow="0" w:firstColumn="0" w:lastColumn="0" w:noHBand="1" w:noVBand="1"/>
+      </w:tblPr>
+      <w:tblGrid>
+        <w:gridCol w:w="9637"/>
+      </w:tblGrid>
+      <w:tr>
+        <w:tc>
+          <w:tcPr>
+            <w:tcW w:type="dxa" w:w="9637"/>
+          </w:tcPr>
+          <w:p>
+            <w:pPr>
+              <w:pStyle w:val="SourceCode"/>
+              <w:spacing w:before="0" w:after="0" w:line="200" w:lineRule="auto"/>
+            </w:pPr>
+            <w:r>
+              <w:t xml:space="preserve">// inventory.js</w:t>
+            </w:r>
+          </w:p>
+          <w:p>
+            <w:pPr>
+              <w:pStyle w:val="SourceCode"/>
+              <w:spacing w:before="0" w:after="0" w:line="200" w:lineRule="auto"/>
+            </w:pPr>
+            <w:r>
+              <w:t xml:space="preserve">var fso = new ActiveXObject("Scripting.FileSystemObject");</w:t>
+            </w:r>
+          </w:p>
+          <w:p>
+            <w:pPr>
+              <w:pStyle w:val="SourceCode"/>
+              <w:spacing w:before="0" w:after="0" w:line="200" w:lineRule="auto"/>
+            </w:pPr>
+            <w:r>
+              <w:t xml:space="preserve">var folder = fso.GetFolder(fso.GetParentFolderName(WScript.ScriptFullName) + "\\src");</w:t>
+            </w:r>
+          </w:p>
+          <w:p>
+            <w:pPr>
+              <w:pStyle w:val="SourceCode"/>
+              <w:spacing w:before="0" w:after="0" w:line="200" w:lineRule="auto"/>
+            </w:pPr>
+            <w:r>
+              <w:t xml:space="preserve">var files = new Enumerator(folder.Files);</w:t>
+            </w:r>
+          </w:p>
+          <w:p>
+            <w:pPr>
+              <w:pStyle w:val="SourceCode"/>
+              <w:spacing w:before="0" w:after="0" w:line="200" w:lineRule="auto"/>
+            </w:pPr>
+            <w:r>
+              <w:t xml:space="preserve">var total = 0;</w:t>
+            </w:r>
+          </w:p>
+          <w:p>
+            <w:pPr>
+              <w:pStyle w:val="SourceCode"/>
+              <w:spacing w:before="0" w:after="0" w:line="200" w:lineRule="auto"/>
+            </w:pPr>
+          </w:p>
+          <w:p>
+            <w:pPr>
+              <w:pStyle w:val="SourceCode"/>
+              <w:spacing w:before="0" w:after="0" w:line="200" w:lineRule="auto"/>
+            </w:pPr>
+            <w:r>
+              <w:t xml:space="preserve">for (; !files.atEnd(); files.moveNext()) {</w:t>
+            </w:r>
+          </w:p>
+          <w:p>
+            <w:pPr>
+              <w:pStyle w:val="SourceCode"/>
+              <w:spacing w:before="0" w:after="0" w:line="200" w:lineRule="auto"/>
+            </w:pPr>
+            <w:r>
+              <w:t xml:space="preserve">    var file = files.item();</w:t>
+            </w:r>
+          </w:p>
+          <w:p>
+            <w:pPr>
+              <w:pStyle w:val="SourceCode"/>
+              <w:spacing w:before="0" w:after="0" w:line="200" w:lineRule="auto"/>
+            </w:pPr>
+            <w:r>
+              <w:t xml:space="preserve">    WScript.Echo(file.Name + " — " + file.Size + " байт");</w:t>
+            </w:r>
+          </w:p>
+          <w:p>
+            <w:pPr>
+              <w:pStyle w:val="SourceCode"/>
+              <w:spacing w:before="0" w:after="0" w:line="200" w:lineRule="auto"/>
+            </w:pPr>
+            <w:r>
+              <w:t xml:space="preserve">    total += file.Size;</w:t>
+            </w:r>
+          </w:p>
+          <w:p>
+            <w:pPr>
+              <w:pStyle w:val="SourceCode"/>
+              <w:spacing w:before="0" w:after="0" w:line="200" w:lineRule="auto"/>
+            </w:pPr>
+            <w:r>
+              <w:t xml:space="preserve">}</w:t>
+            </w:r>
+          </w:p>
+          <w:p>
+            <w:pPr>
+              <w:pStyle w:val="SourceCode"/>
+              <w:spacing w:before="0" w:after="0" w:line="200" w:lineRule="auto"/>
+            </w:pPr>
+            <w:r>
+              <w:t xml:space="preserve">WScript.Echo("Разом: " + total + " байт");</w:t>
+            </w:r>
+          </w:p>
+        </w:tc>
+      </w:tr>
+    </w:tbl>
+    <w:p>
+      <w:pPr>
+        <w:spacing w:before="0" w:after="0" w:line="120" w:lineRule="exact"/>
+        <w:rPr>
+          <w:sz w:val="4"/>
+          <w:szCs w:val="4"/>
+        </w:rPr>
+      </w:pPr>
     </w:p>
     <w:p>
       <w:pPr>
@@ -2319,39 +2809,88 @@
     </w:p>
     <w:p>
       <w:pPr>
-        <w:pStyle w:val="SourceCode"/>
-        <w:spacing w:before="120" w:after="0" w:line="200" w:lineRule="auto"/>
-      </w:pPr>
-      <w:r>
-        <w:t xml:space="preserve">C:\...\LAB5&gt; cscript //nologo check.vbs missing.txt</w:t>
-      </w:r>
-    </w:p>
-    <w:p>
-      <w:pPr>
-        <w:pStyle w:val="SourceCode"/>
-        <w:spacing w:before="0" w:after="0" w:line="200" w:lineRule="auto"/>
-      </w:pPr>
-      <w:r>
-        <w:t xml:space="preserve">Помилка 53: File not found</w:t>
-      </w:r>
-    </w:p>
-    <w:p>
-      <w:pPr>
-        <w:pStyle w:val="SourceCode"/>
-        <w:spacing w:before="0" w:after="0" w:line="200" w:lineRule="auto"/>
-      </w:pPr>
-      <w:r>
-        <w:t xml:space="preserve">C:\...\LAB5&gt; echo %errorlevel%</w:t>
-      </w:r>
-    </w:p>
-    <w:p>
-      <w:pPr>
-        <w:pStyle w:val="SourceCode"/>
-        <w:spacing w:before="0" w:after="120" w:line="200" w:lineRule="auto"/>
-      </w:pPr>
-      <w:r>
-        <w:t xml:space="preserve">1</w:t>
-      </w:r>
+        <w:spacing w:before="0" w:after="0" w:line="120" w:lineRule="exact"/>
+        <w:rPr>
+          <w:sz w:val="4"/>
+          <w:szCs w:val="4"/>
+        </w:rPr>
+      </w:pPr>
+    </w:p>
+    <w:tbl>
+      <w:tblPr>
+        <w:tblStyle w:val="SourceCodeTable"/>
+        <w:tblW w:type="dxa" w:w="9637"/>
+        <w:tblInd w:w="0" w:type="dxa"/>
+        <w:tblBorders>
+          <w:top w:color="BFBFBF" w:space="0" w:sz="4" w:val="single"/>
+          <w:left w:color="BFBFBF" w:space="0" w:sz="4" w:val="single"/>
+          <w:bottom w:color="BFBFBF" w:space="0" w:sz="4" w:val="single"/>
+          <w:right w:color="BFBFBF" w:space="0" w:sz="4" w:val="single"/>
+        </w:tblBorders>
+        <w:tblLayout w:type="fixed"/>
+        <w:tblCellMar>
+          <w:top w:type="dxa" w:w="113"/>
+          <w:left w:type="dxa" w:w="113"/>
+          <w:bottom w:type="dxa" w:w="113"/>
+          <w:right w:type="dxa" w:w="113"/>
+        </w:tblCellMar>
+        <w:tblLook w:val="0000" w:firstRow="0" w:lastRow="0" w:firstColumn="0" w:lastColumn="0" w:noHBand="1" w:noVBand="1"/>
+      </w:tblPr>
+      <w:tblGrid>
+        <w:gridCol w:w="9637"/>
+      </w:tblGrid>
+      <w:tr>
+        <w:tc>
+          <w:tcPr>
+            <w:tcW w:type="dxa" w:w="9637"/>
+          </w:tcPr>
+          <w:p>
+            <w:pPr>
+              <w:pStyle w:val="SourceCode"/>
+              <w:spacing w:before="0" w:after="0" w:line="200" w:lineRule="auto"/>
+            </w:pPr>
+            <w:r>
+              <w:t xml:space="preserve">C:\...\LAB5&gt; cscript //nologo check.vbs missing.txt</w:t>
+            </w:r>
+          </w:p>
+          <w:p>
+            <w:pPr>
+              <w:pStyle w:val="SourceCode"/>
+              <w:spacing w:before="0" w:after="0" w:line="200" w:lineRule="auto"/>
+            </w:pPr>
+            <w:r>
+              <w:t xml:space="preserve">Помилка 53: File not found</w:t>
+            </w:r>
+          </w:p>
+          <w:p>
+            <w:pPr>
+              <w:pStyle w:val="SourceCode"/>
+              <w:spacing w:before="0" w:after="0" w:line="200" w:lineRule="auto"/>
+            </w:pPr>
+            <w:r>
+              <w:t xml:space="preserve">C:\...\LAB5&gt; echo %errorlevel%</w:t>
+            </w:r>
+          </w:p>
+          <w:p>
+            <w:pPr>
+              <w:pStyle w:val="SourceCode"/>
+              <w:spacing w:before="0" w:after="0" w:line="200" w:lineRule="auto"/>
+            </w:pPr>
+            <w:r>
+              <w:t xml:space="preserve">1</w:t>
+            </w:r>
+          </w:p>
+        </w:tc>
+      </w:tr>
+    </w:tbl>
+    <w:p>
+      <w:pPr>
+        <w:spacing w:before="0" w:after="0" w:line="120" w:lineRule="exact"/>
+        <w:rPr>
+          <w:sz w:val="4"/>
+          <w:szCs w:val="4"/>
+        </w:rPr>
+      </w:pPr>
     </w:p>
     <w:p>
       <w:pPr>
@@ -5470,7 +6009,7 @@
     <w:basedOn w:val="Normal"/>
     <w:qFormat/>
     <w:pPr>
-      <w:spacing w:after="120" w:before="120" w:line="200" w:lineRule="auto"/>
+      <w:spacing w:after="0" w:before="0" w:line="200" w:lineRule="auto"/>
       <w:ind w:hanging="340" w:left="340" w:right="0"/>
       <w:jc w:val="left"/>
     </w:pPr>
@@ -5479,6 +6018,26 @@
       <w:sz w:val="18"/>
       <w:szCs w:val="18"/>
     </w:rPr>
+  </w:style>
+  <w:style w:customStyle="1" w:styleId="SourceCodeTable" w:type="table">
+    <w:name w:val="Source Code Table"/>
+    <w:basedOn w:val="TableNormal"/>
+    <w:qFormat/>
+    <w:tblPr>
+      <w:tblInd w:type="dxa" w:w="0"/>
+      <w:tblBorders>
+        <w:top w:color="BFBFBF" w:space="0" w:sz="4" w:val="single"/>
+        <w:left w:color="BFBFBF" w:space="0" w:sz="4" w:val="single"/>
+        <w:bottom w:color="BFBFBF" w:space="0" w:sz="4" w:val="single"/>
+        <w:right w:color="BFBFBF" w:space="0" w:sz="4" w:val="single"/>
+      </w:tblBorders>
+      <w:tblCellMar>
+        <w:top w:type="dxa" w:w="113"/>
+        <w:left w:type="dxa" w:w="113"/>
+        <w:bottom w:type="dxa" w:w="113"/>
+        <w:right w:type="dxa" w:w="113"/>
+      </w:tblCellMar>
+    </w:tblPr>
   </w:style>
   <w:style w:type="paragraph" w:customStyle="1" w:styleId="TableCaption">
     <w:name w:val="TableCaption"/>

--- a/public/labs/os/kmp-24/ЛР5_ОС_Сценарії_Windows_Script_Host.docx
+++ b/public/labs/os/kmp-24/ЛР5_ОС_Сценарії_Windows_Script_Host.docx
@@ -542,6 +542,7 @@
           <w:bottom w:color="BFBFBF" w:space="0" w:sz="4" w:val="single"/>
           <w:right w:color="BFBFBF" w:space="0" w:sz="4" w:val="single"/>
         </w:tblBorders>
+        <w:shd w:color="auto" w:fill="F4F4F4" w:val="clear"/>
         <w:tblLayout w:type="fixed"/>
         <w:tblCellMar>
           <w:top w:type="dxa" w:w="113"/>
@@ -558,6 +559,7 @@
         <w:tc>
           <w:tcPr>
             <w:tcW w:type="dxa" w:w="9637"/>
+            <w:shd w:color="auto" w:fill="F4F4F4" w:val="clear"/>
           </w:tcPr>
           <w:p>
             <w:pPr>
@@ -1021,6 +1023,7 @@
           <w:bottom w:color="BFBFBF" w:space="0" w:sz="4" w:val="single"/>
           <w:right w:color="BFBFBF" w:space="0" w:sz="4" w:val="single"/>
         </w:tblBorders>
+        <w:shd w:color="auto" w:fill="F4F4F4" w:val="clear"/>
         <w:tblLayout w:type="fixed"/>
         <w:tblCellMar>
           <w:top w:type="dxa" w:w="113"/>
@@ -1037,6 +1040,7 @@
         <w:tc>
           <w:tcPr>
             <w:tcW w:type="dxa" w:w="9637"/>
+            <w:shd w:color="auto" w:fill="F4F4F4" w:val="clear"/>
           </w:tcPr>
           <w:p>
             <w:pPr>
@@ -1295,6 +1299,7 @@
           <w:bottom w:color="BFBFBF" w:space="0" w:sz="4" w:val="single"/>
           <w:right w:color="BFBFBF" w:space="0" w:sz="4" w:val="single"/>
         </w:tblBorders>
+        <w:shd w:color="auto" w:fill="F4F4F4" w:val="clear"/>
         <w:tblLayout w:type="fixed"/>
         <w:tblCellMar>
           <w:top w:type="dxa" w:w="113"/>
@@ -1311,6 +1316,7 @@
         <w:tc>
           <w:tcPr>
             <w:tcW w:type="dxa" w:w="9637"/>
+            <w:shd w:color="auto" w:fill="F4F4F4" w:val="clear"/>
           </w:tcPr>
           <w:p>
             <w:pPr>
@@ -1598,6 +1604,7 @@
           <w:bottom w:color="BFBFBF" w:space="0" w:sz="4" w:val="single"/>
           <w:right w:color="BFBFBF" w:space="0" w:sz="4" w:val="single"/>
         </w:tblBorders>
+        <w:shd w:color="auto" w:fill="F4F4F4" w:val="clear"/>
         <w:tblLayout w:type="fixed"/>
         <w:tblCellMar>
           <w:top w:type="dxa" w:w="113"/>
@@ -1614,6 +1621,7 @@
         <w:tc>
           <w:tcPr>
             <w:tcW w:type="dxa" w:w="9637"/>
+            <w:shd w:color="auto" w:fill="F4F4F4" w:val="clear"/>
           </w:tcPr>
           <w:p>
             <w:pPr>
@@ -1865,6 +1873,7 @@
           <w:bottom w:color="BFBFBF" w:space="0" w:sz="4" w:val="single"/>
           <w:right w:color="BFBFBF" w:space="0" w:sz="4" w:val="single"/>
         </w:tblBorders>
+        <w:shd w:color="auto" w:fill="F4F4F4" w:val="clear"/>
         <w:tblLayout w:type="fixed"/>
         <w:tblCellMar>
           <w:top w:type="dxa" w:w="113"/>
@@ -1881,6 +1890,7 @@
         <w:tc>
           <w:tcPr>
             <w:tcW w:type="dxa" w:w="9637"/>
+            <w:shd w:color="auto" w:fill="F4F4F4" w:val="clear"/>
           </w:tcPr>
           <w:p>
             <w:pPr>
@@ -2029,6 +2039,7 @@
           <w:bottom w:color="BFBFBF" w:space="0" w:sz="4" w:val="single"/>
           <w:right w:color="BFBFBF" w:space="0" w:sz="4" w:val="single"/>
         </w:tblBorders>
+        <w:shd w:color="auto" w:fill="F4F4F4" w:val="clear"/>
         <w:tblLayout w:type="fixed"/>
         <w:tblCellMar>
           <w:top w:type="dxa" w:w="113"/>
@@ -2045,6 +2056,7 @@
         <w:tc>
           <w:tcPr>
             <w:tcW w:type="dxa" w:w="9637"/>
+            <w:shd w:color="auto" w:fill="F4F4F4" w:val="clear"/>
           </w:tcPr>
           <w:p>
             <w:pPr>
@@ -2192,6 +2204,7 @@
           <w:bottom w:color="BFBFBF" w:space="0" w:sz="4" w:val="single"/>
           <w:right w:color="BFBFBF" w:space="0" w:sz="4" w:val="single"/>
         </w:tblBorders>
+        <w:shd w:color="auto" w:fill="F4F4F4" w:val="clear"/>
         <w:tblLayout w:type="fixed"/>
         <w:tblCellMar>
           <w:top w:type="dxa" w:w="113"/>
@@ -2208,6 +2221,7 @@
         <w:tc>
           <w:tcPr>
             <w:tcW w:type="dxa" w:w="9637"/>
+            <w:shd w:color="auto" w:fill="F4F4F4" w:val="clear"/>
           </w:tcPr>
           <w:p>
             <w:pPr>
@@ -2394,6 +2408,7 @@
           <w:bottom w:color="BFBFBF" w:space="0" w:sz="4" w:val="single"/>
           <w:right w:color="BFBFBF" w:space="0" w:sz="4" w:val="single"/>
         </w:tblBorders>
+        <w:shd w:color="auto" w:fill="F4F4F4" w:val="clear"/>
         <w:tblLayout w:type="fixed"/>
         <w:tblCellMar>
           <w:top w:type="dxa" w:w="113"/>
@@ -2410,6 +2425,7 @@
         <w:tc>
           <w:tcPr>
             <w:tcW w:type="dxa" w:w="9637"/>
+            <w:shd w:color="auto" w:fill="F4F4F4" w:val="clear"/>
           </w:tcPr>
           <w:p>
             <w:pPr>
@@ -2507,6 +2523,7 @@
           <w:bottom w:color="BFBFBF" w:space="0" w:sz="4" w:val="single"/>
           <w:right w:color="BFBFBF" w:space="0" w:sz="4" w:val="single"/>
         </w:tblBorders>
+        <w:shd w:color="auto" w:fill="F4F4F4" w:val="clear"/>
         <w:tblLayout w:type="fixed"/>
         <w:tblCellMar>
           <w:top w:type="dxa" w:w="113"/>
@@ -2523,6 +2540,7 @@
         <w:tc>
           <w:tcPr>
             <w:tcW w:type="dxa" w:w="9637"/>
+            <w:shd w:color="auto" w:fill="F4F4F4" w:val="clear"/>
           </w:tcPr>
           <w:p>
             <w:pPr>
@@ -2643,6 +2661,7 @@
           <w:bottom w:color="BFBFBF" w:space="0" w:sz="4" w:val="single"/>
           <w:right w:color="BFBFBF" w:space="0" w:sz="4" w:val="single"/>
         </w:tblBorders>
+        <w:shd w:color="auto" w:fill="F4F4F4" w:val="clear"/>
         <w:tblLayout w:type="fixed"/>
         <w:tblCellMar>
           <w:top w:type="dxa" w:w="113"/>
@@ -2659,6 +2678,7 @@
         <w:tc>
           <w:tcPr>
             <w:tcW w:type="dxa" w:w="9637"/>
+            <w:shd w:color="auto" w:fill="F4F4F4" w:val="clear"/>
           </w:tcPr>
           <w:p>
             <w:pPr>
@@ -2827,6 +2847,7 @@
           <w:bottom w:color="BFBFBF" w:space="0" w:sz="4" w:val="single"/>
           <w:right w:color="BFBFBF" w:space="0" w:sz="4" w:val="single"/>
         </w:tblBorders>
+        <w:shd w:color="auto" w:fill="F4F4F4" w:val="clear"/>
         <w:tblLayout w:type="fixed"/>
         <w:tblCellMar>
           <w:top w:type="dxa" w:w="113"/>
@@ -2843,6 +2864,7 @@
         <w:tc>
           <w:tcPr>
             <w:tcW w:type="dxa" w:w="9637"/>
+            <w:shd w:color="auto" w:fill="F4F4F4" w:val="clear"/>
           </w:tcPr>
           <w:p>
             <w:pPr>
@@ -6031,6 +6053,7 @@
         <w:bottom w:color="BFBFBF" w:space="0" w:sz="4" w:val="single"/>
         <w:right w:color="BFBFBF" w:space="0" w:sz="4" w:val="single"/>
       </w:tblBorders>
+      <w:shd w:color="auto" w:fill="F4F4F4" w:val="clear"/>
       <w:tblCellMar>
         <w:top w:type="dxa" w:w="113"/>
         <w:left w:type="dxa" w:w="113"/>

--- a/public/labs/os/kmp-24/ЛР5_ОС_Сценарії_Windows_Script_Host.docx
+++ b/public/labs/os/kmp-24/ЛР5_ОС_Сценарії_Windows_Script_Host.docx
@@ -524,119 +524,174 @@
     </w:p>
     <w:p>
       <w:pPr>
-        <w:pStyle w:val="SourceCode"/>
-      </w:pPr>
-      <w:r>
-        <w:rPr>
-          <w:rStyle w:val="VerbatimChar"/>
-        </w:rPr>
-        <w:t xml:space="preserve">' hello.vbs — перший сценарій</w:t>
-      </w:r>
-      <w:r>
-        <w:br/>
-      </w:r>
-      <w:r>
-        <w:rPr>
-          <w:rStyle w:val="VerbatimChar"/>
-        </w:rPr>
-        <w:t xml:space="preserve">Option Explicit</w:t>
-      </w:r>
-      <w:r>
-        <w:br/>
-      </w:r>
-      <w:r>
-        <w:rPr>
-          <w:rStyle w:val="VerbatimChar"/>
-        </w:rPr>
-        <w:t xml:space="preserve">Dim name</w:t>
-      </w:r>
-      <w:r>
-        <w:br/>
-      </w:r>
-      <w:r>
-        <w:br/>
-      </w:r>
-      <w:r>
-        <w:rPr>
-          <w:rStyle w:val="VerbatimChar"/>
-        </w:rPr>
-        <w:t xml:space="preserve">If WScript.Arguments.Count &gt; 0 Then</w:t>
-      </w:r>
-      <w:r>
-        <w:br/>
-      </w:r>
-      <w:r>
-        <w:rPr>
-          <w:rStyle w:val="VerbatimChar"/>
-        </w:rPr>
-        <w:t xml:space="preserve">    name = WScript.Arguments(0)</w:t>
-      </w:r>
-      <w:r>
-        <w:br/>
-      </w:r>
-      <w:r>
-        <w:rPr>
-          <w:rStyle w:val="VerbatimChar"/>
-        </w:rPr>
-        <w:t xml:space="preserve">Else</w:t>
-      </w:r>
-      <w:r>
-        <w:br/>
-      </w:r>
-      <w:r>
-        <w:rPr>
-          <w:rStyle w:val="VerbatimChar"/>
-        </w:rPr>
-        <w:t xml:space="preserve">    name = "користувач"</w:t>
-      </w:r>
-      <w:r>
-        <w:br/>
-      </w:r>
-      <w:r>
-        <w:rPr>
-          <w:rStyle w:val="VerbatimChar"/>
-        </w:rPr>
-        <w:t xml:space="preserve">End If</w:t>
-      </w:r>
-      <w:r>
-        <w:br/>
-      </w:r>
-      <w:r>
-        <w:br/>
-      </w:r>
-      <w:r>
-        <w:rPr>
-          <w:rStyle w:val="VerbatimChar"/>
-        </w:rPr>
-        <w:t xml:space="preserve">WScript.Echo "Привіт, " &amp; name &amp; "!"</w:t>
-      </w:r>
-      <w:r>
-        <w:br/>
-      </w:r>
-      <w:r>
-        <w:rPr>
-          <w:rStyle w:val="VerbatimChar"/>
-        </w:rPr>
-        <w:t xml:space="preserve">WScript.Echo "Сценарій: " &amp; WScript.ScriptName</w:t>
-      </w:r>
-      <w:r>
-        <w:br/>
-      </w:r>
-      <w:r>
-        <w:rPr>
-          <w:rStyle w:val="VerbatimChar"/>
-        </w:rPr>
-        <w:t xml:space="preserve">WScript.Echo "Хост: " &amp; WScript.FullName</w:t>
-      </w:r>
-      <w:r>
-        <w:br/>
-      </w:r>
-      <w:r>
-        <w:rPr>
-          <w:rStyle w:val="VerbatimChar"/>
-        </w:rPr>
-        <w:t xml:space="preserve">WScript.Quit 0</w:t>
-      </w:r>
+        <w:spacing w:before="0" w:after="0" w:line="120" w:lineRule="exact"/>
+        <w:rPr>
+          <w:sz w:val="4"/>
+          <w:szCs w:val="4"/>
+        </w:rPr>
+      </w:pPr>
+    </w:p>
+    <w:tbl>
+      <w:tblPr>
+        <w:tblStyle w:val="SourceCodeTable"/>
+        <w:tblW w:type="dxa" w:w="9637"/>
+        <w:tblInd w:w="0" w:type="dxa"/>
+        <w:tblBorders>
+          <w:top w:color="BFBFBF" w:space="0" w:sz="4" w:val="single"/>
+          <w:left w:color="BFBFBF" w:space="0" w:sz="4" w:val="single"/>
+          <w:bottom w:color="BFBFBF" w:space="0" w:sz="4" w:val="single"/>
+          <w:right w:color="BFBFBF" w:space="0" w:sz="4" w:val="single"/>
+        </w:tblBorders>
+        <w:shd w:color="auto" w:fill="F4F4F4" w:val="clear"/>
+        <w:tblLayout w:type="fixed"/>
+        <w:tblCellMar>
+          <w:top w:type="dxa" w:w="113"/>
+          <w:left w:type="dxa" w:w="113"/>
+          <w:bottom w:type="dxa" w:w="113"/>
+          <w:right w:type="dxa" w:w="113"/>
+        </w:tblCellMar>
+        <w:tblLook w:val="0000" w:firstRow="0" w:lastRow="0" w:firstColumn="0" w:lastColumn="0" w:noHBand="1" w:noVBand="1"/>
+      </w:tblPr>
+      <w:tblGrid>
+        <w:gridCol w:w="9637"/>
+      </w:tblGrid>
+      <w:tr>
+        <w:tc>
+          <w:tcPr>
+            <w:tcW w:type="dxa" w:w="9637"/>
+            <w:shd w:color="auto" w:fill="F4F4F4" w:val="clear"/>
+          </w:tcPr>
+          <w:p>
+            <w:pPr>
+              <w:pStyle w:val="SourceCode"/>
+              <w:spacing w:before="0" w:after="0" w:line="200" w:lineRule="auto"/>
+            </w:pPr>
+            <w:r>
+              <w:t xml:space="preserve">' hello.vbs — перший сценарій</w:t>
+            </w:r>
+          </w:p>
+          <w:p>
+            <w:pPr>
+              <w:pStyle w:val="SourceCode"/>
+              <w:spacing w:before="0" w:after="0" w:line="200" w:lineRule="auto"/>
+            </w:pPr>
+            <w:r>
+              <w:t xml:space="preserve">Option Explicit</w:t>
+            </w:r>
+          </w:p>
+          <w:p>
+            <w:pPr>
+              <w:pStyle w:val="SourceCode"/>
+              <w:spacing w:before="0" w:after="0" w:line="200" w:lineRule="auto"/>
+            </w:pPr>
+            <w:r>
+              <w:t xml:space="preserve">Dim name</w:t>
+            </w:r>
+          </w:p>
+          <w:p>
+            <w:pPr>
+              <w:pStyle w:val="SourceCode"/>
+              <w:spacing w:before="0" w:after="0" w:line="200" w:lineRule="auto"/>
+            </w:pPr>
+          </w:p>
+          <w:p>
+            <w:pPr>
+              <w:pStyle w:val="SourceCode"/>
+              <w:spacing w:before="0" w:after="0" w:line="200" w:lineRule="auto"/>
+            </w:pPr>
+            <w:r>
+              <w:t xml:space="preserve">If WScript.Arguments.Count &gt; 0 Then</w:t>
+            </w:r>
+          </w:p>
+          <w:p>
+            <w:pPr>
+              <w:pStyle w:val="SourceCode"/>
+              <w:spacing w:before="0" w:after="0" w:line="200" w:lineRule="auto"/>
+            </w:pPr>
+            <w:r>
+              <w:t xml:space="preserve">    name = WScript.Arguments(0)</w:t>
+            </w:r>
+          </w:p>
+          <w:p>
+            <w:pPr>
+              <w:pStyle w:val="SourceCode"/>
+              <w:spacing w:before="0" w:after="0" w:line="200" w:lineRule="auto"/>
+            </w:pPr>
+            <w:r>
+              <w:t xml:space="preserve">Else</w:t>
+            </w:r>
+          </w:p>
+          <w:p>
+            <w:pPr>
+              <w:pStyle w:val="SourceCode"/>
+              <w:spacing w:before="0" w:after="0" w:line="200" w:lineRule="auto"/>
+            </w:pPr>
+            <w:r>
+              <w:t xml:space="preserve">    name = "користувач"</w:t>
+            </w:r>
+          </w:p>
+          <w:p>
+            <w:pPr>
+              <w:pStyle w:val="SourceCode"/>
+              <w:spacing w:before="0" w:after="0" w:line="200" w:lineRule="auto"/>
+            </w:pPr>
+            <w:r>
+              <w:t xml:space="preserve">End If</w:t>
+            </w:r>
+          </w:p>
+          <w:p>
+            <w:pPr>
+              <w:pStyle w:val="SourceCode"/>
+              <w:spacing w:before="0" w:after="0" w:line="200" w:lineRule="auto"/>
+            </w:pPr>
+          </w:p>
+          <w:p>
+            <w:pPr>
+              <w:pStyle w:val="SourceCode"/>
+              <w:spacing w:before="0" w:after="0" w:line="200" w:lineRule="auto"/>
+            </w:pPr>
+            <w:r>
+              <w:t xml:space="preserve">WScript.Echo "Привіт, " &amp; name &amp; "!"</w:t>
+            </w:r>
+          </w:p>
+          <w:p>
+            <w:pPr>
+              <w:pStyle w:val="SourceCode"/>
+              <w:spacing w:before="0" w:after="0" w:line="200" w:lineRule="auto"/>
+            </w:pPr>
+            <w:r>
+              <w:t xml:space="preserve">WScript.Echo "Сценарій: " &amp; WScript.ScriptName</w:t>
+            </w:r>
+          </w:p>
+          <w:p>
+            <w:pPr>
+              <w:pStyle w:val="SourceCode"/>
+              <w:spacing w:before="0" w:after="0" w:line="200" w:lineRule="auto"/>
+            </w:pPr>
+            <w:r>
+              <w:t xml:space="preserve">WScript.Echo "Хост: " &amp; WScript.FullName</w:t>
+            </w:r>
+          </w:p>
+          <w:p>
+            <w:pPr>
+              <w:pStyle w:val="SourceCode"/>
+              <w:spacing w:before="0" w:after="0" w:line="200" w:lineRule="auto"/>
+            </w:pPr>
+            <w:r>
+              <w:t xml:space="preserve">WScript.Quit 0</w:t>
+            </w:r>
+          </w:p>
+        </w:tc>
+      </w:tr>
+    </w:tbl>
+    <w:p>
+      <w:pPr>
+        <w:spacing w:before="0" w:after="0" w:line="120" w:lineRule="exact"/>
+        <w:rPr>
+          <w:sz w:val="4"/>
+          <w:szCs w:val="4"/>
+        </w:rPr>
+      </w:pPr>
     </w:p>
     <w:p>
       <w:pPr>
@@ -950,161 +1005,231 @@
     </w:p>
     <w:p>
       <w:pPr>
-        <w:pStyle w:val="SourceCode"/>
-      </w:pPr>
-      <w:r>
-        <w:rPr>
-          <w:rStyle w:val="VerbatimChar"/>
-        </w:rPr>
-        <w:t xml:space="preserve">Option Explicit</w:t>
-      </w:r>
-      <w:r>
-        <w:br/>
-      </w:r>
-      <w:r>
-        <w:rPr>
-          <w:rStyle w:val="VerbatimChar"/>
-        </w:rPr>
-        <w:t xml:space="preserve">Dim fso, folder, file, stream</w:t>
-      </w:r>
-      <w:r>
-        <w:br/>
-      </w:r>
-      <w:r>
-        <w:br/>
-      </w:r>
-      <w:r>
-        <w:rPr>
-          <w:rStyle w:val="VerbatimChar"/>
-        </w:rPr>
-        <w:t xml:space="preserve">Set fso = CreateObject("Scripting.FileSystemObject")</w:t>
-      </w:r>
-      <w:r>
-        <w:br/>
-      </w:r>
-      <w:r>
-        <w:br/>
-      </w:r>
-      <w:r>
-        <w:rPr>
-          <w:rStyle w:val="VerbatimChar"/>
-        </w:rPr>
-        <w:t xml:space="preserve">' Створення структури</w:t>
-      </w:r>
-      <w:r>
-        <w:br/>
-      </w:r>
-      <w:r>
-        <w:rPr>
-          <w:rStyle w:val="VerbatimChar"/>
-        </w:rPr>
-        <w:t xml:space="preserve">If Not fso.FolderExists("C:\LAB5\out") Then</w:t>
-      </w:r>
-      <w:r>
-        <w:br/>
-      </w:r>
-      <w:r>
-        <w:rPr>
-          <w:rStyle w:val="VerbatimChar"/>
-        </w:rPr>
-        <w:t xml:space="preserve">    fso.CreateFolder "C:\LAB5\out"</w:t>
-      </w:r>
-      <w:r>
-        <w:br/>
-      </w:r>
-      <w:r>
-        <w:rPr>
-          <w:rStyle w:val="VerbatimChar"/>
-        </w:rPr>
-        <w:t xml:space="preserve">End If</w:t>
-      </w:r>
-      <w:r>
-        <w:br/>
-      </w:r>
-      <w:r>
-        <w:br/>
-      </w:r>
-      <w:r>
-        <w:rPr>
-          <w:rStyle w:val="VerbatimChar"/>
-        </w:rPr>
-        <w:t xml:space="preserve">' Запис у файл</w:t>
-      </w:r>
-      <w:r>
-        <w:br/>
-      </w:r>
-      <w:r>
-        <w:rPr>
-          <w:rStyle w:val="VerbatimChar"/>
-        </w:rPr>
-        <w:t xml:space="preserve">Set stream = fso.CreateTextFile("C:\LAB5\out\report.txt", True, True)</w:t>
-      </w:r>
-      <w:r>
-        <w:br/>
-      </w:r>
-      <w:r>
-        <w:rPr>
-          <w:rStyle w:val="VerbatimChar"/>
-        </w:rPr>
-        <w:t xml:space="preserve">stream.WriteLine "Звіт сформовано " &amp; Now</w:t>
-      </w:r>
-      <w:r>
-        <w:br/>
-      </w:r>
-      <w:r>
-        <w:rPr>
-          <w:rStyle w:val="VerbatimChar"/>
-        </w:rPr>
-        <w:t xml:space="preserve">stream.Close</w:t>
-      </w:r>
-      <w:r>
-        <w:br/>
-      </w:r>
-      <w:r>
-        <w:br/>
-      </w:r>
-      <w:r>
-        <w:rPr>
-          <w:rStyle w:val="VerbatimChar"/>
-        </w:rPr>
-        <w:t xml:space="preserve">' Обхід каталогу</w:t>
-      </w:r>
-      <w:r>
-        <w:br/>
-      </w:r>
-      <w:r>
-        <w:rPr>
-          <w:rStyle w:val="VerbatimChar"/>
-        </w:rPr>
-        <w:t xml:space="preserve">Set folder = fso.GetFolder("C:\LAB5\src")</w:t>
-      </w:r>
-      <w:r>
-        <w:br/>
-      </w:r>
-      <w:r>
-        <w:rPr>
-          <w:rStyle w:val="VerbatimChar"/>
-        </w:rPr>
-        <w:t xml:space="preserve">For Each file In folder.Files</w:t>
-      </w:r>
-      <w:r>
-        <w:br/>
-      </w:r>
-      <w:r>
-        <w:rPr>
-          <w:rStyle w:val="VerbatimChar"/>
-        </w:rPr>
-        <w:t xml:space="preserve">    WScript.Echo file.Name &amp; " — " &amp; file.Size &amp; " байт, змінено " &amp; file.DateLastModified</w:t>
-      </w:r>
-      <w:r>
-        <w:br/>
-      </w:r>
-      <w:r>
-        <w:rPr>
-          <w:rStyle w:val="VerbatimChar"/>
-        </w:rPr>
-        <w:t xml:space="preserve">Next</w:t>
-      </w:r>
+        <w:spacing w:before="0" w:after="0" w:line="120" w:lineRule="exact"/>
+        <w:rPr>
+          <w:sz w:val="4"/>
+          <w:szCs w:val="4"/>
+        </w:rPr>
+      </w:pPr>
+    </w:p>
+    <w:tbl>
+      <w:tblPr>
+        <w:tblStyle w:val="SourceCodeTable"/>
+        <w:tblW w:type="dxa" w:w="9637"/>
+        <w:tblInd w:w="0" w:type="dxa"/>
+        <w:tblBorders>
+          <w:top w:color="BFBFBF" w:space="0" w:sz="4" w:val="single"/>
+          <w:left w:color="BFBFBF" w:space="0" w:sz="4" w:val="single"/>
+          <w:bottom w:color="BFBFBF" w:space="0" w:sz="4" w:val="single"/>
+          <w:right w:color="BFBFBF" w:space="0" w:sz="4" w:val="single"/>
+        </w:tblBorders>
+        <w:shd w:color="auto" w:fill="F4F4F4" w:val="clear"/>
+        <w:tblLayout w:type="fixed"/>
+        <w:tblCellMar>
+          <w:top w:type="dxa" w:w="113"/>
+          <w:left w:type="dxa" w:w="113"/>
+          <w:bottom w:type="dxa" w:w="113"/>
+          <w:right w:type="dxa" w:w="113"/>
+        </w:tblCellMar>
+        <w:tblLook w:val="0000" w:firstRow="0" w:lastRow="0" w:firstColumn="0" w:lastColumn="0" w:noHBand="1" w:noVBand="1"/>
+      </w:tblPr>
+      <w:tblGrid>
+        <w:gridCol w:w="9637"/>
+      </w:tblGrid>
+      <w:tr>
+        <w:tc>
+          <w:tcPr>
+            <w:tcW w:type="dxa" w:w="9637"/>
+            <w:shd w:color="auto" w:fill="F4F4F4" w:val="clear"/>
+          </w:tcPr>
+          <w:p>
+            <w:pPr>
+              <w:pStyle w:val="SourceCode"/>
+              <w:spacing w:before="0" w:after="0" w:line="200" w:lineRule="auto"/>
+            </w:pPr>
+            <w:r>
+              <w:t xml:space="preserve">Option Explicit</w:t>
+            </w:r>
+          </w:p>
+          <w:p>
+            <w:pPr>
+              <w:pStyle w:val="SourceCode"/>
+              <w:spacing w:before="0" w:after="0" w:line="200" w:lineRule="auto"/>
+            </w:pPr>
+            <w:r>
+              <w:t xml:space="preserve">Dim fso, folder, file, stream</w:t>
+            </w:r>
+          </w:p>
+          <w:p>
+            <w:pPr>
+              <w:pStyle w:val="SourceCode"/>
+              <w:spacing w:before="0" w:after="0" w:line="200" w:lineRule="auto"/>
+            </w:pPr>
+          </w:p>
+          <w:p>
+            <w:pPr>
+              <w:pStyle w:val="SourceCode"/>
+              <w:spacing w:before="0" w:after="0" w:line="200" w:lineRule="auto"/>
+            </w:pPr>
+            <w:r>
+              <w:t xml:space="preserve">Set fso = CreateObject("Scripting.FileSystemObject")</w:t>
+            </w:r>
+          </w:p>
+          <w:p>
+            <w:pPr>
+              <w:pStyle w:val="SourceCode"/>
+              <w:spacing w:before="0" w:after="0" w:line="200" w:lineRule="auto"/>
+            </w:pPr>
+          </w:p>
+          <w:p>
+            <w:pPr>
+              <w:pStyle w:val="SourceCode"/>
+              <w:spacing w:before="0" w:after="0" w:line="200" w:lineRule="auto"/>
+            </w:pPr>
+            <w:r>
+              <w:t xml:space="preserve">' Створення структури</w:t>
+            </w:r>
+          </w:p>
+          <w:p>
+            <w:pPr>
+              <w:pStyle w:val="SourceCode"/>
+              <w:spacing w:before="0" w:after="0" w:line="200" w:lineRule="auto"/>
+            </w:pPr>
+            <w:r>
+              <w:t xml:space="preserve">If Not fso.FolderExists("C:\LAB5\out") Then</w:t>
+            </w:r>
+          </w:p>
+          <w:p>
+            <w:pPr>
+              <w:pStyle w:val="SourceCode"/>
+              <w:spacing w:before="0" w:after="0" w:line="200" w:lineRule="auto"/>
+            </w:pPr>
+            <w:r>
+              <w:t xml:space="preserve">    fso.CreateFolder "C:\LAB5\out"</w:t>
+            </w:r>
+          </w:p>
+          <w:p>
+            <w:pPr>
+              <w:pStyle w:val="SourceCode"/>
+              <w:spacing w:before="0" w:after="0" w:line="200" w:lineRule="auto"/>
+            </w:pPr>
+            <w:r>
+              <w:t xml:space="preserve">End If</w:t>
+            </w:r>
+          </w:p>
+          <w:p>
+            <w:pPr>
+              <w:pStyle w:val="SourceCode"/>
+              <w:spacing w:before="0" w:after="0" w:line="200" w:lineRule="auto"/>
+            </w:pPr>
+          </w:p>
+          <w:p>
+            <w:pPr>
+              <w:pStyle w:val="SourceCode"/>
+              <w:spacing w:before="0" w:after="0" w:line="200" w:lineRule="auto"/>
+            </w:pPr>
+            <w:r>
+              <w:t xml:space="preserve">' Запис у файл</w:t>
+            </w:r>
+          </w:p>
+          <w:p>
+            <w:pPr>
+              <w:pStyle w:val="SourceCode"/>
+              <w:spacing w:before="0" w:after="0" w:line="200" w:lineRule="auto"/>
+            </w:pPr>
+            <w:r>
+              <w:t xml:space="preserve">Set stream = fso.CreateTextFile("C:\LAB5\out\report.txt", True, True)</w:t>
+            </w:r>
+          </w:p>
+          <w:p>
+            <w:pPr>
+              <w:pStyle w:val="SourceCode"/>
+              <w:spacing w:before="0" w:after="0" w:line="200" w:lineRule="auto"/>
+            </w:pPr>
+            <w:r>
+              <w:t xml:space="preserve">stream.WriteLine "Звіт сформовано " &amp; Now</w:t>
+            </w:r>
+          </w:p>
+          <w:p>
+            <w:pPr>
+              <w:pStyle w:val="SourceCode"/>
+              <w:spacing w:before="0" w:after="0" w:line="200" w:lineRule="auto"/>
+            </w:pPr>
+            <w:r>
+              <w:t xml:space="preserve">stream.Close</w:t>
+            </w:r>
+          </w:p>
+          <w:p>
+            <w:pPr>
+              <w:pStyle w:val="SourceCode"/>
+              <w:spacing w:before="0" w:after="0" w:line="200" w:lineRule="auto"/>
+            </w:pPr>
+          </w:p>
+          <w:p>
+            <w:pPr>
+              <w:pStyle w:val="SourceCode"/>
+              <w:spacing w:before="0" w:after="0" w:line="200" w:lineRule="auto"/>
+            </w:pPr>
+            <w:r>
+              <w:t xml:space="preserve">' Обхід каталогу</w:t>
+            </w:r>
+          </w:p>
+          <w:p>
+            <w:pPr>
+              <w:pStyle w:val="SourceCode"/>
+              <w:spacing w:before="0" w:after="0" w:line="200" w:lineRule="auto"/>
+            </w:pPr>
+            <w:r>
+              <w:t xml:space="preserve">Set folder = fso.GetFolder("C:\LAB5\src")</w:t>
+            </w:r>
+          </w:p>
+          <w:p>
+            <w:pPr>
+              <w:pStyle w:val="SourceCode"/>
+              <w:spacing w:before="0" w:after="0" w:line="200" w:lineRule="auto"/>
+            </w:pPr>
+            <w:r>
+              <w:t xml:space="preserve">For Each file In folder.Files</w:t>
+            </w:r>
+          </w:p>
+          <w:p>
+            <w:pPr>
+              <w:pStyle w:val="SourceCode"/>
+              <w:spacing w:before="0" w:after="0" w:line="200" w:lineRule="auto"/>
+            </w:pPr>
+            <w:r>
+              <w:t xml:space="preserve">    WScript.Echo file.Name &amp; " — " &amp; file.Size &amp; " байт, змінено " &amp; _</w:t>
+            </w:r>
+          </w:p>
+          <w:p>
+            <w:pPr>
+              <w:pStyle w:val="SourceCode"/>
+              <w:spacing w:before="0" w:after="0" w:line="200" w:lineRule="auto"/>
+            </w:pPr>
+            <w:r>
+              <w:t xml:space="preserve">                 file.DateLastModified</w:t>
+            </w:r>
+          </w:p>
+          <w:p>
+            <w:pPr>
+              <w:pStyle w:val="SourceCode"/>
+              <w:spacing w:before="0" w:after="0" w:line="200" w:lineRule="auto"/>
+            </w:pPr>
+            <w:r>
+              <w:t xml:space="preserve">Next</w:t>
+            </w:r>
+          </w:p>
+        </w:tc>
+      </w:tr>
+    </w:tbl>
+    <w:p>
+      <w:pPr>
+        <w:spacing w:before="0" w:after="0" w:line="120" w:lineRule="exact"/>
+        <w:rPr>
+          <w:sz w:val="4"/>
+          <w:szCs w:val="4"/>
+        </w:rPr>
+      </w:pPr>
     </w:p>
     <w:p>
       <w:pPr>
@@ -1156,146 +1281,210 @@
     </w:p>
     <w:p>
       <w:pPr>
-        <w:pStyle w:val="SourceCode"/>
-      </w:pPr>
-      <w:r>
-        <w:rPr>
-          <w:rStyle w:val="VerbatimChar"/>
-        </w:rPr>
-        <w:t xml:space="preserve">Option Explicit</w:t>
-      </w:r>
-      <w:r>
-        <w:br/>
-      </w:r>
-      <w:r>
-        <w:rPr>
-          <w:rStyle w:val="VerbatimChar"/>
-        </w:rPr>
-        <w:t xml:space="preserve">Dim shell, exec, link</w:t>
-      </w:r>
-      <w:r>
-        <w:br/>
-      </w:r>
-      <w:r>
-        <w:br/>
-      </w:r>
-      <w:r>
-        <w:rPr>
-          <w:rStyle w:val="VerbatimChar"/>
-        </w:rPr>
-        <w:t xml:space="preserve">Set shell = CreateObject("WScript.Shell")</w:t>
-      </w:r>
-      <w:r>
-        <w:br/>
-      </w:r>
-      <w:r>
-        <w:br/>
-      </w:r>
-      <w:r>
-        <w:rPr>
-          <w:rStyle w:val="VerbatimChar"/>
-        </w:rPr>
-        <w:t xml:space="preserve">WScript.Echo "TEMP: " &amp; shell.ExpandEnvironmentStrings("%TEMP%")</w:t>
-      </w:r>
-      <w:r>
-        <w:br/>
-      </w:r>
-      <w:r>
-        <w:br/>
-      </w:r>
-      <w:r>
-        <w:rPr>
-          <w:rStyle w:val="VerbatimChar"/>
-        </w:rPr>
-        <w:t xml:space="preserve">' Запуск програми і очікування завершення</w:t>
-      </w:r>
-      <w:r>
-        <w:br/>
-      </w:r>
-      <w:r>
-        <w:rPr>
-          <w:rStyle w:val="VerbatimChar"/>
-        </w:rPr>
-        <w:t xml:space="preserve">shell.Run "notepad.exe", 1, True</w:t>
-      </w:r>
-      <w:r>
-        <w:br/>
-      </w:r>
-      <w:r>
-        <w:br/>
-      </w:r>
-      <w:r>
-        <w:rPr>
-          <w:rStyle w:val="VerbatimChar"/>
-        </w:rPr>
-        <w:t xml:space="preserve">' Запуск із перехопленням виводу</w:t>
-      </w:r>
-      <w:r>
-        <w:br/>
-      </w:r>
-      <w:r>
-        <w:rPr>
-          <w:rStyle w:val="VerbatimChar"/>
-        </w:rPr>
-        <w:t xml:space="preserve">Set exec = shell.Exec("cmd /c ver")</w:t>
-      </w:r>
-      <w:r>
-        <w:br/>
-      </w:r>
-      <w:r>
-        <w:rPr>
-          <w:rStyle w:val="VerbatimChar"/>
-        </w:rPr>
-        <w:t xml:space="preserve">WScript.Echo Trim(exec.StdOut.ReadAll())</w:t>
-      </w:r>
-      <w:r>
-        <w:br/>
-      </w:r>
-      <w:r>
-        <w:br/>
-      </w:r>
-      <w:r>
-        <w:rPr>
-          <w:rStyle w:val="VerbatimChar"/>
-        </w:rPr>
-        <w:t xml:space="preserve">' Створення ярлика на робочому столі</w:t>
-      </w:r>
-      <w:r>
-        <w:br/>
-      </w:r>
-      <w:r>
-        <w:rPr>
-          <w:rStyle w:val="VerbatimChar"/>
-        </w:rPr>
-        <w:t xml:space="preserve">Set link = shell.CreateShortcut(shell.SpecialFolders("Desktop") &amp; "\LAB5.lnk")</w:t>
-      </w:r>
-      <w:r>
-        <w:br/>
-      </w:r>
-      <w:r>
-        <w:rPr>
-          <w:rStyle w:val="VerbatimChar"/>
-        </w:rPr>
-        <w:t xml:space="preserve">link.TargetPath = "C:\LAB5"</w:t>
-      </w:r>
-      <w:r>
-        <w:br/>
-      </w:r>
-      <w:r>
-        <w:rPr>
-          <w:rStyle w:val="VerbatimChar"/>
-        </w:rPr>
-        <w:t xml:space="preserve">link.Description = "Навчальний каталог"</w:t>
-      </w:r>
-      <w:r>
-        <w:br/>
-      </w:r>
-      <w:r>
-        <w:rPr>
-          <w:rStyle w:val="VerbatimChar"/>
-        </w:rPr>
-        <w:t xml:space="preserve">link.Save</w:t>
-      </w:r>
+        <w:spacing w:before="0" w:after="0" w:line="120" w:lineRule="exact"/>
+        <w:rPr>
+          <w:sz w:val="4"/>
+          <w:szCs w:val="4"/>
+        </w:rPr>
+      </w:pPr>
+    </w:p>
+    <w:tbl>
+      <w:tblPr>
+        <w:tblStyle w:val="SourceCodeTable"/>
+        <w:tblW w:type="dxa" w:w="9637"/>
+        <w:tblInd w:w="0" w:type="dxa"/>
+        <w:tblBorders>
+          <w:top w:color="BFBFBF" w:space="0" w:sz="4" w:val="single"/>
+          <w:left w:color="BFBFBF" w:space="0" w:sz="4" w:val="single"/>
+          <w:bottom w:color="BFBFBF" w:space="0" w:sz="4" w:val="single"/>
+          <w:right w:color="BFBFBF" w:space="0" w:sz="4" w:val="single"/>
+        </w:tblBorders>
+        <w:shd w:color="auto" w:fill="F4F4F4" w:val="clear"/>
+        <w:tblLayout w:type="fixed"/>
+        <w:tblCellMar>
+          <w:top w:type="dxa" w:w="113"/>
+          <w:left w:type="dxa" w:w="113"/>
+          <w:bottom w:type="dxa" w:w="113"/>
+          <w:right w:type="dxa" w:w="113"/>
+        </w:tblCellMar>
+        <w:tblLook w:val="0000" w:firstRow="0" w:lastRow="0" w:firstColumn="0" w:lastColumn="0" w:noHBand="1" w:noVBand="1"/>
+      </w:tblPr>
+      <w:tblGrid>
+        <w:gridCol w:w="9637"/>
+      </w:tblGrid>
+      <w:tr>
+        <w:tc>
+          <w:tcPr>
+            <w:tcW w:type="dxa" w:w="9637"/>
+            <w:shd w:color="auto" w:fill="F4F4F4" w:val="clear"/>
+          </w:tcPr>
+          <w:p>
+            <w:pPr>
+              <w:pStyle w:val="SourceCode"/>
+              <w:spacing w:before="0" w:after="0" w:line="200" w:lineRule="auto"/>
+            </w:pPr>
+            <w:r>
+              <w:t xml:space="preserve">Option Explicit</w:t>
+            </w:r>
+          </w:p>
+          <w:p>
+            <w:pPr>
+              <w:pStyle w:val="SourceCode"/>
+              <w:spacing w:before="0" w:after="0" w:line="200" w:lineRule="auto"/>
+            </w:pPr>
+            <w:r>
+              <w:t xml:space="preserve">Dim shell, exec, link</w:t>
+            </w:r>
+          </w:p>
+          <w:p>
+            <w:pPr>
+              <w:pStyle w:val="SourceCode"/>
+              <w:spacing w:before="0" w:after="0" w:line="200" w:lineRule="auto"/>
+            </w:pPr>
+          </w:p>
+          <w:p>
+            <w:pPr>
+              <w:pStyle w:val="SourceCode"/>
+              <w:spacing w:before="0" w:after="0" w:line="200" w:lineRule="auto"/>
+            </w:pPr>
+            <w:r>
+              <w:t xml:space="preserve">Set shell = CreateObject("WScript.Shell")</w:t>
+            </w:r>
+          </w:p>
+          <w:p>
+            <w:pPr>
+              <w:pStyle w:val="SourceCode"/>
+              <w:spacing w:before="0" w:after="0" w:line="200" w:lineRule="auto"/>
+            </w:pPr>
+          </w:p>
+          <w:p>
+            <w:pPr>
+              <w:pStyle w:val="SourceCode"/>
+              <w:spacing w:before="0" w:after="0" w:line="200" w:lineRule="auto"/>
+            </w:pPr>
+            <w:r>
+              <w:t xml:space="preserve">WScript.Echo "TEMP: " &amp; shell.ExpandEnvironmentStrings("%TEMP%")</w:t>
+            </w:r>
+          </w:p>
+          <w:p>
+            <w:pPr>
+              <w:pStyle w:val="SourceCode"/>
+              <w:spacing w:before="0" w:after="0" w:line="200" w:lineRule="auto"/>
+            </w:pPr>
+          </w:p>
+          <w:p>
+            <w:pPr>
+              <w:pStyle w:val="SourceCode"/>
+              <w:spacing w:before="0" w:after="0" w:line="200" w:lineRule="auto"/>
+            </w:pPr>
+            <w:r>
+              <w:t xml:space="preserve">' Запуск програми і очікування завершення</w:t>
+            </w:r>
+          </w:p>
+          <w:p>
+            <w:pPr>
+              <w:pStyle w:val="SourceCode"/>
+              <w:spacing w:before="0" w:after="0" w:line="200" w:lineRule="auto"/>
+            </w:pPr>
+            <w:r>
+              <w:t xml:space="preserve">shell.Run "notepad.exe", 1, True</w:t>
+            </w:r>
+          </w:p>
+          <w:p>
+            <w:pPr>
+              <w:pStyle w:val="SourceCode"/>
+              <w:spacing w:before="0" w:after="0" w:line="200" w:lineRule="auto"/>
+            </w:pPr>
+          </w:p>
+          <w:p>
+            <w:pPr>
+              <w:pStyle w:val="SourceCode"/>
+              <w:spacing w:before="0" w:after="0" w:line="200" w:lineRule="auto"/>
+            </w:pPr>
+            <w:r>
+              <w:t xml:space="preserve">' Запуск із перехопленням виводу</w:t>
+            </w:r>
+          </w:p>
+          <w:p>
+            <w:pPr>
+              <w:pStyle w:val="SourceCode"/>
+              <w:spacing w:before="0" w:after="0" w:line="200" w:lineRule="auto"/>
+            </w:pPr>
+            <w:r>
+              <w:t xml:space="preserve">Set exec = shell.Exec("cmd /c ver")</w:t>
+            </w:r>
+          </w:p>
+          <w:p>
+            <w:pPr>
+              <w:pStyle w:val="SourceCode"/>
+              <w:spacing w:before="0" w:after="0" w:line="200" w:lineRule="auto"/>
+            </w:pPr>
+            <w:r>
+              <w:t xml:space="preserve">WScript.Echo Trim(exec.StdOut.ReadAll())</w:t>
+            </w:r>
+          </w:p>
+          <w:p>
+            <w:pPr>
+              <w:pStyle w:val="SourceCode"/>
+              <w:spacing w:before="0" w:after="0" w:line="200" w:lineRule="auto"/>
+            </w:pPr>
+          </w:p>
+          <w:p>
+            <w:pPr>
+              <w:pStyle w:val="SourceCode"/>
+              <w:spacing w:before="0" w:after="0" w:line="200" w:lineRule="auto"/>
+            </w:pPr>
+            <w:r>
+              <w:t xml:space="preserve">' Створення ярлика на робочому столі</w:t>
+            </w:r>
+          </w:p>
+          <w:p>
+            <w:pPr>
+              <w:pStyle w:val="SourceCode"/>
+              <w:spacing w:before="0" w:after="0" w:line="200" w:lineRule="auto"/>
+            </w:pPr>
+            <w:r>
+              <w:t xml:space="preserve">Set link = shell.CreateShortcut(shell.SpecialFolders("Desktop") &amp; "\LAB5.lnk")</w:t>
+            </w:r>
+          </w:p>
+          <w:p>
+            <w:pPr>
+              <w:pStyle w:val="SourceCode"/>
+              <w:spacing w:before="0" w:after="0" w:line="200" w:lineRule="auto"/>
+            </w:pPr>
+            <w:r>
+              <w:t xml:space="preserve">link.TargetPath = "C:\LAB5"</w:t>
+            </w:r>
+          </w:p>
+          <w:p>
+            <w:pPr>
+              <w:pStyle w:val="SourceCode"/>
+              <w:spacing w:before="0" w:after="0" w:line="200" w:lineRule="auto"/>
+            </w:pPr>
+            <w:r>
+              <w:t xml:space="preserve">link.Description = "Навчальний каталог"</w:t>
+            </w:r>
+          </w:p>
+          <w:p>
+            <w:pPr>
+              <w:pStyle w:val="SourceCode"/>
+              <w:spacing w:before="0" w:after="0" w:line="200" w:lineRule="auto"/>
+            </w:pPr>
+            <w:r>
+              <w:t xml:space="preserve">link.Save</w:t>
+            </w:r>
+          </w:p>
+        </w:tc>
+      </w:tr>
+    </w:tbl>
+    <w:p>
+      <w:pPr>
+        <w:spacing w:before="0" w:after="0" w:line="120" w:lineRule="exact"/>
+        <w:rPr>
+          <w:sz w:val="4"/>
+          <w:szCs w:val="4"/>
+        </w:rPr>
+      </w:pPr>
     </w:p>
     <w:p>
       <w:pPr>
@@ -1397,131 +1586,207 @@
     </w:p>
     <w:p>
       <w:pPr>
-        <w:pStyle w:val="SourceCode"/>
-      </w:pPr>
-      <w:r>
-        <w:rPr>
-          <w:rStyle w:val="VerbatimChar"/>
-        </w:rPr>
-        <w:t xml:space="preserve">Option Explicit</w:t>
-      </w:r>
-      <w:r>
-        <w:br/>
-      </w:r>
-      <w:r>
-        <w:rPr>
-          <w:rStyle w:val="VerbatimChar"/>
-        </w:rPr>
-        <w:t xml:space="preserve">Dim wmi, items, item</w:t>
-      </w:r>
-      <w:r>
-        <w:br/>
-      </w:r>
-      <w:r>
-        <w:br/>
-      </w:r>
-      <w:r>
-        <w:rPr>
-          <w:rStyle w:val="VerbatimChar"/>
-        </w:rPr>
-        <w:t xml:space="preserve">Set wmi = GetObject("winmgmts:\\.\root\cimv2")</w:t>
-      </w:r>
-      <w:r>
-        <w:br/>
-      </w:r>
-      <w:r>
-        <w:br/>
-      </w:r>
-      <w:r>
-        <w:rPr>
-          <w:rStyle w:val="VerbatimChar"/>
-        </w:rPr>
-        <w:t xml:space="preserve">Set items = wmi.ExecQuery("SELECT * FROM Win32_OperatingSystem")</w:t>
-      </w:r>
-      <w:r>
-        <w:br/>
-      </w:r>
-      <w:r>
-        <w:rPr>
-          <w:rStyle w:val="VerbatimChar"/>
-        </w:rPr>
-        <w:t xml:space="preserve">For Each item In items</w:t>
-      </w:r>
-      <w:r>
-        <w:br/>
-      </w:r>
-      <w:r>
-        <w:rPr>
-          <w:rStyle w:val="VerbatimChar"/>
-        </w:rPr>
-        <w:t xml:space="preserve">    WScript.Echo "ОС: " &amp; item.Caption</w:t>
-      </w:r>
-      <w:r>
-        <w:br/>
-      </w:r>
-      <w:r>
-        <w:rPr>
-          <w:rStyle w:val="VerbatimChar"/>
-        </w:rPr>
-        <w:t xml:space="preserve">    WScript.Echo "Збірка: " &amp; item.BuildNumber</w:t>
-      </w:r>
-      <w:r>
-        <w:br/>
-      </w:r>
-      <w:r>
-        <w:rPr>
-          <w:rStyle w:val="VerbatimChar"/>
-        </w:rPr>
-        <w:t xml:space="preserve">    WScript.Echo "Пам'ять: " &amp; Int(item.TotalVisibleMemorySize / 1024) &amp; " МБ"</w:t>
-      </w:r>
-      <w:r>
-        <w:br/>
-      </w:r>
-      <w:r>
-        <w:rPr>
-          <w:rStyle w:val="VerbatimChar"/>
-        </w:rPr>
-        <w:t xml:space="preserve">Next</w:t>
-      </w:r>
-      <w:r>
-        <w:br/>
-      </w:r>
-      <w:r>
-        <w:br/>
-      </w:r>
-      <w:r>
-        <w:rPr>
-          <w:rStyle w:val="VerbatimChar"/>
-        </w:rPr>
-        <w:t xml:space="preserve">Set items = wmi.ExecQuery("SELECT Name, ProcessId, WorkingSetSize FROM Win32_Process WHERE Name = 'explorer.exe'")</w:t>
-      </w:r>
-      <w:r>
-        <w:br/>
-      </w:r>
-      <w:r>
-        <w:rPr>
-          <w:rStyle w:val="VerbatimChar"/>
-        </w:rPr>
-        <w:t xml:space="preserve">For Each item In items</w:t>
-      </w:r>
-      <w:r>
-        <w:br/>
-      </w:r>
-      <w:r>
-        <w:rPr>
-          <w:rStyle w:val="VerbatimChar"/>
-        </w:rPr>
-        <w:t xml:space="preserve">    WScript.Echo item.Name &amp; " PID=" &amp; item.ProcessId &amp; " " &amp; Int(item.WorkingSetSize / 1048576) &amp; " МБ"</w:t>
-      </w:r>
-      <w:r>
-        <w:br/>
-      </w:r>
-      <w:r>
-        <w:rPr>
-          <w:rStyle w:val="VerbatimChar"/>
-        </w:rPr>
-        <w:t xml:space="preserve">Next</w:t>
-      </w:r>
+        <w:spacing w:before="0" w:after="0" w:line="120" w:lineRule="exact"/>
+        <w:rPr>
+          <w:sz w:val="4"/>
+          <w:szCs w:val="4"/>
+        </w:rPr>
+      </w:pPr>
+    </w:p>
+    <w:tbl>
+      <w:tblPr>
+        <w:tblStyle w:val="SourceCodeTable"/>
+        <w:tblW w:type="dxa" w:w="9637"/>
+        <w:tblInd w:w="0" w:type="dxa"/>
+        <w:tblBorders>
+          <w:top w:color="BFBFBF" w:space="0" w:sz="4" w:val="single"/>
+          <w:left w:color="BFBFBF" w:space="0" w:sz="4" w:val="single"/>
+          <w:bottom w:color="BFBFBF" w:space="0" w:sz="4" w:val="single"/>
+          <w:right w:color="BFBFBF" w:space="0" w:sz="4" w:val="single"/>
+        </w:tblBorders>
+        <w:shd w:color="auto" w:fill="F4F4F4" w:val="clear"/>
+        <w:tblLayout w:type="fixed"/>
+        <w:tblCellMar>
+          <w:top w:type="dxa" w:w="113"/>
+          <w:left w:type="dxa" w:w="113"/>
+          <w:bottom w:type="dxa" w:w="113"/>
+          <w:right w:type="dxa" w:w="113"/>
+        </w:tblCellMar>
+        <w:tblLook w:val="0000" w:firstRow="0" w:lastRow="0" w:firstColumn="0" w:lastColumn="0" w:noHBand="1" w:noVBand="1"/>
+      </w:tblPr>
+      <w:tblGrid>
+        <w:gridCol w:w="9637"/>
+      </w:tblGrid>
+      <w:tr>
+        <w:tc>
+          <w:tcPr>
+            <w:tcW w:type="dxa" w:w="9637"/>
+            <w:shd w:color="auto" w:fill="F4F4F4" w:val="clear"/>
+          </w:tcPr>
+          <w:p>
+            <w:pPr>
+              <w:pStyle w:val="SourceCode"/>
+              <w:spacing w:before="0" w:after="0" w:line="200" w:lineRule="auto"/>
+            </w:pPr>
+            <w:r>
+              <w:t xml:space="preserve">Option Explicit</w:t>
+            </w:r>
+          </w:p>
+          <w:p>
+            <w:pPr>
+              <w:pStyle w:val="SourceCode"/>
+              <w:spacing w:before="0" w:after="0" w:line="200" w:lineRule="auto"/>
+            </w:pPr>
+            <w:r>
+              <w:t xml:space="preserve">Dim wmi, items, item</w:t>
+            </w:r>
+          </w:p>
+          <w:p>
+            <w:pPr>
+              <w:pStyle w:val="SourceCode"/>
+              <w:spacing w:before="0" w:after="0" w:line="200" w:lineRule="auto"/>
+            </w:pPr>
+          </w:p>
+          <w:p>
+            <w:pPr>
+              <w:pStyle w:val="SourceCode"/>
+              <w:spacing w:before="0" w:after="0" w:line="200" w:lineRule="auto"/>
+            </w:pPr>
+            <w:r>
+              <w:t xml:space="preserve">Set wmi = GetObject("winmgmts:\\.\root\cimv2")</w:t>
+            </w:r>
+          </w:p>
+          <w:p>
+            <w:pPr>
+              <w:pStyle w:val="SourceCode"/>
+              <w:spacing w:before="0" w:after="0" w:line="200" w:lineRule="auto"/>
+            </w:pPr>
+          </w:p>
+          <w:p>
+            <w:pPr>
+              <w:pStyle w:val="SourceCode"/>
+              <w:spacing w:before="0" w:after="0" w:line="200" w:lineRule="auto"/>
+            </w:pPr>
+            <w:r>
+              <w:t xml:space="preserve">Set items = wmi.ExecQuery("SELECT * FROM Win32_OperatingSystem")</w:t>
+            </w:r>
+          </w:p>
+          <w:p>
+            <w:pPr>
+              <w:pStyle w:val="SourceCode"/>
+              <w:spacing w:before="0" w:after="0" w:line="200" w:lineRule="auto"/>
+            </w:pPr>
+            <w:r>
+              <w:t xml:space="preserve">For Each item In items</w:t>
+            </w:r>
+          </w:p>
+          <w:p>
+            <w:pPr>
+              <w:pStyle w:val="SourceCode"/>
+              <w:spacing w:before="0" w:after="0" w:line="200" w:lineRule="auto"/>
+            </w:pPr>
+            <w:r>
+              <w:t xml:space="preserve">    WScript.Echo "ОС: " &amp; item.Caption</w:t>
+            </w:r>
+          </w:p>
+          <w:p>
+            <w:pPr>
+              <w:pStyle w:val="SourceCode"/>
+              <w:spacing w:before="0" w:after="0" w:line="200" w:lineRule="auto"/>
+            </w:pPr>
+            <w:r>
+              <w:t xml:space="preserve">    WScript.Echo "Збірка: " &amp; item.BuildNumber</w:t>
+            </w:r>
+          </w:p>
+          <w:p>
+            <w:pPr>
+              <w:pStyle w:val="SourceCode"/>
+              <w:spacing w:before="0" w:after="0" w:line="200" w:lineRule="auto"/>
+            </w:pPr>
+            <w:r>
+              <w:t xml:space="preserve">    WScript.Echo "Пам'ять: " &amp; Int(item.TotalVisibleMemorySize / 1024) &amp; " МБ"</w:t>
+            </w:r>
+          </w:p>
+          <w:p>
+            <w:pPr>
+              <w:pStyle w:val="SourceCode"/>
+              <w:spacing w:before="0" w:after="0" w:line="200" w:lineRule="auto"/>
+            </w:pPr>
+            <w:r>
+              <w:t xml:space="preserve">Next</w:t>
+            </w:r>
+          </w:p>
+          <w:p>
+            <w:pPr>
+              <w:pStyle w:val="SourceCode"/>
+              <w:spacing w:before="0" w:after="0" w:line="200" w:lineRule="auto"/>
+            </w:pPr>
+          </w:p>
+          <w:p>
+            <w:pPr>
+              <w:pStyle w:val="SourceCode"/>
+              <w:spacing w:before="0" w:after="0" w:line="200" w:lineRule="auto"/>
+            </w:pPr>
+            <w:r>
+              <w:t xml:space="preserve">Set items = wmi.ExecQuery("SELECT Name, ProcessId, WorkingSetSize " &amp; _</w:t>
+            </w:r>
+          </w:p>
+          <w:p>
+            <w:pPr>
+              <w:pStyle w:val="SourceCode"/>
+              <w:spacing w:before="0" w:after="0" w:line="200" w:lineRule="auto"/>
+            </w:pPr>
+            <w:r>
+              <w:t xml:space="preserve">                          "FROM Win32_Process WHERE Name = 'explorer.exe'")</w:t>
+            </w:r>
+          </w:p>
+          <w:p>
+            <w:pPr>
+              <w:pStyle w:val="SourceCode"/>
+              <w:spacing w:before="0" w:after="0" w:line="200" w:lineRule="auto"/>
+            </w:pPr>
+            <w:r>
+              <w:t xml:space="preserve">For Each item In items</w:t>
+            </w:r>
+          </w:p>
+          <w:p>
+            <w:pPr>
+              <w:pStyle w:val="SourceCode"/>
+              <w:spacing w:before="0" w:after="0" w:line="200" w:lineRule="auto"/>
+            </w:pPr>
+            <w:r>
+              <w:t xml:space="preserve">    WScript.Echo item.Name &amp; " PID=" &amp; item.ProcessId &amp; " " &amp; _</w:t>
+            </w:r>
+          </w:p>
+          <w:p>
+            <w:pPr>
+              <w:pStyle w:val="SourceCode"/>
+              <w:spacing w:before="0" w:after="0" w:line="200" w:lineRule="auto"/>
+            </w:pPr>
+            <w:r>
+              <w:t xml:space="preserve">                 Int(item.WorkingSetSize / 1048576) &amp; " МБ"</w:t>
+            </w:r>
+          </w:p>
+          <w:p>
+            <w:pPr>
+              <w:pStyle w:val="SourceCode"/>
+              <w:spacing w:before="0" w:after="0" w:line="200" w:lineRule="auto"/>
+            </w:pPr>
+            <w:r>
+              <w:t xml:space="preserve">Next</w:t>
+            </w:r>
+          </w:p>
+        </w:tc>
+      </w:tr>
+    </w:tbl>
+    <w:p>
+      <w:pPr>
+        <w:spacing w:before="0" w:after="0" w:line="120" w:lineRule="exact"/>
+        <w:rPr>
+          <w:sz w:val="4"/>
+          <w:szCs w:val="4"/>
+        </w:rPr>
+      </w:pPr>
     </w:p>
     <w:p>
       <w:pPr>
@@ -1590,77 +1855,126 @@
     </w:p>
     <w:p>
       <w:pPr>
-        <w:pStyle w:val="SourceCode"/>
-      </w:pPr>
-      <w:r>
-        <w:rPr>
-          <w:rStyle w:val="VerbatimChar"/>
-        </w:rPr>
-        <w:t xml:space="preserve">On Error Resume Next</w:t>
-      </w:r>
-      <w:r>
-        <w:br/>
-      </w:r>
-      <w:r>
-        <w:rPr>
-          <w:rStyle w:val="VerbatimChar"/>
-        </w:rPr>
-        <w:t xml:space="preserve">Set stream = fso.OpenTextFile("C:\LAB5\missing.txt", 1)</w:t>
-      </w:r>
-      <w:r>
-        <w:br/>
-      </w:r>
-      <w:r>
-        <w:rPr>
-          <w:rStyle w:val="VerbatimChar"/>
-        </w:rPr>
-        <w:t xml:space="preserve">If Err.Number &lt;&gt; 0 Then</w:t>
-      </w:r>
-      <w:r>
-        <w:br/>
-      </w:r>
-      <w:r>
-        <w:rPr>
-          <w:rStyle w:val="VerbatimChar"/>
-        </w:rPr>
-        <w:t xml:space="preserve">    WScript.Echo "Помилка " &amp; Err.Number &amp; ": " &amp; Err.Description</w:t>
-      </w:r>
-      <w:r>
-        <w:br/>
-      </w:r>
-      <w:r>
-        <w:rPr>
-          <w:rStyle w:val="VerbatimChar"/>
-        </w:rPr>
-        <w:t xml:space="preserve">    Err.Clear</w:t>
-      </w:r>
-      <w:r>
-        <w:br/>
-      </w:r>
-      <w:r>
-        <w:rPr>
-          <w:rStyle w:val="VerbatimChar"/>
-        </w:rPr>
-        <w:t xml:space="preserve">    WScript.Quit 1</w:t>
-      </w:r>
-      <w:r>
-        <w:br/>
-      </w:r>
-      <w:r>
-        <w:rPr>
-          <w:rStyle w:val="VerbatimChar"/>
-        </w:rPr>
-        <w:t xml:space="preserve">End If</w:t>
-      </w:r>
-      <w:r>
-        <w:br/>
-      </w:r>
-      <w:r>
-        <w:rPr>
-          <w:rStyle w:val="VerbatimChar"/>
-        </w:rPr>
-        <w:t xml:space="preserve">On Error Goto 0</w:t>
-      </w:r>
+        <w:spacing w:before="0" w:after="0" w:line="120" w:lineRule="exact"/>
+        <w:rPr>
+          <w:sz w:val="4"/>
+          <w:szCs w:val="4"/>
+        </w:rPr>
+      </w:pPr>
+    </w:p>
+    <w:tbl>
+      <w:tblPr>
+        <w:tblStyle w:val="SourceCodeTable"/>
+        <w:tblW w:type="dxa" w:w="9637"/>
+        <w:tblInd w:w="0" w:type="dxa"/>
+        <w:tblBorders>
+          <w:top w:color="BFBFBF" w:space="0" w:sz="4" w:val="single"/>
+          <w:left w:color="BFBFBF" w:space="0" w:sz="4" w:val="single"/>
+          <w:bottom w:color="BFBFBF" w:space="0" w:sz="4" w:val="single"/>
+          <w:right w:color="BFBFBF" w:space="0" w:sz="4" w:val="single"/>
+        </w:tblBorders>
+        <w:shd w:color="auto" w:fill="F4F4F4" w:val="clear"/>
+        <w:tblLayout w:type="fixed"/>
+        <w:tblCellMar>
+          <w:top w:type="dxa" w:w="113"/>
+          <w:left w:type="dxa" w:w="113"/>
+          <w:bottom w:type="dxa" w:w="113"/>
+          <w:right w:type="dxa" w:w="113"/>
+        </w:tblCellMar>
+        <w:tblLook w:val="0000" w:firstRow="0" w:lastRow="0" w:firstColumn="0" w:lastColumn="0" w:noHBand="1" w:noVBand="1"/>
+      </w:tblPr>
+      <w:tblGrid>
+        <w:gridCol w:w="9637"/>
+      </w:tblGrid>
+      <w:tr>
+        <w:tc>
+          <w:tcPr>
+            <w:tcW w:type="dxa" w:w="9637"/>
+            <w:shd w:color="auto" w:fill="F4F4F4" w:val="clear"/>
+          </w:tcPr>
+          <w:p>
+            <w:pPr>
+              <w:pStyle w:val="SourceCode"/>
+              <w:spacing w:before="0" w:after="0" w:line="200" w:lineRule="auto"/>
+            </w:pPr>
+            <w:r>
+              <w:t xml:space="preserve">On Error Resume Next</w:t>
+            </w:r>
+          </w:p>
+          <w:p>
+            <w:pPr>
+              <w:pStyle w:val="SourceCode"/>
+              <w:spacing w:before="0" w:after="0" w:line="200" w:lineRule="auto"/>
+            </w:pPr>
+            <w:r>
+              <w:t xml:space="preserve">Set stream = fso.OpenTextFile("C:\LAB5\missing.txt", 1)</w:t>
+            </w:r>
+          </w:p>
+          <w:p>
+            <w:pPr>
+              <w:pStyle w:val="SourceCode"/>
+              <w:spacing w:before="0" w:after="0" w:line="200" w:lineRule="auto"/>
+            </w:pPr>
+            <w:r>
+              <w:t xml:space="preserve">If Err.Number &lt;&gt; 0 Then</w:t>
+            </w:r>
+          </w:p>
+          <w:p>
+            <w:pPr>
+              <w:pStyle w:val="SourceCode"/>
+              <w:spacing w:before="0" w:after="0" w:line="200" w:lineRule="auto"/>
+            </w:pPr>
+            <w:r>
+              <w:t xml:space="preserve">    WScript.Echo "Помилка " &amp; Err.Number &amp; ": " &amp; Err.Description</w:t>
+            </w:r>
+          </w:p>
+          <w:p>
+            <w:pPr>
+              <w:pStyle w:val="SourceCode"/>
+              <w:spacing w:before="0" w:after="0" w:line="200" w:lineRule="auto"/>
+            </w:pPr>
+            <w:r>
+              <w:t xml:space="preserve">    Err.Clear</w:t>
+            </w:r>
+          </w:p>
+          <w:p>
+            <w:pPr>
+              <w:pStyle w:val="SourceCode"/>
+              <w:spacing w:before="0" w:after="0" w:line="200" w:lineRule="auto"/>
+            </w:pPr>
+            <w:r>
+              <w:t xml:space="preserve">    WScript.Quit 1</w:t>
+            </w:r>
+          </w:p>
+          <w:p>
+            <w:pPr>
+              <w:pStyle w:val="SourceCode"/>
+              <w:spacing w:before="0" w:after="0" w:line="200" w:lineRule="auto"/>
+            </w:pPr>
+            <w:r>
+              <w:t xml:space="preserve">End If</w:t>
+            </w:r>
+          </w:p>
+          <w:p>
+            <w:pPr>
+              <w:pStyle w:val="SourceCode"/>
+              <w:spacing w:before="0" w:after="0" w:line="200" w:lineRule="auto"/>
+            </w:pPr>
+            <w:r>
+              <w:t xml:space="preserve">On Error Goto 0</w:t>
+            </w:r>
+          </w:p>
+        </w:tc>
+      </w:tr>
+    </w:tbl>
+    <w:p>
+      <w:pPr>
+        <w:spacing w:before="0" w:after="0" w:line="120" w:lineRule="exact"/>
+        <w:rPr>
+          <w:sz w:val="4"/>
+          <w:szCs w:val="4"/>
+        </w:rPr>
+      </w:pPr>
     </w:p>
     <w:p>
       <w:pPr>
@@ -1707,86 +2021,135 @@
     </w:p>
     <w:p>
       <w:pPr>
-        <w:pStyle w:val="SourceCode"/>
-      </w:pPr>
-      <w:r>
-        <w:rPr>
-          <w:rStyle w:val="VerbatimChar"/>
-        </w:rPr>
-        <w:t xml:space="preserve">C:\Users\Student&gt; cd %USERPROFILE%\Desktop</w:t>
-      </w:r>
-      <w:r>
-        <w:br/>
-      </w:r>
-      <w:r>
-        <w:rPr>
-          <w:rStyle w:val="VerbatimChar"/>
-        </w:rPr>
-        <w:t xml:space="preserve">C:\Users\Student\Desktop&gt; md LAB5\src LAB5\out</w:t>
-      </w:r>
-      <w:r>
-        <w:br/>
-      </w:r>
-      <w:r>
-        <w:rPr>
-          <w:rStyle w:val="VerbatimChar"/>
-        </w:rPr>
-        <w:t xml:space="preserve">C:\Users\Student\Desktop&gt; cd LAB5</w:t>
-      </w:r>
-      <w:r>
-        <w:br/>
-      </w:r>
-      <w:r>
-        <w:rPr>
-          <w:rStyle w:val="VerbatimChar"/>
-        </w:rPr>
-        <w:t xml:space="preserve">C:\...\LAB5&gt; copy %SystemRoot%\System32\drivers\etc\hosts src\hosts.txt</w:t>
-      </w:r>
-      <w:r>
-        <w:br/>
-      </w:r>
-      <w:r>
-        <w:rPr>
-          <w:rStyle w:val="VerbatimChar"/>
-        </w:rPr>
-        <w:t xml:space="preserve">        1 file(s) copied.</w:t>
-      </w:r>
-      <w:r>
-        <w:br/>
-      </w:r>
-      <w:r>
-        <w:rPr>
-          <w:rStyle w:val="VerbatimChar"/>
-        </w:rPr>
-        <w:t xml:space="preserve">C:\...\LAB5&gt; cscript //nologo hello.vbs Студент</w:t>
-      </w:r>
-      <w:r>
-        <w:br/>
-      </w:r>
-      <w:r>
-        <w:rPr>
-          <w:rStyle w:val="VerbatimChar"/>
-        </w:rPr>
-        <w:t xml:space="preserve">Привіт, Студент!</w:t>
-      </w:r>
-      <w:r>
-        <w:br/>
-      </w:r>
-      <w:r>
-        <w:rPr>
-          <w:rStyle w:val="VerbatimChar"/>
-        </w:rPr>
-        <w:t xml:space="preserve">Сценарій: hello.vbs</w:t>
-      </w:r>
-      <w:r>
-        <w:br/>
-      </w:r>
-      <w:r>
-        <w:rPr>
-          <w:rStyle w:val="VerbatimChar"/>
-        </w:rPr>
-        <w:t xml:space="preserve">Хост: C:\WINDOWS\System32\cscript.exe</w:t>
-      </w:r>
+        <w:spacing w:before="0" w:after="0" w:line="120" w:lineRule="exact"/>
+        <w:rPr>
+          <w:sz w:val="4"/>
+          <w:szCs w:val="4"/>
+        </w:rPr>
+      </w:pPr>
+    </w:p>
+    <w:tbl>
+      <w:tblPr>
+        <w:tblStyle w:val="SourceCodeTable"/>
+        <w:tblW w:type="dxa" w:w="9637"/>
+        <w:tblInd w:w="0" w:type="dxa"/>
+        <w:tblBorders>
+          <w:top w:color="BFBFBF" w:space="0" w:sz="4" w:val="single"/>
+          <w:left w:color="BFBFBF" w:space="0" w:sz="4" w:val="single"/>
+          <w:bottom w:color="BFBFBF" w:space="0" w:sz="4" w:val="single"/>
+          <w:right w:color="BFBFBF" w:space="0" w:sz="4" w:val="single"/>
+        </w:tblBorders>
+        <w:shd w:color="auto" w:fill="F4F4F4" w:val="clear"/>
+        <w:tblLayout w:type="fixed"/>
+        <w:tblCellMar>
+          <w:top w:type="dxa" w:w="113"/>
+          <w:left w:type="dxa" w:w="113"/>
+          <w:bottom w:type="dxa" w:w="113"/>
+          <w:right w:type="dxa" w:w="113"/>
+        </w:tblCellMar>
+        <w:tblLook w:val="0000" w:firstRow="0" w:lastRow="0" w:firstColumn="0" w:lastColumn="0" w:noHBand="1" w:noVBand="1"/>
+      </w:tblPr>
+      <w:tblGrid>
+        <w:gridCol w:w="9637"/>
+      </w:tblGrid>
+      <w:tr>
+        <w:tc>
+          <w:tcPr>
+            <w:tcW w:type="dxa" w:w="9637"/>
+            <w:shd w:color="auto" w:fill="F4F4F4" w:val="clear"/>
+          </w:tcPr>
+          <w:p>
+            <w:pPr>
+              <w:pStyle w:val="SourceCode"/>
+              <w:spacing w:before="0" w:after="0" w:line="200" w:lineRule="auto"/>
+            </w:pPr>
+            <w:r>
+              <w:t xml:space="preserve">C:\Users\Student&gt; cd %USERPROFILE%\Desktop</w:t>
+            </w:r>
+          </w:p>
+          <w:p>
+            <w:pPr>
+              <w:pStyle w:val="SourceCode"/>
+              <w:spacing w:before="0" w:after="0" w:line="200" w:lineRule="auto"/>
+            </w:pPr>
+            <w:r>
+              <w:t xml:space="preserve">C:\Users\Student\Desktop&gt; md LAB5\src LAB5\out</w:t>
+            </w:r>
+          </w:p>
+          <w:p>
+            <w:pPr>
+              <w:pStyle w:val="SourceCode"/>
+              <w:spacing w:before="0" w:after="0" w:line="200" w:lineRule="auto"/>
+            </w:pPr>
+            <w:r>
+              <w:t xml:space="preserve">C:\Users\Student\Desktop&gt; cd LAB5</w:t>
+            </w:r>
+          </w:p>
+          <w:p>
+            <w:pPr>
+              <w:pStyle w:val="SourceCode"/>
+              <w:spacing w:before="0" w:after="0" w:line="200" w:lineRule="auto"/>
+            </w:pPr>
+            <w:r>
+              <w:t xml:space="preserve">C:\...\LAB5&gt; copy %SystemRoot%\System32\drivers\etc\hosts src\hosts.txt</w:t>
+            </w:r>
+          </w:p>
+          <w:p>
+            <w:pPr>
+              <w:pStyle w:val="SourceCode"/>
+              <w:spacing w:before="0" w:after="0" w:line="200" w:lineRule="auto"/>
+            </w:pPr>
+            <w:r>
+              <w:t xml:space="preserve">        1 file(s) copied.</w:t>
+            </w:r>
+          </w:p>
+          <w:p>
+            <w:pPr>
+              <w:pStyle w:val="SourceCode"/>
+              <w:spacing w:before="0" w:after="0" w:line="200" w:lineRule="auto"/>
+            </w:pPr>
+            <w:r>
+              <w:t xml:space="preserve">C:\...\LAB5&gt; cscript //nologo hello.vbs Студент</w:t>
+            </w:r>
+          </w:p>
+          <w:p>
+            <w:pPr>
+              <w:pStyle w:val="SourceCode"/>
+              <w:spacing w:before="0" w:after="0" w:line="200" w:lineRule="auto"/>
+            </w:pPr>
+            <w:r>
+              <w:t xml:space="preserve">Привіт, Студент!</w:t>
+            </w:r>
+          </w:p>
+          <w:p>
+            <w:pPr>
+              <w:pStyle w:val="SourceCode"/>
+              <w:spacing w:before="0" w:after="0" w:line="200" w:lineRule="auto"/>
+            </w:pPr>
+            <w:r>
+              <w:t xml:space="preserve">Сценарій: hello.vbs</w:t>
+            </w:r>
+          </w:p>
+          <w:p>
+            <w:pPr>
+              <w:pStyle w:val="SourceCode"/>
+              <w:spacing w:before="0" w:after="0" w:line="200" w:lineRule="auto"/>
+            </w:pPr>
+            <w:r>
+              <w:t xml:space="preserve">Хост: C:\WINDOWS\System32\cscript.exe</w:t>
+            </w:r>
+          </w:p>
+        </w:tc>
+      </w:tr>
+    </w:tbl>
+    <w:p>
+      <w:pPr>
+        <w:spacing w:before="0" w:after="0" w:line="120" w:lineRule="exact"/>
+        <w:rPr>
+          <w:sz w:val="4"/>
+          <w:szCs w:val="4"/>
+        </w:rPr>
+      </w:pPr>
     </w:p>
     <w:p>
       <w:pPr>
@@ -1823,196 +2186,312 @@
     </w:p>
     <w:p>
       <w:pPr>
-        <w:pStyle w:val="SourceCode"/>
-      </w:pPr>
-      <w:r>
-        <w:rPr>
-          <w:rStyle w:val="VerbatimChar"/>
-        </w:rPr>
-        <w:t xml:space="preserve">' inventory.vbs</w:t>
-      </w:r>
-      <w:r>
-        <w:br/>
-      </w:r>
-      <w:r>
-        <w:rPr>
-          <w:rStyle w:val="VerbatimChar"/>
-        </w:rPr>
-        <w:t xml:space="preserve">Option Explicit</w:t>
-      </w:r>
-      <w:r>
-        <w:br/>
-      </w:r>
-      <w:r>
-        <w:rPr>
-          <w:rStyle w:val="VerbatimChar"/>
-        </w:rPr>
-        <w:t xml:space="preserve">Dim fso, folder, file, stream, total</w:t>
-      </w:r>
-      <w:r>
-        <w:br/>
-      </w:r>
-      <w:r>
-        <w:br/>
-      </w:r>
-      <w:r>
-        <w:rPr>
-          <w:rStyle w:val="VerbatimChar"/>
-        </w:rPr>
-        <w:t xml:space="preserve">Set fso = CreateObject("Scripting.FileSystemObject")</w:t>
-      </w:r>
-      <w:r>
-        <w:br/>
-      </w:r>
-      <w:r>
-        <w:rPr>
-          <w:rStyle w:val="VerbatimChar"/>
-        </w:rPr>
-        <w:t xml:space="preserve">Set folder = fso.GetFolder(fso.GetParentFolderName(WScript.ScriptFullName) &amp; "\src")</w:t>
-      </w:r>
-      <w:r>
-        <w:br/>
-      </w:r>
-      <w:r>
-        <w:rPr>
-          <w:rStyle w:val="VerbatimChar"/>
-        </w:rPr>
-        <w:t xml:space="preserve">Set stream = fso.CreateTextFile(fso.GetParentFolderName(WScript.ScriptFullName) &amp; "\out\inventory.txt", True, True)</w:t>
-      </w:r>
-      <w:r>
-        <w:br/>
-      </w:r>
-      <w:r>
-        <w:br/>
-      </w:r>
-      <w:r>
-        <w:rPr>
-          <w:rStyle w:val="VerbatimChar"/>
-        </w:rPr>
-        <w:t xml:space="preserve">total = 0</w:t>
-      </w:r>
-      <w:r>
-        <w:br/>
-      </w:r>
-      <w:r>
-        <w:rPr>
-          <w:rStyle w:val="VerbatimChar"/>
-        </w:rPr>
-        <w:t xml:space="preserve">For Each file In folder.Files</w:t>
-      </w:r>
-      <w:r>
-        <w:br/>
-      </w:r>
-      <w:r>
-        <w:rPr>
-          <w:rStyle w:val="VerbatimChar"/>
-        </w:rPr>
-        <w:t xml:space="preserve">    stream.WriteLine file.Name &amp; vbTab &amp; file.Size &amp; vbTab &amp; file.DateLastModified</w:t>
-      </w:r>
-      <w:r>
-        <w:br/>
-      </w:r>
-      <w:r>
-        <w:rPr>
-          <w:rStyle w:val="VerbatimChar"/>
-        </w:rPr>
-        <w:t xml:space="preserve">    total = total + file.Size</w:t>
-      </w:r>
-      <w:r>
-        <w:br/>
-      </w:r>
-      <w:r>
-        <w:rPr>
-          <w:rStyle w:val="VerbatimChar"/>
-        </w:rPr>
-        <w:t xml:space="preserve">Next</w:t>
-      </w:r>
-      <w:r>
-        <w:br/>
-      </w:r>
-      <w:r>
-        <w:br/>
-      </w:r>
-      <w:r>
-        <w:rPr>
-          <w:rStyle w:val="VerbatimChar"/>
-        </w:rPr>
-        <w:t xml:space="preserve">stream.WriteLine "Разом: " &amp; folder.Files.Count &amp; " файлів, " &amp; total &amp; " байт"</w:t>
-      </w:r>
-      <w:r>
-        <w:br/>
-      </w:r>
-      <w:r>
-        <w:rPr>
-          <w:rStyle w:val="VerbatimChar"/>
-        </w:rPr>
-        <w:t xml:space="preserve">stream.Close</w:t>
-      </w:r>
-      <w:r>
-        <w:br/>
-      </w:r>
-      <w:r>
-        <w:rPr>
-          <w:rStyle w:val="VerbatimChar"/>
-        </w:rPr>
-        <w:t xml:space="preserve">WScript.Echo "Звіт: out\inventory.txt"</w:t>
-      </w:r>
-    </w:p>
-    <w:p>
-      <w:pPr>
-        <w:pStyle w:val="SourceCode"/>
-      </w:pPr>
-      <w:r>
-        <w:rPr>
-          <w:rStyle w:val="VerbatimChar"/>
-        </w:rPr>
-        <w:t xml:space="preserve">C:\...\LAB5&gt; cscript //nologo inventory.vbs</w:t>
-      </w:r>
-      <w:r>
-        <w:br/>
-      </w:r>
-      <w:r>
-        <w:rPr>
-          <w:rStyle w:val="VerbatimChar"/>
-        </w:rPr>
-        <w:t xml:space="preserve">Звіт: out\inventory.txt</w:t>
-      </w:r>
-      <w:r>
-        <w:br/>
-      </w:r>
-      <w:r>
-        <w:rPr>
-          <w:rStyle w:val="VerbatimChar"/>
-        </w:rPr>
-        <w:t xml:space="preserve">C:\...\LAB5&gt; type out\inventory.txt</w:t>
-      </w:r>
-      <w:r>
-        <w:br/>
-      </w:r>
-      <w:r>
-        <w:rPr>
-          <w:rStyle w:val="VerbatimChar"/>
-        </w:rPr>
-        <w:t xml:space="preserve">hosts.txt       824     17.09.2026 21:40:12</w:t>
-      </w:r>
-      <w:r>
-        <w:br/>
-      </w:r>
-      <w:r>
-        <w:rPr>
-          <w:rStyle w:val="VerbatimChar"/>
-        </w:rPr>
-        <w:t xml:space="preserve">readme.txt      132     17.09.2026 22:05:44</w:t>
-      </w:r>
-      <w:r>
-        <w:br/>
-      </w:r>
-      <w:r>
-        <w:rPr>
-          <w:rStyle w:val="VerbatimChar"/>
-        </w:rPr>
-        <w:t xml:space="preserve">Разом: 2 файлів, 956 байт</w:t>
-      </w:r>
+        <w:spacing w:before="0" w:after="0" w:line="120" w:lineRule="exact"/>
+        <w:rPr>
+          <w:sz w:val="4"/>
+          <w:szCs w:val="4"/>
+        </w:rPr>
+      </w:pPr>
+    </w:p>
+    <w:tbl>
+      <w:tblPr>
+        <w:tblStyle w:val="SourceCodeTable"/>
+        <w:tblW w:type="dxa" w:w="9637"/>
+        <w:tblInd w:w="0" w:type="dxa"/>
+        <w:tblBorders>
+          <w:top w:color="BFBFBF" w:space="0" w:sz="4" w:val="single"/>
+          <w:left w:color="BFBFBF" w:space="0" w:sz="4" w:val="single"/>
+          <w:bottom w:color="BFBFBF" w:space="0" w:sz="4" w:val="single"/>
+          <w:right w:color="BFBFBF" w:space="0" w:sz="4" w:val="single"/>
+        </w:tblBorders>
+        <w:shd w:color="auto" w:fill="F4F4F4" w:val="clear"/>
+        <w:tblLayout w:type="fixed"/>
+        <w:tblCellMar>
+          <w:top w:type="dxa" w:w="113"/>
+          <w:left w:type="dxa" w:w="113"/>
+          <w:bottom w:type="dxa" w:w="113"/>
+          <w:right w:type="dxa" w:w="113"/>
+        </w:tblCellMar>
+        <w:tblLook w:val="0000" w:firstRow="0" w:lastRow="0" w:firstColumn="0" w:lastColumn="0" w:noHBand="1" w:noVBand="1"/>
+      </w:tblPr>
+      <w:tblGrid>
+        <w:gridCol w:w="9637"/>
+      </w:tblGrid>
+      <w:tr>
+        <w:tc>
+          <w:tcPr>
+            <w:tcW w:type="dxa" w:w="9637"/>
+            <w:shd w:color="auto" w:fill="F4F4F4" w:val="clear"/>
+          </w:tcPr>
+          <w:p>
+            <w:pPr>
+              <w:pStyle w:val="SourceCode"/>
+              <w:spacing w:before="0" w:after="0" w:line="200" w:lineRule="auto"/>
+            </w:pPr>
+            <w:r>
+              <w:t xml:space="preserve">' inventory.vbs</w:t>
+            </w:r>
+          </w:p>
+          <w:p>
+            <w:pPr>
+              <w:pStyle w:val="SourceCode"/>
+              <w:spacing w:before="0" w:after="0" w:line="200" w:lineRule="auto"/>
+            </w:pPr>
+            <w:r>
+              <w:t xml:space="preserve">Option Explicit</w:t>
+            </w:r>
+          </w:p>
+          <w:p>
+            <w:pPr>
+              <w:pStyle w:val="SourceCode"/>
+              <w:spacing w:before="0" w:after="0" w:line="200" w:lineRule="auto"/>
+            </w:pPr>
+            <w:r>
+              <w:t xml:space="preserve">Dim fso, folder, file, stream, total, base</w:t>
+            </w:r>
+          </w:p>
+          <w:p>
+            <w:pPr>
+              <w:pStyle w:val="SourceCode"/>
+              <w:spacing w:before="0" w:after="0" w:line="200" w:lineRule="auto"/>
+            </w:pPr>
+          </w:p>
+          <w:p>
+            <w:pPr>
+              <w:pStyle w:val="SourceCode"/>
+              <w:spacing w:before="0" w:after="0" w:line="200" w:lineRule="auto"/>
+            </w:pPr>
+            <w:r>
+              <w:t xml:space="preserve">Set fso = CreateObject("Scripting.FileSystemObject")</w:t>
+            </w:r>
+          </w:p>
+          <w:p>
+            <w:pPr>
+              <w:pStyle w:val="SourceCode"/>
+              <w:spacing w:before="0" w:after="0" w:line="200" w:lineRule="auto"/>
+            </w:pPr>
+            <w:r>
+              <w:t xml:space="preserve">base = fso.GetParentFolderName(WScript.ScriptFullName)</w:t>
+            </w:r>
+          </w:p>
+          <w:p>
+            <w:pPr>
+              <w:pStyle w:val="SourceCode"/>
+              <w:spacing w:before="0" w:after="0" w:line="200" w:lineRule="auto"/>
+            </w:pPr>
+            <w:r>
+              <w:t xml:space="preserve">Set folder = fso.GetFolder(base &amp; "\src")</w:t>
+            </w:r>
+          </w:p>
+          <w:p>
+            <w:pPr>
+              <w:pStyle w:val="SourceCode"/>
+              <w:spacing w:before="0" w:after="0" w:line="200" w:lineRule="auto"/>
+            </w:pPr>
+            <w:r>
+              <w:t xml:space="preserve">Set stream = fso.CreateTextFile(base &amp; "\out\inventory.txt", True, True)</w:t>
+            </w:r>
+          </w:p>
+          <w:p>
+            <w:pPr>
+              <w:pStyle w:val="SourceCode"/>
+              <w:spacing w:before="0" w:after="0" w:line="200" w:lineRule="auto"/>
+            </w:pPr>
+          </w:p>
+          <w:p>
+            <w:pPr>
+              <w:pStyle w:val="SourceCode"/>
+              <w:spacing w:before="0" w:after="0" w:line="200" w:lineRule="auto"/>
+            </w:pPr>
+            <w:r>
+              <w:t xml:space="preserve">total = 0</w:t>
+            </w:r>
+          </w:p>
+          <w:p>
+            <w:pPr>
+              <w:pStyle w:val="SourceCode"/>
+              <w:spacing w:before="0" w:after="0" w:line="200" w:lineRule="auto"/>
+            </w:pPr>
+            <w:r>
+              <w:t xml:space="preserve">For Each file In folder.Files</w:t>
+            </w:r>
+          </w:p>
+          <w:p>
+            <w:pPr>
+              <w:pStyle w:val="SourceCode"/>
+              <w:spacing w:before="0" w:after="0" w:line="200" w:lineRule="auto"/>
+            </w:pPr>
+            <w:r>
+              <w:t xml:space="preserve">    stream.WriteLine file.Name &amp; vbTab &amp; file.Size &amp; vbTab &amp; file.DateLastModified</w:t>
+            </w:r>
+          </w:p>
+          <w:p>
+            <w:pPr>
+              <w:pStyle w:val="SourceCode"/>
+              <w:spacing w:before="0" w:after="0" w:line="200" w:lineRule="auto"/>
+            </w:pPr>
+            <w:r>
+              <w:t xml:space="preserve">    total = total + file.Size</w:t>
+            </w:r>
+          </w:p>
+          <w:p>
+            <w:pPr>
+              <w:pStyle w:val="SourceCode"/>
+              <w:spacing w:before="0" w:after="0" w:line="200" w:lineRule="auto"/>
+            </w:pPr>
+            <w:r>
+              <w:t xml:space="preserve">Next</w:t>
+            </w:r>
+          </w:p>
+          <w:p>
+            <w:pPr>
+              <w:pStyle w:val="SourceCode"/>
+              <w:spacing w:before="0" w:after="0" w:line="200" w:lineRule="auto"/>
+            </w:pPr>
+          </w:p>
+          <w:p>
+            <w:pPr>
+              <w:pStyle w:val="SourceCode"/>
+              <w:spacing w:before="0" w:after="0" w:line="200" w:lineRule="auto"/>
+            </w:pPr>
+            <w:r>
+              <w:t xml:space="preserve">stream.WriteLine "Разом: " &amp; folder.Files.Count &amp; " файлів, " &amp; total &amp; " байт"</w:t>
+            </w:r>
+          </w:p>
+          <w:p>
+            <w:pPr>
+              <w:pStyle w:val="SourceCode"/>
+              <w:spacing w:before="0" w:after="0" w:line="200" w:lineRule="auto"/>
+            </w:pPr>
+            <w:r>
+              <w:t xml:space="preserve">stream.Close</w:t>
+            </w:r>
+          </w:p>
+          <w:p>
+            <w:pPr>
+              <w:pStyle w:val="SourceCode"/>
+              <w:spacing w:before="0" w:after="0" w:line="200" w:lineRule="auto"/>
+            </w:pPr>
+            <w:r>
+              <w:t xml:space="preserve">WScript.Echo "Звіт: out\inventory.txt"</w:t>
+            </w:r>
+          </w:p>
+        </w:tc>
+      </w:tr>
+    </w:tbl>
+    <w:p>
+      <w:pPr>
+        <w:spacing w:before="0" w:after="0" w:line="120" w:lineRule="exact"/>
+        <w:rPr>
+          <w:sz w:val="4"/>
+          <w:szCs w:val="4"/>
+        </w:rPr>
+      </w:pPr>
+    </w:p>
+    <w:p>
+      <w:pPr>
+        <w:spacing w:before="0" w:after="0" w:line="120" w:lineRule="exact"/>
+        <w:rPr>
+          <w:sz w:val="4"/>
+          <w:szCs w:val="4"/>
+        </w:rPr>
+      </w:pPr>
+    </w:p>
+    <w:tbl>
+      <w:tblPr>
+        <w:tblStyle w:val="SourceCodeTable"/>
+        <w:tblW w:type="dxa" w:w="9637"/>
+        <w:tblInd w:w="0" w:type="dxa"/>
+        <w:tblBorders>
+          <w:top w:color="BFBFBF" w:space="0" w:sz="4" w:val="single"/>
+          <w:left w:color="BFBFBF" w:space="0" w:sz="4" w:val="single"/>
+          <w:bottom w:color="BFBFBF" w:space="0" w:sz="4" w:val="single"/>
+          <w:right w:color="BFBFBF" w:space="0" w:sz="4" w:val="single"/>
+        </w:tblBorders>
+        <w:shd w:color="auto" w:fill="F4F4F4" w:val="clear"/>
+        <w:tblLayout w:type="fixed"/>
+        <w:tblCellMar>
+          <w:top w:type="dxa" w:w="113"/>
+          <w:left w:type="dxa" w:w="113"/>
+          <w:bottom w:type="dxa" w:w="113"/>
+          <w:right w:type="dxa" w:w="113"/>
+        </w:tblCellMar>
+        <w:tblLook w:val="0000" w:firstRow="0" w:lastRow="0" w:firstColumn="0" w:lastColumn="0" w:noHBand="1" w:noVBand="1"/>
+      </w:tblPr>
+      <w:tblGrid>
+        <w:gridCol w:w="9637"/>
+      </w:tblGrid>
+      <w:tr>
+        <w:tc>
+          <w:tcPr>
+            <w:tcW w:type="dxa" w:w="9637"/>
+            <w:shd w:color="auto" w:fill="F4F4F4" w:val="clear"/>
+          </w:tcPr>
+          <w:p>
+            <w:pPr>
+              <w:pStyle w:val="SourceCode"/>
+              <w:spacing w:before="0" w:after="0" w:line="200" w:lineRule="auto"/>
+            </w:pPr>
+            <w:r>
+              <w:t xml:space="preserve">C:\...\LAB5&gt; cscript //nologo inventory.vbs</w:t>
+            </w:r>
+          </w:p>
+          <w:p>
+            <w:pPr>
+              <w:pStyle w:val="SourceCode"/>
+              <w:spacing w:before="0" w:after="0" w:line="200" w:lineRule="auto"/>
+            </w:pPr>
+            <w:r>
+              <w:t xml:space="preserve">Звіт: out\inventory.txt</w:t>
+            </w:r>
+          </w:p>
+          <w:p>
+            <w:pPr>
+              <w:pStyle w:val="SourceCode"/>
+              <w:spacing w:before="0" w:after="0" w:line="200" w:lineRule="auto"/>
+            </w:pPr>
+            <w:r>
+              <w:t xml:space="preserve">C:\...\LAB5&gt; type out\inventory.txt</w:t>
+            </w:r>
+          </w:p>
+          <w:p>
+            <w:pPr>
+              <w:pStyle w:val="SourceCode"/>
+              <w:spacing w:before="0" w:after="0" w:line="200" w:lineRule="auto"/>
+            </w:pPr>
+            <w:r>
+              <w:t xml:space="preserve">hosts.txt       824     17.09.2026 21:40:12</w:t>
+            </w:r>
+          </w:p>
+          <w:p>
+            <w:pPr>
+              <w:pStyle w:val="SourceCode"/>
+              <w:spacing w:before="0" w:after="0" w:line="200" w:lineRule="auto"/>
+            </w:pPr>
+            <w:r>
+              <w:t xml:space="preserve">readme.txt      132     17.09.2026 22:05:44</w:t>
+            </w:r>
+          </w:p>
+          <w:p>
+            <w:pPr>
+              <w:pStyle w:val="SourceCode"/>
+              <w:spacing w:before="0" w:after="0" w:line="200" w:lineRule="auto"/>
+            </w:pPr>
+            <w:r>
+              <w:t xml:space="preserve">Разом: 2 файлів, 956 байт</w:t>
+            </w:r>
+          </w:p>
+        </w:tc>
+      </w:tr>
+    </w:tbl>
+    <w:p>
+      <w:pPr>
+        <w:spacing w:before="0" w:after="0" w:line="120" w:lineRule="exact"/>
+        <w:rPr>
+          <w:sz w:val="4"/>
+          <w:szCs w:val="4"/>
+        </w:rPr>
+      </w:pPr>
     </w:p>
     <w:bookmarkEnd w:id="18"/>
     <w:bookmarkStart w:id="19" w:name="крок-3.-паспорт-системи-через-wmi"/>
@@ -2026,59 +2505,108 @@
     </w:p>
     <w:p>
       <w:pPr>
-        <w:pStyle w:val="SourceCode"/>
-      </w:pPr>
-      <w:r>
-        <w:rPr>
-          <w:rStyle w:val="VerbatimChar"/>
-        </w:rPr>
-        <w:t xml:space="preserve">C:\...\LAB5&gt; cscript //nologo sysinfo.vbs</w:t>
-      </w:r>
-      <w:r>
-        <w:br/>
-      </w:r>
-      <w:r>
-        <w:rPr>
-          <w:rStyle w:val="VerbatimChar"/>
-        </w:rPr>
-        <w:t xml:space="preserve">ОС: Microsoft Windows 11 Pro</w:t>
-      </w:r>
-      <w:r>
-        <w:br/>
-      </w:r>
-      <w:r>
-        <w:rPr>
-          <w:rStyle w:val="VerbatimChar"/>
-        </w:rPr>
-        <w:t xml:space="preserve">Збірка: 22631</w:t>
-      </w:r>
-      <w:r>
-        <w:br/>
-      </w:r>
-      <w:r>
-        <w:rPr>
-          <w:rStyle w:val="VerbatimChar"/>
-        </w:rPr>
-        <w:t xml:space="preserve">Пам'ять: 16150 МБ</w:t>
-      </w:r>
-      <w:r>
-        <w:br/>
-      </w:r>
-      <w:r>
-        <w:rPr>
-          <w:rStyle w:val="VerbatimChar"/>
-        </w:rPr>
-        <w:t xml:space="preserve">Комп'ютер: LAB-PC-14</w:t>
-      </w:r>
-      <w:r>
-        <w:br/>
-      </w:r>
-      <w:r>
-        <w:rPr>
-          <w:rStyle w:val="VerbatimChar"/>
-        </w:rPr>
-        <w:t xml:space="preserve">Користувач: student</w:t>
-      </w:r>
+        <w:spacing w:before="0" w:after="0" w:line="120" w:lineRule="exact"/>
+        <w:rPr>
+          <w:sz w:val="4"/>
+          <w:szCs w:val="4"/>
+        </w:rPr>
+      </w:pPr>
+    </w:p>
+    <w:tbl>
+      <w:tblPr>
+        <w:tblStyle w:val="SourceCodeTable"/>
+        <w:tblW w:type="dxa" w:w="9637"/>
+        <w:tblInd w:w="0" w:type="dxa"/>
+        <w:tblBorders>
+          <w:top w:color="BFBFBF" w:space="0" w:sz="4" w:val="single"/>
+          <w:left w:color="BFBFBF" w:space="0" w:sz="4" w:val="single"/>
+          <w:bottom w:color="BFBFBF" w:space="0" w:sz="4" w:val="single"/>
+          <w:right w:color="BFBFBF" w:space="0" w:sz="4" w:val="single"/>
+        </w:tblBorders>
+        <w:shd w:color="auto" w:fill="F4F4F4" w:val="clear"/>
+        <w:tblLayout w:type="fixed"/>
+        <w:tblCellMar>
+          <w:top w:type="dxa" w:w="113"/>
+          <w:left w:type="dxa" w:w="113"/>
+          <w:bottom w:type="dxa" w:w="113"/>
+          <w:right w:type="dxa" w:w="113"/>
+        </w:tblCellMar>
+        <w:tblLook w:val="0000" w:firstRow="0" w:lastRow="0" w:firstColumn="0" w:lastColumn="0" w:noHBand="1" w:noVBand="1"/>
+      </w:tblPr>
+      <w:tblGrid>
+        <w:gridCol w:w="9637"/>
+      </w:tblGrid>
+      <w:tr>
+        <w:tc>
+          <w:tcPr>
+            <w:tcW w:type="dxa" w:w="9637"/>
+            <w:shd w:color="auto" w:fill="F4F4F4" w:val="clear"/>
+          </w:tcPr>
+          <w:p>
+            <w:pPr>
+              <w:pStyle w:val="SourceCode"/>
+              <w:spacing w:before="0" w:after="0" w:line="200" w:lineRule="auto"/>
+            </w:pPr>
+            <w:r>
+              <w:t xml:space="preserve">C:\...\LAB5&gt; cscript //nologo sysinfo.vbs</w:t>
+            </w:r>
+          </w:p>
+          <w:p>
+            <w:pPr>
+              <w:pStyle w:val="SourceCode"/>
+              <w:spacing w:before="0" w:after="0" w:line="200" w:lineRule="auto"/>
+            </w:pPr>
+            <w:r>
+              <w:t xml:space="preserve">ОС: Microsoft Windows 11 Pro</w:t>
+            </w:r>
+          </w:p>
+          <w:p>
+            <w:pPr>
+              <w:pStyle w:val="SourceCode"/>
+              <w:spacing w:before="0" w:after="0" w:line="200" w:lineRule="auto"/>
+            </w:pPr>
+            <w:r>
+              <w:t xml:space="preserve">Збірка: 22631</w:t>
+            </w:r>
+          </w:p>
+          <w:p>
+            <w:pPr>
+              <w:pStyle w:val="SourceCode"/>
+              <w:spacing w:before="0" w:after="0" w:line="200" w:lineRule="auto"/>
+            </w:pPr>
+            <w:r>
+              <w:t xml:space="preserve">Пам'ять: 16150 МБ</w:t>
+            </w:r>
+          </w:p>
+          <w:p>
+            <w:pPr>
+              <w:pStyle w:val="SourceCode"/>
+              <w:spacing w:before="0" w:after="0" w:line="200" w:lineRule="auto"/>
+            </w:pPr>
+            <w:r>
+              <w:t xml:space="preserve">Комп'ютер: LAB-PC-14</w:t>
+            </w:r>
+          </w:p>
+          <w:p>
+            <w:pPr>
+              <w:pStyle w:val="SourceCode"/>
+              <w:spacing w:before="0" w:after="0" w:line="200" w:lineRule="auto"/>
+            </w:pPr>
+            <w:r>
+              <w:t xml:space="preserve">Користувач: student</w:t>
+            </w:r>
+          </w:p>
+        </w:tc>
+      </w:tr>
+    </w:tbl>
+    <w:p>
+      <w:pPr>
+        <w:spacing w:before="0" w:after="0" w:line="120" w:lineRule="exact"/>
+        <w:rPr>
+          <w:sz w:val="4"/>
+          <w:szCs w:val="4"/>
+        </w:rPr>
+      </w:pPr>
     </w:p>
     <w:p>
       <w:pPr>
@@ -2115,107 +2643,159 @@
     </w:p>
     <w:p>
       <w:pPr>
-        <w:pStyle w:val="SourceCode"/>
-      </w:pPr>
-      <w:r>
-        <w:rPr>
-          <w:rStyle w:val="VerbatimChar"/>
-        </w:rPr>
-        <w:t xml:space="preserve">// inventory.js</w:t>
-      </w:r>
-      <w:r>
-        <w:br/>
-      </w:r>
-      <w:r>
-        <w:rPr>
-          <w:rStyle w:val="VerbatimChar"/>
-        </w:rPr>
-        <w:t xml:space="preserve">var fso = new ActiveXObject("Scripting.FileSystemObject");</w:t>
-      </w:r>
-      <w:r>
-        <w:br/>
-      </w:r>
-      <w:r>
-        <w:rPr>
-          <w:rStyle w:val="VerbatimChar"/>
-        </w:rPr>
-        <w:t xml:space="preserve">var folder = fso.GetFolder(fso.GetParentFolderName(WScript.ScriptFullName) + "\\src");</w:t>
-      </w:r>
-      <w:r>
-        <w:br/>
-      </w:r>
-      <w:r>
-        <w:rPr>
-          <w:rStyle w:val="VerbatimChar"/>
-        </w:rPr>
-        <w:t xml:space="preserve">var files = new Enumerator(folder.Files);</w:t>
-      </w:r>
-      <w:r>
-        <w:br/>
-      </w:r>
-      <w:r>
-        <w:rPr>
-          <w:rStyle w:val="VerbatimChar"/>
-        </w:rPr>
-        <w:t xml:space="preserve">var total = 0;</w:t>
-      </w:r>
-      <w:r>
-        <w:br/>
-      </w:r>
-      <w:r>
-        <w:br/>
-      </w:r>
-      <w:r>
-        <w:rPr>
-          <w:rStyle w:val="VerbatimChar"/>
-        </w:rPr>
-        <w:t xml:space="preserve">for (; !files.atEnd(); files.moveNext()) {</w:t>
-      </w:r>
-      <w:r>
-        <w:br/>
-      </w:r>
-      <w:r>
-        <w:rPr>
-          <w:rStyle w:val="VerbatimChar"/>
-        </w:rPr>
-        <w:t xml:space="preserve">    var file = files.item();</w:t>
-      </w:r>
-      <w:r>
-        <w:br/>
-      </w:r>
-      <w:r>
-        <w:rPr>
-          <w:rStyle w:val="VerbatimChar"/>
-        </w:rPr>
-        <w:t xml:space="preserve">    WScript.Echo(file.Name + " — " + file.Size + " байт");</w:t>
-      </w:r>
-      <w:r>
-        <w:br/>
-      </w:r>
-      <w:r>
-        <w:rPr>
-          <w:rStyle w:val="VerbatimChar"/>
-        </w:rPr>
-        <w:t xml:space="preserve">    total += file.Size;</w:t>
-      </w:r>
-      <w:r>
-        <w:br/>
-      </w:r>
-      <w:r>
-        <w:rPr>
-          <w:rStyle w:val="VerbatimChar"/>
-        </w:rPr>
-        <w:t xml:space="preserve">}</w:t>
-      </w:r>
-      <w:r>
-        <w:br/>
-      </w:r>
-      <w:r>
-        <w:rPr>
-          <w:rStyle w:val="VerbatimChar"/>
-        </w:rPr>
-        <w:t xml:space="preserve">WScript.Echo("Разом: " + total + " байт");</w:t>
-      </w:r>
+        <w:spacing w:before="0" w:after="0" w:line="120" w:lineRule="exact"/>
+        <w:rPr>
+          <w:sz w:val="4"/>
+          <w:szCs w:val="4"/>
+        </w:rPr>
+      </w:pPr>
+    </w:p>
+    <w:tbl>
+      <w:tblPr>
+        <w:tblStyle w:val="SourceCodeTable"/>
+        <w:tblW w:type="dxa" w:w="9637"/>
+        <w:tblInd w:w="0" w:type="dxa"/>
+        <w:tblBorders>
+          <w:top w:color="BFBFBF" w:space="0" w:sz="4" w:val="single"/>
+          <w:left w:color="BFBFBF" w:space="0" w:sz="4" w:val="single"/>
+          <w:bottom w:color="BFBFBF" w:space="0" w:sz="4" w:val="single"/>
+          <w:right w:color="BFBFBF" w:space="0" w:sz="4" w:val="single"/>
+        </w:tblBorders>
+        <w:shd w:color="auto" w:fill="F4F4F4" w:val="clear"/>
+        <w:tblLayout w:type="fixed"/>
+        <w:tblCellMar>
+          <w:top w:type="dxa" w:w="113"/>
+          <w:left w:type="dxa" w:w="113"/>
+          <w:bottom w:type="dxa" w:w="113"/>
+          <w:right w:type="dxa" w:w="113"/>
+        </w:tblCellMar>
+        <w:tblLook w:val="0000" w:firstRow="0" w:lastRow="0" w:firstColumn="0" w:lastColumn="0" w:noHBand="1" w:noVBand="1"/>
+      </w:tblPr>
+      <w:tblGrid>
+        <w:gridCol w:w="9637"/>
+      </w:tblGrid>
+      <w:tr>
+        <w:tc>
+          <w:tcPr>
+            <w:tcW w:type="dxa" w:w="9637"/>
+            <w:shd w:color="auto" w:fill="F4F4F4" w:val="clear"/>
+          </w:tcPr>
+          <w:p>
+            <w:pPr>
+              <w:pStyle w:val="SourceCode"/>
+              <w:spacing w:before="0" w:after="0" w:line="200" w:lineRule="auto"/>
+            </w:pPr>
+            <w:r>
+              <w:t xml:space="preserve">// inventory.js</w:t>
+            </w:r>
+          </w:p>
+          <w:p>
+            <w:pPr>
+              <w:pStyle w:val="SourceCode"/>
+              <w:spacing w:before="0" w:after="0" w:line="200" w:lineRule="auto"/>
+            </w:pPr>
+            <w:r>
+              <w:t xml:space="preserve">var fso = new ActiveXObject("Scripting.FileSystemObject");</w:t>
+            </w:r>
+          </w:p>
+          <w:p>
+            <w:pPr>
+              <w:pStyle w:val="SourceCode"/>
+              <w:spacing w:before="0" w:after="0" w:line="200" w:lineRule="auto"/>
+            </w:pPr>
+            <w:r>
+              <w:t xml:space="preserve">var folder = fso.GetFolder(fso.GetParentFolderName(WScript.ScriptFullName) + "\\src");</w:t>
+            </w:r>
+          </w:p>
+          <w:p>
+            <w:pPr>
+              <w:pStyle w:val="SourceCode"/>
+              <w:spacing w:before="0" w:after="0" w:line="200" w:lineRule="auto"/>
+            </w:pPr>
+            <w:r>
+              <w:t xml:space="preserve">var files = new Enumerator(folder.Files);</w:t>
+            </w:r>
+          </w:p>
+          <w:p>
+            <w:pPr>
+              <w:pStyle w:val="SourceCode"/>
+              <w:spacing w:before="0" w:after="0" w:line="200" w:lineRule="auto"/>
+            </w:pPr>
+            <w:r>
+              <w:t xml:space="preserve">var total = 0;</w:t>
+            </w:r>
+          </w:p>
+          <w:p>
+            <w:pPr>
+              <w:pStyle w:val="SourceCode"/>
+              <w:spacing w:before="0" w:after="0" w:line="200" w:lineRule="auto"/>
+            </w:pPr>
+          </w:p>
+          <w:p>
+            <w:pPr>
+              <w:pStyle w:val="SourceCode"/>
+              <w:spacing w:before="0" w:after="0" w:line="200" w:lineRule="auto"/>
+            </w:pPr>
+            <w:r>
+              <w:t xml:space="preserve">for (; !files.atEnd(); files.moveNext()) {</w:t>
+            </w:r>
+          </w:p>
+          <w:p>
+            <w:pPr>
+              <w:pStyle w:val="SourceCode"/>
+              <w:spacing w:before="0" w:after="0" w:line="200" w:lineRule="auto"/>
+            </w:pPr>
+            <w:r>
+              <w:t xml:space="preserve">    var file = files.item();</w:t>
+            </w:r>
+          </w:p>
+          <w:p>
+            <w:pPr>
+              <w:pStyle w:val="SourceCode"/>
+              <w:spacing w:before="0" w:after="0" w:line="200" w:lineRule="auto"/>
+            </w:pPr>
+            <w:r>
+              <w:t xml:space="preserve">    WScript.Echo(file.Name + " — " + file.Size + " байт");</w:t>
+            </w:r>
+          </w:p>
+          <w:p>
+            <w:pPr>
+              <w:pStyle w:val="SourceCode"/>
+              <w:spacing w:before="0" w:after="0" w:line="200" w:lineRule="auto"/>
+            </w:pPr>
+            <w:r>
+              <w:t xml:space="preserve">    total += file.Size;</w:t>
+            </w:r>
+          </w:p>
+          <w:p>
+            <w:pPr>
+              <w:pStyle w:val="SourceCode"/>
+              <w:spacing w:before="0" w:after="0" w:line="200" w:lineRule="auto"/>
+            </w:pPr>
+            <w:r>
+              <w:t xml:space="preserve">}</w:t>
+            </w:r>
+          </w:p>
+          <w:p>
+            <w:pPr>
+              <w:pStyle w:val="SourceCode"/>
+              <w:spacing w:before="0" w:after="0" w:line="200" w:lineRule="auto"/>
+            </w:pPr>
+            <w:r>
+              <w:t xml:space="preserve">WScript.Echo("Разом: " + total + " байт");</w:t>
+            </w:r>
+          </w:p>
+        </w:tc>
+      </w:tr>
+    </w:tbl>
+    <w:p>
+      <w:pPr>
+        <w:spacing w:before="0" w:after="0" w:line="120" w:lineRule="exact"/>
+        <w:rPr>
+          <w:sz w:val="4"/>
+          <w:szCs w:val="4"/>
+        </w:rPr>
+      </w:pPr>
     </w:p>
     <w:p>
       <w:pPr>
@@ -2249,41 +2829,90 @@
     </w:p>
     <w:p>
       <w:pPr>
-        <w:pStyle w:val="SourceCode"/>
-      </w:pPr>
-      <w:r>
-        <w:rPr>
-          <w:rStyle w:val="VerbatimChar"/>
-        </w:rPr>
-        <w:t xml:space="preserve">C:\...\LAB5&gt; cscript //nologo check.vbs missing.txt</w:t>
-      </w:r>
-      <w:r>
-        <w:br/>
-      </w:r>
-      <w:r>
-        <w:rPr>
-          <w:rStyle w:val="VerbatimChar"/>
-        </w:rPr>
-        <w:t xml:space="preserve">Помилка 53: File not found</w:t>
-      </w:r>
-      <w:r>
-        <w:br/>
-      </w:r>
-      <w:r>
-        <w:rPr>
-          <w:rStyle w:val="VerbatimChar"/>
-        </w:rPr>
-        <w:t xml:space="preserve">C:\...\LAB5&gt; echo %errorlevel%</w:t>
-      </w:r>
-      <w:r>
-        <w:br/>
-      </w:r>
-      <w:r>
-        <w:rPr>
-          <w:rStyle w:val="VerbatimChar"/>
-        </w:rPr>
-        <w:t xml:space="preserve">1</w:t>
-      </w:r>
+        <w:spacing w:before="0" w:after="0" w:line="120" w:lineRule="exact"/>
+        <w:rPr>
+          <w:sz w:val="4"/>
+          <w:szCs w:val="4"/>
+        </w:rPr>
+      </w:pPr>
+    </w:p>
+    <w:tbl>
+      <w:tblPr>
+        <w:tblStyle w:val="SourceCodeTable"/>
+        <w:tblW w:type="dxa" w:w="9637"/>
+        <w:tblInd w:w="0" w:type="dxa"/>
+        <w:tblBorders>
+          <w:top w:color="BFBFBF" w:space="0" w:sz="4" w:val="single"/>
+          <w:left w:color="BFBFBF" w:space="0" w:sz="4" w:val="single"/>
+          <w:bottom w:color="BFBFBF" w:space="0" w:sz="4" w:val="single"/>
+          <w:right w:color="BFBFBF" w:space="0" w:sz="4" w:val="single"/>
+        </w:tblBorders>
+        <w:shd w:color="auto" w:fill="F4F4F4" w:val="clear"/>
+        <w:tblLayout w:type="fixed"/>
+        <w:tblCellMar>
+          <w:top w:type="dxa" w:w="113"/>
+          <w:left w:type="dxa" w:w="113"/>
+          <w:bottom w:type="dxa" w:w="113"/>
+          <w:right w:type="dxa" w:w="113"/>
+        </w:tblCellMar>
+        <w:tblLook w:val="0000" w:firstRow="0" w:lastRow="0" w:firstColumn="0" w:lastColumn="0" w:noHBand="1" w:noVBand="1"/>
+      </w:tblPr>
+      <w:tblGrid>
+        <w:gridCol w:w="9637"/>
+      </w:tblGrid>
+      <w:tr>
+        <w:tc>
+          <w:tcPr>
+            <w:tcW w:type="dxa" w:w="9637"/>
+            <w:shd w:color="auto" w:fill="F4F4F4" w:val="clear"/>
+          </w:tcPr>
+          <w:p>
+            <w:pPr>
+              <w:pStyle w:val="SourceCode"/>
+              <w:spacing w:before="0" w:after="0" w:line="200" w:lineRule="auto"/>
+            </w:pPr>
+            <w:r>
+              <w:t xml:space="preserve">C:\...\LAB5&gt; cscript //nologo check.vbs missing.txt</w:t>
+            </w:r>
+          </w:p>
+          <w:p>
+            <w:pPr>
+              <w:pStyle w:val="SourceCode"/>
+              <w:spacing w:before="0" w:after="0" w:line="200" w:lineRule="auto"/>
+            </w:pPr>
+            <w:r>
+              <w:t xml:space="preserve">Помилка 53: File not found</w:t>
+            </w:r>
+          </w:p>
+          <w:p>
+            <w:pPr>
+              <w:pStyle w:val="SourceCode"/>
+              <w:spacing w:before="0" w:after="0" w:line="200" w:lineRule="auto"/>
+            </w:pPr>
+            <w:r>
+              <w:t xml:space="preserve">C:\...\LAB5&gt; echo %errorlevel%</w:t>
+            </w:r>
+          </w:p>
+          <w:p>
+            <w:pPr>
+              <w:pStyle w:val="SourceCode"/>
+              <w:spacing w:before="0" w:after="0" w:line="200" w:lineRule="auto"/>
+            </w:pPr>
+            <w:r>
+              <w:t xml:space="preserve">1</w:t>
+            </w:r>
+          </w:p>
+        </w:tc>
+      </w:tr>
+    </w:tbl>
+    <w:p>
+      <w:pPr>
+        <w:spacing w:before="0" w:after="0" w:line="120" w:lineRule="exact"/>
+        <w:rPr>
+          <w:sz w:val="4"/>
+          <w:szCs w:val="4"/>
+        </w:rPr>
+      </w:pPr>
     </w:p>
     <w:p>
       <w:pPr>
@@ -5402,15 +6031,8 @@
     <w:basedOn w:val="Normal"/>
     <w:qFormat/>
     <w:pPr>
-      <w:pBdr>
-        <w:top w:color="BFBFBF" w:space="4" w:sz="4" w:val="single"/>
-        <w:left w:color="BFBFBF" w:space="4" w:sz="4" w:val="single"/>
-        <w:bottom w:color="BFBFBF" w:space="4" w:sz="4" w:val="single"/>
-        <w:right w:color="BFBFBF" w:space="4" w:sz="4" w:val="single"/>
-      </w:pBdr>
-      <w:shd w:color="auto" w:fill="F4F4F4" w:val="clear"/>
-      <w:spacing w:after="120" w:before="120" w:line="200" w:lineRule="auto"/>
-      <w:ind w:firstLine="0" w:left="284" w:right="284"/>
+      <w:spacing w:after="0" w:before="0" w:line="200" w:lineRule="auto"/>
+      <w:ind w:hanging="340" w:left="340" w:right="0"/>
       <w:jc w:val="left"/>
     </w:pPr>
     <w:rPr>
@@ -5418,6 +6040,27 @@
       <w:sz w:val="18"/>
       <w:szCs w:val="18"/>
     </w:rPr>
+  </w:style>
+  <w:style w:customStyle="1" w:styleId="SourceCodeTable" w:type="table">
+    <w:name w:val="Source Code Table"/>
+    <w:basedOn w:val="TableNormal"/>
+    <w:qFormat/>
+    <w:tblPr>
+      <w:tblInd w:type="dxa" w:w="0"/>
+      <w:tblBorders>
+        <w:top w:color="BFBFBF" w:space="0" w:sz="4" w:val="single"/>
+        <w:left w:color="BFBFBF" w:space="0" w:sz="4" w:val="single"/>
+        <w:bottom w:color="BFBFBF" w:space="0" w:sz="4" w:val="single"/>
+        <w:right w:color="BFBFBF" w:space="0" w:sz="4" w:val="single"/>
+      </w:tblBorders>
+      <w:shd w:color="auto" w:fill="F4F4F4" w:val="clear"/>
+      <w:tblCellMar>
+        <w:top w:type="dxa" w:w="113"/>
+        <w:left w:type="dxa" w:w="113"/>
+        <w:bottom w:type="dxa" w:w="113"/>
+        <w:right w:type="dxa" w:w="113"/>
+      </w:tblCellMar>
+    </w:tblPr>
   </w:style>
   <w:style w:type="paragraph" w:customStyle="1" w:styleId="TableCaption">
     <w:name w:val="TableCaption"/>

--- a/public/labs/os/kmp-24/ЛР5_ОС_Сценарії_Windows_Script_Host.docx
+++ b/public/labs/os/kmp-24/ЛР5_ОС_Сценарії_Windows_Script_Host.docx
@@ -255,6 +255,39 @@
       </w:r>
       <w:r>
         <w:t xml:space="preserve">виконує та сама підсистема — різниця лише в синтаксисі.</w:t>
+      </w:r>
+    </w:p>
+    <w:p>
+      <w:pPr>
+        <w:pStyle w:val="BodyText"/>
+      </w:pPr>
+      <w:r>
+        <w:rPr>
+          <w:b/>
+          <w:bCs/>
+        </w:rPr>
+        <w:t xml:space="preserve">VBScript доживає свій вік.</w:t>
+      </w:r>
+      <w:r>
+        <w:t xml:space="preserve"> </w:t>
+      </w:r>
+      <w:r>
+        <w:t xml:space="preserve">2023 року Microsoft оголосила мову застарілою і прибирає її поетапно: у Windows 11 24H2 VBScript уже став «компонентом на вимогу», який поки що встановлено за замовчуванням; далі його вимкнуть за замовчуванням, а згодом видалять із системи зовсім. Головна причина — безпека: файли</w:t>
+      </w:r>
+      <w:r>
+        <w:t xml:space="preserve"> </w:t>
+      </w:r>
+      <w:r>
+        <w:rPr>
+          <w:rStyle w:val="VerbatimChar"/>
+        </w:rPr>
+        <w:t xml:space="preserve">.vbs</w:t>
+      </w:r>
+      <w:r>
+        <w:t xml:space="preserve"> </w:t>
+      </w:r>
+      <w:r>
+        <w:t xml:space="preserve">роками були одним із найпоширеніших способів доставити шкідливу програму. Навіщо тоді ця робота? У багатьох організаціях досі працюють тисячі сценаріїв WSH, і їх треба розуміти, підтримувати й переносити на PowerShell. А об’єктна модель COM, яку ви тут опануєте, лежить і під PowerShell, і під автоматизацією Office.</w:t>
       </w:r>
     </w:p>
     <w:p>
@@ -510,6 +543,51 @@
       </w:r>
       <w:r>
         <w:t xml:space="preserve">, бо вивід не доводиться закривати клацанням.</w:t>
+      </w:r>
+    </w:p>
+    <w:p>
+      <w:pPr>
+        <w:pStyle w:val="BodyText"/>
+      </w:pPr>
+      <w:r>
+        <w:rPr>
+          <w:b/>
+          <w:bCs/>
+        </w:rPr>
+        <w:t xml:space="preserve">Кодування файлу сценарію.</w:t>
+      </w:r>
+      <w:r>
+        <w:t xml:space="preserve"> </w:t>
+      </w:r>
+      <w:r>
+        <w:t xml:space="preserve">WSH читає сценарії лише у двох кодуваннях: ANSI — однобайтовому кодуванні мови системи — та UTF-16 LE, яке Блокнот називає «Юнікод». UTF-8, у якому Блокнот зберігає файли за замовчуванням, WSH не розуміє: українські рядки в лапках перетворяться на набір символів на кшталт</w:t>
+      </w:r>
+      <w:r>
+        <w:t xml:space="preserve"> </w:t>
+      </w:r>
+      <w:r>
+        <w:rPr>
+          <w:rStyle w:val="VerbatimChar"/>
+        </w:rPr>
+        <w:t xml:space="preserve">РџСЂРёРІС–С‚</w:t>
+      </w:r>
+      <w:r>
+        <w:t xml:space="preserve">. Тому під час збереження</w:t>
+      </w:r>
+      <w:r>
+        <w:t xml:space="preserve"> </w:t>
+      </w:r>
+      <w:r>
+        <w:rPr>
+          <w:rStyle w:val="VerbatimChar"/>
+        </w:rPr>
+        <w:t xml:space="preserve">.vbs</w:t>
+      </w:r>
+      <w:r>
+        <w:t xml:space="preserve"> </w:t>
+      </w:r>
+      <w:r>
+        <w:t xml:space="preserve">у діалозі «Зберегти як» оберіть кодування ANSI (на системі з українською мовою) або «UTF-16 LE».</w:t>
       </w:r>
     </w:p>
     <w:bookmarkEnd w:id="9"/>
@@ -1087,6 +1165,39 @@
               <w:spacing w:before="0" w:after="0" w:line="200" w:lineRule="auto"/>
             </w:pPr>
             <w:r>
+              <w:t xml:space="preserve">' Усі шляхи — відносно каталогу, де лежить сам сценарій (LAB5)</w:t>
+            </w:r>
+          </w:p>
+          <w:p>
+            <w:pPr>
+              <w:pStyle w:val="SourceCode"/>
+              <w:spacing w:before="0" w:after="0" w:line="200" w:lineRule="auto"/>
+            </w:pPr>
+            <w:r>
+              <w:t xml:space="preserve">Dim base</w:t>
+            </w:r>
+          </w:p>
+          <w:p>
+            <w:pPr>
+              <w:pStyle w:val="SourceCode"/>
+              <w:spacing w:before="0" w:after="0" w:line="200" w:lineRule="auto"/>
+            </w:pPr>
+            <w:r>
+              <w:t xml:space="preserve">base = fso.GetParentFolderName(WScript.ScriptFullName)</w:t>
+            </w:r>
+          </w:p>
+          <w:p>
+            <w:pPr>
+              <w:pStyle w:val="SourceCode"/>
+              <w:spacing w:before="0" w:after="0" w:line="200" w:lineRule="auto"/>
+            </w:pPr>
+          </w:p>
+          <w:p>
+            <w:pPr>
+              <w:pStyle w:val="SourceCode"/>
+              <w:spacing w:before="0" w:after="0" w:line="200" w:lineRule="auto"/>
+            </w:pPr>
+            <w:r>
               <w:t xml:space="preserve">' Створення структури</w:t>
             </w:r>
           </w:p>
@@ -1096,16 +1207,16 @@
               <w:spacing w:before="0" w:after="0" w:line="200" w:lineRule="auto"/>
             </w:pPr>
             <w:r>
-              <w:t xml:space="preserve">If Not fso.FolderExists("C:\LAB5\out") Then</w:t>
-            </w:r>
-          </w:p>
-          <w:p>
-            <w:pPr>
-              <w:pStyle w:val="SourceCode"/>
-              <w:spacing w:before="0" w:after="0" w:line="200" w:lineRule="auto"/>
-            </w:pPr>
-            <w:r>
-              <w:t xml:space="preserve">    fso.CreateFolder "C:\LAB5\out"</w:t>
+              <w:t xml:space="preserve">If Not fso.FolderExists(base &amp; "\out") Then</w:t>
+            </w:r>
+          </w:p>
+          <w:p>
+            <w:pPr>
+              <w:pStyle w:val="SourceCode"/>
+              <w:spacing w:before="0" w:after="0" w:line="200" w:lineRule="auto"/>
+            </w:pPr>
+            <w:r>
+              <w:t xml:space="preserve">    fso.CreateFolder base &amp; "\out"</w:t>
             </w:r>
           </w:p>
           <w:p>
@@ -1138,7 +1249,7 @@
               <w:spacing w:before="0" w:after="0" w:line="200" w:lineRule="auto"/>
             </w:pPr>
             <w:r>
-              <w:t xml:space="preserve">Set stream = fso.CreateTextFile("C:\LAB5\out\report.txt", True, True)</w:t>
+              <w:t xml:space="preserve">Set stream = fso.CreateTextFile(base &amp; "\out\report.txt", True, True)</w:t>
             </w:r>
           </w:p>
           <w:p>
@@ -1180,7 +1291,7 @@
               <w:spacing w:before="0" w:after="0" w:line="200" w:lineRule="auto"/>
             </w:pPr>
             <w:r>
-              <w:t xml:space="preserve">Set folder = fso.GetFolder("C:\LAB5\src")</w:t>
+              <w:t xml:space="preserve">Set folder = fso.GetFolder(base &amp; "\src")</w:t>
             </w:r>
           </w:p>
           <w:p>
@@ -1251,7 +1362,7 @@
         <w:t xml:space="preserve"> </w:t>
       </w:r>
       <w:r>
-        <w:t xml:space="preserve">вмикає запис у Unicode — без нього українські літери у файлі перетворяться на знаки питання. Колекція</w:t>
+        <w:t xml:space="preserve">вмикає запис у Unicode (UTF-16). Без нього файл пишеться в кодуванні ANSI, і на комп’ютері з іншою мовою системи українські літери перетворяться на знаки питання. Колекція</w:t>
       </w:r>
       <w:r>
         <w:t xml:space="preserve"> </w:t>
@@ -1453,7 +1564,7 @@
               <w:spacing w:before="0" w:after="0" w:line="200" w:lineRule="auto"/>
             </w:pPr>
             <w:r>
-              <w:t xml:space="preserve">link.TargetPath = "C:\LAB5"</w:t>
+              <w:t xml:space="preserve">link.TargetPath = shell.SpecialFolders("Desktop") &amp; "\LAB5"</w:t>
             </w:r>
           </w:p>
           <w:p>
@@ -1907,7 +2018,7 @@
               <w:spacing w:before="0" w:after="0" w:line="200" w:lineRule="auto"/>
             </w:pPr>
             <w:r>
-              <w:t xml:space="preserve">Set stream = fso.OpenTextFile("C:\LAB5\missing.txt", 1)</w:t>
+              <w:t xml:space="preserve">Set stream = fso.OpenTextFile(base &amp; "\missing.txt", 1)</w:t>
             </w:r>
           </w:p>
           <w:p>
